--- a/doc/Development Manual.docx
+++ b/doc/Development Manual.docx
@@ -1,6 +1,6 @@
 
 <file path=word/document.xml><?xml version="1.0" encoding="utf-8"?>
-<w:document xmlns:wpc="http://schemas.microsoft.com/office/word/2010/wordprocessingCanvas" xmlns:cx="http://schemas.microsoft.com/office/drawing/2014/chartex" xmlns:cx1="http://schemas.microsoft.com/office/drawing/2015/9/8/chartex" xmlns:cx2="http://schemas.microsoft.com/office/drawing/2015/10/21/chartex" xmlns:cx3="http://schemas.microsoft.com/office/drawing/2016/5/9/chartex" xmlns:cx4="http://schemas.microsoft.com/office/drawing/2016/5/10/chartex" xmlns:cx5="http://schemas.microsoft.com/office/drawing/2016/5/11/chartex" xmlns:cx6="http://schemas.microsoft.com/office/drawing/2016/5/12/chartex" xmlns:cx7="http://schemas.microsoft.com/office/drawing/2016/5/13/chartex" xmlns:cx8="http://schemas.microsoft.com/office/drawing/2016/5/14/chartex" xmlns:mc="http://schemas.openxmlformats.org/markup-compatibility/2006" xmlns:aink="http://schemas.microsoft.com/office/drawing/2016/ink" xmlns:am3d="http://schemas.microsoft.com/office/drawing/2017/model3d" xmlns:o="urn:schemas-microsoft-com:office:office" xmlns:oel="http://schemas.microsoft.com/office/2019/extlst" xmlns:r="http://schemas.openxmlformats.org/officeDocument/2006/relationships" xmlns:m="http://schemas.openxmlformats.org/officeDocument/2006/math" xmlns:v="urn:schemas-microsoft-com:vml" xmlns:wp14="http://schemas.microsoft.com/office/word/2010/wordprocessingDrawing" xmlns:wp="http://schemas.openxmlformats.org/drawingml/2006/wordprocessingDrawing" xmlns:w10="urn:schemas-microsoft-com:office:word" xmlns:w="http://schemas.openxmlformats.org/wordprocessingml/2006/main" xmlns:w14="http://schemas.microsoft.com/office/word/2010/wordml" xmlns:w15="http://schemas.microsoft.com/office/word/2012/wordml" xmlns:w16cex="http://schemas.microsoft.com/office/word/2018/wordml/cex" xmlns:w16cid="http://schemas.microsoft.com/office/word/2016/wordml/cid" xmlns:w16="http://schemas.microsoft.com/office/word/2018/wordml" xmlns:w16du="http://schemas.microsoft.com/office/word/2023/wordml/word16du" xmlns:w16sdtdh="http://schemas.microsoft.com/office/word/2020/wordml/sdtdatahash" xmlns:w16se="http://schemas.microsoft.com/office/word/2015/wordml/symex" xmlns:wpg="http://schemas.microsoft.com/office/word/2010/wordprocessingGroup" xmlns:wpi="http://schemas.microsoft.com/office/word/2010/wordprocessingInk" xmlns:wne="http://schemas.microsoft.com/office/word/2006/wordml" xmlns:wps="http://schemas.microsoft.com/office/word/2010/wordprocessingShape" mc:Ignorable="w14 w15 w16se w16cid w16 w16cex w16sdtdh w16du wp14">
+<w:document xmlns:wpc="http://schemas.microsoft.com/office/word/2010/wordprocessingCanvas" xmlns:cx="http://schemas.microsoft.com/office/drawing/2014/chartex" xmlns:cx1="http://schemas.microsoft.com/office/drawing/2015/9/8/chartex" xmlns:cx2="http://schemas.microsoft.com/office/drawing/2015/10/21/chartex" xmlns:cx3="http://schemas.microsoft.com/office/drawing/2016/5/9/chartex" xmlns:cx4="http://schemas.microsoft.com/office/drawing/2016/5/10/chartex" xmlns:cx5="http://schemas.microsoft.com/office/drawing/2016/5/11/chartex" xmlns:cx6="http://schemas.microsoft.com/office/drawing/2016/5/12/chartex" xmlns:cx7="http://schemas.microsoft.com/office/drawing/2016/5/13/chartex" xmlns:cx8="http://schemas.microsoft.com/office/drawing/2016/5/14/chartex" xmlns:mc="http://schemas.openxmlformats.org/markup-compatibility/2006" xmlns:aink="http://schemas.microsoft.com/office/drawing/2016/ink" xmlns:am3d="http://schemas.microsoft.com/office/drawing/2017/model3d" xmlns:o="urn:schemas-microsoft-com:office:office" xmlns:oel="http://schemas.microsoft.com/office/2019/extlst" xmlns:r="http://schemas.openxmlformats.org/officeDocument/2006/relationships" xmlns:m="http://schemas.openxmlformats.org/officeDocument/2006/math" xmlns:v="urn:schemas-microsoft-com:vml" xmlns:wp14="http://schemas.microsoft.com/office/word/2010/wordprocessingDrawing" xmlns:wp="http://schemas.openxmlformats.org/drawingml/2006/wordprocessingDrawing" xmlns:w10="urn:schemas-microsoft-com:office:word" xmlns:w="http://schemas.openxmlformats.org/wordprocessingml/2006/main" xmlns:w14="http://schemas.microsoft.com/office/word/2010/wordml" xmlns:w15="http://schemas.microsoft.com/office/word/2012/wordml" xmlns:w16cex="http://schemas.microsoft.com/office/word/2018/wordml/cex" xmlns:w16cid="http://schemas.microsoft.com/office/word/2016/wordml/cid" xmlns:w16="http://schemas.microsoft.com/office/word/2018/wordml" xmlns:w16du="http://schemas.microsoft.com/office/word/2023/wordml/word16du" xmlns:w16sdtdh="http://schemas.microsoft.com/office/word/2020/wordml/sdtdatahash" xmlns:w16sdtfl="http://schemas.microsoft.com/office/word/2024/wordml/sdtformatlock" xmlns:w16se="http://schemas.microsoft.com/office/word/2015/wordml/symex" xmlns:wpg="http://schemas.microsoft.com/office/word/2010/wordprocessingGroup" xmlns:wpi="http://schemas.microsoft.com/office/word/2010/wordprocessingInk" xmlns:wne="http://schemas.microsoft.com/office/word/2006/wordml" xmlns:wps="http://schemas.microsoft.com/office/word/2010/wordprocessingShape" mc:Ignorable="w14 w15 w16se w16cid w16 w16cex w16sdtdh w16sdtfl w16du wp14">
   <w:body>
     <w:p>
       <w:pPr>
@@ -156,7 +156,7 @@
         <w:rPr>
           <w:u w:val="single"/>
         </w:rPr>
-        <w:t>2</w:t>
+        <w:t>3</w:t>
       </w:r>
       <w:r>
         <w:rPr>
@@ -2096,7 +2096,7 @@
 </file>
 
 <file path=word/endnotes.xml><?xml version="1.0" encoding="utf-8"?>
-<w:endnotes xmlns:wpc="http://schemas.microsoft.com/office/word/2010/wordprocessingCanvas" xmlns:cx="http://schemas.microsoft.com/office/drawing/2014/chartex" xmlns:cx1="http://schemas.microsoft.com/office/drawing/2015/9/8/chartex" xmlns:cx2="http://schemas.microsoft.com/office/drawing/2015/10/21/chartex" xmlns:cx3="http://schemas.microsoft.com/office/drawing/2016/5/9/chartex" xmlns:cx4="http://schemas.microsoft.com/office/drawing/2016/5/10/chartex" xmlns:cx5="http://schemas.microsoft.com/office/drawing/2016/5/11/chartex" xmlns:cx6="http://schemas.microsoft.com/office/drawing/2016/5/12/chartex" xmlns:cx7="http://schemas.microsoft.com/office/drawing/2016/5/13/chartex" xmlns:cx8="http://schemas.microsoft.com/office/drawing/2016/5/14/chartex" xmlns:mc="http://schemas.openxmlformats.org/markup-compatibility/2006" xmlns:aink="http://schemas.microsoft.com/office/drawing/2016/ink" xmlns:am3d="http://schemas.microsoft.com/office/drawing/2017/model3d" xmlns:o="urn:schemas-microsoft-com:office:office" xmlns:oel="http://schemas.microsoft.com/office/2019/extlst" xmlns:r="http://schemas.openxmlformats.org/officeDocument/2006/relationships" xmlns:m="http://schemas.openxmlformats.org/officeDocument/2006/math" xmlns:v="urn:schemas-microsoft-com:vml" xmlns:wp14="http://schemas.microsoft.com/office/word/2010/wordprocessingDrawing" xmlns:wp="http://schemas.openxmlformats.org/drawingml/2006/wordprocessingDrawing" xmlns:w10="urn:schemas-microsoft-com:office:word" xmlns:w="http://schemas.openxmlformats.org/wordprocessingml/2006/main" xmlns:w14="http://schemas.microsoft.com/office/word/2010/wordml" xmlns:w15="http://schemas.microsoft.com/office/word/2012/wordml" xmlns:w16cex="http://schemas.microsoft.com/office/word/2018/wordml/cex" xmlns:w16cid="http://schemas.microsoft.com/office/word/2016/wordml/cid" xmlns:w16="http://schemas.microsoft.com/office/word/2018/wordml" xmlns:w16du="http://schemas.microsoft.com/office/word/2023/wordml/word16du" xmlns:w16sdtdh="http://schemas.microsoft.com/office/word/2020/wordml/sdtdatahash" xmlns:w16se="http://schemas.microsoft.com/office/word/2015/wordml/symex" xmlns:wpg="http://schemas.microsoft.com/office/word/2010/wordprocessingGroup" xmlns:wpi="http://schemas.microsoft.com/office/word/2010/wordprocessingInk" xmlns:wne="http://schemas.microsoft.com/office/word/2006/wordml" xmlns:wps="http://schemas.microsoft.com/office/word/2010/wordprocessingShape" mc:Ignorable="w14 w15 w16se w16cid w16 w16cex w16sdtdh w16du wp14">
+<w:endnotes xmlns:wpc="http://schemas.microsoft.com/office/word/2010/wordprocessingCanvas" xmlns:cx="http://schemas.microsoft.com/office/drawing/2014/chartex" xmlns:cx1="http://schemas.microsoft.com/office/drawing/2015/9/8/chartex" xmlns:cx2="http://schemas.microsoft.com/office/drawing/2015/10/21/chartex" xmlns:cx3="http://schemas.microsoft.com/office/drawing/2016/5/9/chartex" xmlns:cx4="http://schemas.microsoft.com/office/drawing/2016/5/10/chartex" xmlns:cx5="http://schemas.microsoft.com/office/drawing/2016/5/11/chartex" xmlns:cx6="http://schemas.microsoft.com/office/drawing/2016/5/12/chartex" xmlns:cx7="http://schemas.microsoft.com/office/drawing/2016/5/13/chartex" xmlns:cx8="http://schemas.microsoft.com/office/drawing/2016/5/14/chartex" xmlns:mc="http://schemas.openxmlformats.org/markup-compatibility/2006" xmlns:aink="http://schemas.microsoft.com/office/drawing/2016/ink" xmlns:am3d="http://schemas.microsoft.com/office/drawing/2017/model3d" xmlns:o="urn:schemas-microsoft-com:office:office" xmlns:oel="http://schemas.microsoft.com/office/2019/extlst" xmlns:r="http://schemas.openxmlformats.org/officeDocument/2006/relationships" xmlns:m="http://schemas.openxmlformats.org/officeDocument/2006/math" xmlns:v="urn:schemas-microsoft-com:vml" xmlns:wp14="http://schemas.microsoft.com/office/word/2010/wordprocessingDrawing" xmlns:wp="http://schemas.openxmlformats.org/drawingml/2006/wordprocessingDrawing" xmlns:w10="urn:schemas-microsoft-com:office:word" xmlns:w="http://schemas.openxmlformats.org/wordprocessingml/2006/main" xmlns:w14="http://schemas.microsoft.com/office/word/2010/wordml" xmlns:w15="http://schemas.microsoft.com/office/word/2012/wordml" xmlns:w16cex="http://schemas.microsoft.com/office/word/2018/wordml/cex" xmlns:w16cid="http://schemas.microsoft.com/office/word/2016/wordml/cid" xmlns:w16="http://schemas.microsoft.com/office/word/2018/wordml" xmlns:w16du="http://schemas.microsoft.com/office/word/2023/wordml/word16du" xmlns:w16sdtdh="http://schemas.microsoft.com/office/word/2020/wordml/sdtdatahash" xmlns:w16sdtfl="http://schemas.microsoft.com/office/word/2024/wordml/sdtformatlock" xmlns:w16se="http://schemas.microsoft.com/office/word/2015/wordml/symex" xmlns:wpg="http://schemas.microsoft.com/office/word/2010/wordprocessingGroup" xmlns:wpi="http://schemas.microsoft.com/office/word/2010/wordprocessingInk" xmlns:wne="http://schemas.microsoft.com/office/word/2006/wordml" xmlns:wps="http://schemas.microsoft.com/office/word/2010/wordprocessingShape" mc:Ignorable="w14 w15 w16se w16cid w16 w16cex w16sdtdh w16sdtfl w16du wp14">
   <w:endnote w:type="separator" w:id="-1">
     <w:p>
       <w:pPr>
@@ -2121,7 +2121,7 @@
 </file>
 
 <file path=word/footer1.xml><?xml version="1.0" encoding="utf-8"?>
-<w:ftr xmlns:wpc="http://schemas.microsoft.com/office/word/2010/wordprocessingCanvas" xmlns:cx="http://schemas.microsoft.com/office/drawing/2014/chartex" xmlns:cx1="http://schemas.microsoft.com/office/drawing/2015/9/8/chartex" xmlns:cx2="http://schemas.microsoft.com/office/drawing/2015/10/21/chartex" xmlns:cx3="http://schemas.microsoft.com/office/drawing/2016/5/9/chartex" xmlns:cx4="http://schemas.microsoft.com/office/drawing/2016/5/10/chartex" xmlns:cx5="http://schemas.microsoft.com/office/drawing/2016/5/11/chartex" xmlns:cx6="http://schemas.microsoft.com/office/drawing/2016/5/12/chartex" xmlns:cx7="http://schemas.microsoft.com/office/drawing/2016/5/13/chartex" xmlns:cx8="http://schemas.microsoft.com/office/drawing/2016/5/14/chartex" xmlns:mc="http://schemas.openxmlformats.org/markup-compatibility/2006" xmlns:aink="http://schemas.microsoft.com/office/drawing/2016/ink" xmlns:am3d="http://schemas.microsoft.com/office/drawing/2017/model3d" xmlns:o="urn:schemas-microsoft-com:office:office" xmlns:oel="http://schemas.microsoft.com/office/2019/extlst" xmlns:r="http://schemas.openxmlformats.org/officeDocument/2006/relationships" xmlns:m="http://schemas.openxmlformats.org/officeDocument/2006/math" xmlns:v="urn:schemas-microsoft-com:vml" xmlns:wp14="http://schemas.microsoft.com/office/word/2010/wordprocessingDrawing" xmlns:wp="http://schemas.openxmlformats.org/drawingml/2006/wordprocessingDrawing" xmlns:w10="urn:schemas-microsoft-com:office:word" xmlns:w="http://schemas.openxmlformats.org/wordprocessingml/2006/main" xmlns:w14="http://schemas.microsoft.com/office/word/2010/wordml" xmlns:w15="http://schemas.microsoft.com/office/word/2012/wordml" xmlns:w16cex="http://schemas.microsoft.com/office/word/2018/wordml/cex" xmlns:w16cid="http://schemas.microsoft.com/office/word/2016/wordml/cid" xmlns:w16="http://schemas.microsoft.com/office/word/2018/wordml" xmlns:w16du="http://schemas.microsoft.com/office/word/2023/wordml/word16du" xmlns:w16sdtdh="http://schemas.microsoft.com/office/word/2020/wordml/sdtdatahash" xmlns:w16se="http://schemas.microsoft.com/office/word/2015/wordml/symex" xmlns:wpg="http://schemas.microsoft.com/office/word/2010/wordprocessingGroup" xmlns:wpi="http://schemas.microsoft.com/office/word/2010/wordprocessingInk" xmlns:wne="http://schemas.microsoft.com/office/word/2006/wordml" xmlns:wps="http://schemas.microsoft.com/office/word/2010/wordprocessingShape" mc:Ignorable="w14 w15 w16se w16cid w16 w16cex w16sdtdh w16du wp14">
+<w:ftr xmlns:wpc="http://schemas.microsoft.com/office/word/2010/wordprocessingCanvas" xmlns:cx="http://schemas.microsoft.com/office/drawing/2014/chartex" xmlns:cx1="http://schemas.microsoft.com/office/drawing/2015/9/8/chartex" xmlns:cx2="http://schemas.microsoft.com/office/drawing/2015/10/21/chartex" xmlns:cx3="http://schemas.microsoft.com/office/drawing/2016/5/9/chartex" xmlns:cx4="http://schemas.microsoft.com/office/drawing/2016/5/10/chartex" xmlns:cx5="http://schemas.microsoft.com/office/drawing/2016/5/11/chartex" xmlns:cx6="http://schemas.microsoft.com/office/drawing/2016/5/12/chartex" xmlns:cx7="http://schemas.microsoft.com/office/drawing/2016/5/13/chartex" xmlns:cx8="http://schemas.microsoft.com/office/drawing/2016/5/14/chartex" xmlns:mc="http://schemas.openxmlformats.org/markup-compatibility/2006" xmlns:aink="http://schemas.microsoft.com/office/drawing/2016/ink" xmlns:am3d="http://schemas.microsoft.com/office/drawing/2017/model3d" xmlns:o="urn:schemas-microsoft-com:office:office" xmlns:oel="http://schemas.microsoft.com/office/2019/extlst" xmlns:r="http://schemas.openxmlformats.org/officeDocument/2006/relationships" xmlns:m="http://schemas.openxmlformats.org/officeDocument/2006/math" xmlns:v="urn:schemas-microsoft-com:vml" xmlns:wp14="http://schemas.microsoft.com/office/word/2010/wordprocessingDrawing" xmlns:wp="http://schemas.openxmlformats.org/drawingml/2006/wordprocessingDrawing" xmlns:w10="urn:schemas-microsoft-com:office:word" xmlns:w="http://schemas.openxmlformats.org/wordprocessingml/2006/main" xmlns:w14="http://schemas.microsoft.com/office/word/2010/wordml" xmlns:w15="http://schemas.microsoft.com/office/word/2012/wordml" xmlns:w16cex="http://schemas.microsoft.com/office/word/2018/wordml/cex" xmlns:w16cid="http://schemas.microsoft.com/office/word/2016/wordml/cid" xmlns:w16="http://schemas.microsoft.com/office/word/2018/wordml" xmlns:w16du="http://schemas.microsoft.com/office/word/2023/wordml/word16du" xmlns:w16sdtdh="http://schemas.microsoft.com/office/word/2020/wordml/sdtdatahash" xmlns:w16sdtfl="http://schemas.microsoft.com/office/word/2024/wordml/sdtformatlock" xmlns:w16se="http://schemas.microsoft.com/office/word/2015/wordml/symex" xmlns:wpg="http://schemas.microsoft.com/office/word/2010/wordprocessingGroup" xmlns:wpi="http://schemas.microsoft.com/office/word/2010/wordprocessingInk" xmlns:wne="http://schemas.microsoft.com/office/word/2006/wordml" xmlns:wps="http://schemas.microsoft.com/office/word/2010/wordprocessingShape" mc:Ignorable="w14 w15 w16se w16cid w16 w16cex w16sdtdh w16sdtfl w16du wp14">
   <w:p>
     <w:pPr>
       <w:pStyle w:val="Voettekst"/>
@@ -2131,7 +2131,7 @@
 </file>
 
 <file path=word/footer2.xml><?xml version="1.0" encoding="utf-8"?>
-<w:ftr xmlns:wpc="http://schemas.microsoft.com/office/word/2010/wordprocessingCanvas" xmlns:cx="http://schemas.microsoft.com/office/drawing/2014/chartex" xmlns:cx1="http://schemas.microsoft.com/office/drawing/2015/9/8/chartex" xmlns:cx2="http://schemas.microsoft.com/office/drawing/2015/10/21/chartex" xmlns:cx3="http://schemas.microsoft.com/office/drawing/2016/5/9/chartex" xmlns:cx4="http://schemas.microsoft.com/office/drawing/2016/5/10/chartex" xmlns:cx5="http://schemas.microsoft.com/office/drawing/2016/5/11/chartex" xmlns:cx6="http://schemas.microsoft.com/office/drawing/2016/5/12/chartex" xmlns:cx7="http://schemas.microsoft.com/office/drawing/2016/5/13/chartex" xmlns:cx8="http://schemas.microsoft.com/office/drawing/2016/5/14/chartex" xmlns:mc="http://schemas.openxmlformats.org/markup-compatibility/2006" xmlns:aink="http://schemas.microsoft.com/office/drawing/2016/ink" xmlns:am3d="http://schemas.microsoft.com/office/drawing/2017/model3d" xmlns:o="urn:schemas-microsoft-com:office:office" xmlns:oel="http://schemas.microsoft.com/office/2019/extlst" xmlns:r="http://schemas.openxmlformats.org/officeDocument/2006/relationships" xmlns:m="http://schemas.openxmlformats.org/officeDocument/2006/math" xmlns:v="urn:schemas-microsoft-com:vml" xmlns:wp14="http://schemas.microsoft.com/office/word/2010/wordprocessingDrawing" xmlns:wp="http://schemas.openxmlformats.org/drawingml/2006/wordprocessingDrawing" xmlns:w10="urn:schemas-microsoft-com:office:word" xmlns:w="http://schemas.openxmlformats.org/wordprocessingml/2006/main" xmlns:w14="http://schemas.microsoft.com/office/word/2010/wordml" xmlns:w15="http://schemas.microsoft.com/office/word/2012/wordml" xmlns:w16cex="http://schemas.microsoft.com/office/word/2018/wordml/cex" xmlns:w16cid="http://schemas.microsoft.com/office/word/2016/wordml/cid" xmlns:w16="http://schemas.microsoft.com/office/word/2018/wordml" xmlns:w16du="http://schemas.microsoft.com/office/word/2023/wordml/word16du" xmlns:w16sdtdh="http://schemas.microsoft.com/office/word/2020/wordml/sdtdatahash" xmlns:w16se="http://schemas.microsoft.com/office/word/2015/wordml/symex" xmlns:wpg="http://schemas.microsoft.com/office/word/2010/wordprocessingGroup" xmlns:wpi="http://schemas.microsoft.com/office/word/2010/wordprocessingInk" xmlns:wne="http://schemas.microsoft.com/office/word/2006/wordml" xmlns:wps="http://schemas.microsoft.com/office/word/2010/wordprocessingShape" mc:Ignorable="w14 w15 w16se w16cid w16 w16cex w16sdtdh w16du wp14">
+<w:ftr xmlns:wpc="http://schemas.microsoft.com/office/word/2010/wordprocessingCanvas" xmlns:cx="http://schemas.microsoft.com/office/drawing/2014/chartex" xmlns:cx1="http://schemas.microsoft.com/office/drawing/2015/9/8/chartex" xmlns:cx2="http://schemas.microsoft.com/office/drawing/2015/10/21/chartex" xmlns:cx3="http://schemas.microsoft.com/office/drawing/2016/5/9/chartex" xmlns:cx4="http://schemas.microsoft.com/office/drawing/2016/5/10/chartex" xmlns:cx5="http://schemas.microsoft.com/office/drawing/2016/5/11/chartex" xmlns:cx6="http://schemas.microsoft.com/office/drawing/2016/5/12/chartex" xmlns:cx7="http://schemas.microsoft.com/office/drawing/2016/5/13/chartex" xmlns:cx8="http://schemas.microsoft.com/office/drawing/2016/5/14/chartex" xmlns:mc="http://schemas.openxmlformats.org/markup-compatibility/2006" xmlns:aink="http://schemas.microsoft.com/office/drawing/2016/ink" xmlns:am3d="http://schemas.microsoft.com/office/drawing/2017/model3d" xmlns:o="urn:schemas-microsoft-com:office:office" xmlns:oel="http://schemas.microsoft.com/office/2019/extlst" xmlns:r="http://schemas.openxmlformats.org/officeDocument/2006/relationships" xmlns:m="http://schemas.openxmlformats.org/officeDocument/2006/math" xmlns:v="urn:schemas-microsoft-com:vml" xmlns:wp14="http://schemas.microsoft.com/office/word/2010/wordprocessingDrawing" xmlns:wp="http://schemas.openxmlformats.org/drawingml/2006/wordprocessingDrawing" xmlns:w10="urn:schemas-microsoft-com:office:word" xmlns:w="http://schemas.openxmlformats.org/wordprocessingml/2006/main" xmlns:w14="http://schemas.microsoft.com/office/word/2010/wordml" xmlns:w15="http://schemas.microsoft.com/office/word/2012/wordml" xmlns:w16cex="http://schemas.microsoft.com/office/word/2018/wordml/cex" xmlns:w16cid="http://schemas.microsoft.com/office/word/2016/wordml/cid" xmlns:w16="http://schemas.microsoft.com/office/word/2018/wordml" xmlns:w16du="http://schemas.microsoft.com/office/word/2023/wordml/word16du" xmlns:w16sdtdh="http://schemas.microsoft.com/office/word/2020/wordml/sdtdatahash" xmlns:w16sdtfl="http://schemas.microsoft.com/office/word/2024/wordml/sdtformatlock" xmlns:w16se="http://schemas.microsoft.com/office/word/2015/wordml/symex" xmlns:wpg="http://schemas.microsoft.com/office/word/2010/wordprocessingGroup" xmlns:wpi="http://schemas.microsoft.com/office/word/2010/wordprocessingInk" xmlns:wne="http://schemas.microsoft.com/office/word/2006/wordml" xmlns:wps="http://schemas.microsoft.com/office/word/2010/wordprocessingShape" mc:Ignorable="w14 w15 w16se w16cid w16 w16cex w16sdtdh w16sdtfl w16du wp14">
   <w:p>
     <w:pPr>
       <w:tabs>
@@ -2209,7 +2209,7 @@
         <w:szCs w:val="14"/>
         <w:lang w:eastAsia="nl-NL"/>
       </w:rPr>
-      <w:t>4</w:t>
+      <w:t>5</w:t>
     </w:r>
     <w:r>
       <w:rPr>
@@ -2330,7 +2330,7 @@
         <w:szCs w:val="14"/>
         <w:lang w:eastAsia="nl-NL"/>
       </w:rPr>
-      <w:t>1</w:t>
+      <w:t>2</w:t>
     </w:r>
   </w:p>
   <w:p>
@@ -2416,7 +2416,7 @@
 </file>
 
 <file path=word/footer3.xml><?xml version="1.0" encoding="utf-8"?>
-<w:ftr xmlns:wpc="http://schemas.microsoft.com/office/word/2010/wordprocessingCanvas" xmlns:cx="http://schemas.microsoft.com/office/drawing/2014/chartex" xmlns:cx1="http://schemas.microsoft.com/office/drawing/2015/9/8/chartex" xmlns:cx2="http://schemas.microsoft.com/office/drawing/2015/10/21/chartex" xmlns:cx3="http://schemas.microsoft.com/office/drawing/2016/5/9/chartex" xmlns:cx4="http://schemas.microsoft.com/office/drawing/2016/5/10/chartex" xmlns:cx5="http://schemas.microsoft.com/office/drawing/2016/5/11/chartex" xmlns:cx6="http://schemas.microsoft.com/office/drawing/2016/5/12/chartex" xmlns:cx7="http://schemas.microsoft.com/office/drawing/2016/5/13/chartex" xmlns:cx8="http://schemas.microsoft.com/office/drawing/2016/5/14/chartex" xmlns:mc="http://schemas.openxmlformats.org/markup-compatibility/2006" xmlns:aink="http://schemas.microsoft.com/office/drawing/2016/ink" xmlns:am3d="http://schemas.microsoft.com/office/drawing/2017/model3d" xmlns:o="urn:schemas-microsoft-com:office:office" xmlns:oel="http://schemas.microsoft.com/office/2019/extlst" xmlns:r="http://schemas.openxmlformats.org/officeDocument/2006/relationships" xmlns:m="http://schemas.openxmlformats.org/officeDocument/2006/math" xmlns:v="urn:schemas-microsoft-com:vml" xmlns:wp14="http://schemas.microsoft.com/office/word/2010/wordprocessingDrawing" xmlns:wp="http://schemas.openxmlformats.org/drawingml/2006/wordprocessingDrawing" xmlns:w10="urn:schemas-microsoft-com:office:word" xmlns:w="http://schemas.openxmlformats.org/wordprocessingml/2006/main" xmlns:w14="http://schemas.microsoft.com/office/word/2010/wordml" xmlns:w15="http://schemas.microsoft.com/office/word/2012/wordml" xmlns:w16cex="http://schemas.microsoft.com/office/word/2018/wordml/cex" xmlns:w16cid="http://schemas.microsoft.com/office/word/2016/wordml/cid" xmlns:w16="http://schemas.microsoft.com/office/word/2018/wordml" xmlns:w16du="http://schemas.microsoft.com/office/word/2023/wordml/word16du" xmlns:w16sdtdh="http://schemas.microsoft.com/office/word/2020/wordml/sdtdatahash" xmlns:w16se="http://schemas.microsoft.com/office/word/2015/wordml/symex" xmlns:wpg="http://schemas.microsoft.com/office/word/2010/wordprocessingGroup" xmlns:wpi="http://schemas.microsoft.com/office/word/2010/wordprocessingInk" xmlns:wne="http://schemas.microsoft.com/office/word/2006/wordml" xmlns:wps="http://schemas.microsoft.com/office/word/2010/wordprocessingShape" mc:Ignorable="w14 w15 w16se w16cid w16 w16cex w16sdtdh w16du wp14">
+<w:ftr xmlns:wpc="http://schemas.microsoft.com/office/word/2010/wordprocessingCanvas" xmlns:cx="http://schemas.microsoft.com/office/drawing/2014/chartex" xmlns:cx1="http://schemas.microsoft.com/office/drawing/2015/9/8/chartex" xmlns:cx2="http://schemas.microsoft.com/office/drawing/2015/10/21/chartex" xmlns:cx3="http://schemas.microsoft.com/office/drawing/2016/5/9/chartex" xmlns:cx4="http://schemas.microsoft.com/office/drawing/2016/5/10/chartex" xmlns:cx5="http://schemas.microsoft.com/office/drawing/2016/5/11/chartex" xmlns:cx6="http://schemas.microsoft.com/office/drawing/2016/5/12/chartex" xmlns:cx7="http://schemas.microsoft.com/office/drawing/2016/5/13/chartex" xmlns:cx8="http://schemas.microsoft.com/office/drawing/2016/5/14/chartex" xmlns:mc="http://schemas.openxmlformats.org/markup-compatibility/2006" xmlns:aink="http://schemas.microsoft.com/office/drawing/2016/ink" xmlns:am3d="http://schemas.microsoft.com/office/drawing/2017/model3d" xmlns:o="urn:schemas-microsoft-com:office:office" xmlns:oel="http://schemas.microsoft.com/office/2019/extlst" xmlns:r="http://schemas.openxmlformats.org/officeDocument/2006/relationships" xmlns:m="http://schemas.openxmlformats.org/officeDocument/2006/math" xmlns:v="urn:schemas-microsoft-com:vml" xmlns:wp14="http://schemas.microsoft.com/office/word/2010/wordprocessingDrawing" xmlns:wp="http://schemas.openxmlformats.org/drawingml/2006/wordprocessingDrawing" xmlns:w10="urn:schemas-microsoft-com:office:word" xmlns:w="http://schemas.openxmlformats.org/wordprocessingml/2006/main" xmlns:w14="http://schemas.microsoft.com/office/word/2010/wordml" xmlns:w15="http://schemas.microsoft.com/office/word/2012/wordml" xmlns:w16cex="http://schemas.microsoft.com/office/word/2018/wordml/cex" xmlns:w16cid="http://schemas.microsoft.com/office/word/2016/wordml/cid" xmlns:w16="http://schemas.microsoft.com/office/word/2018/wordml" xmlns:w16du="http://schemas.microsoft.com/office/word/2023/wordml/word16du" xmlns:w16sdtdh="http://schemas.microsoft.com/office/word/2020/wordml/sdtdatahash" xmlns:w16sdtfl="http://schemas.microsoft.com/office/word/2024/wordml/sdtformatlock" xmlns:w16se="http://schemas.microsoft.com/office/word/2015/wordml/symex" xmlns:wpg="http://schemas.microsoft.com/office/word/2010/wordprocessingGroup" xmlns:wpi="http://schemas.microsoft.com/office/word/2010/wordprocessingInk" xmlns:wne="http://schemas.microsoft.com/office/word/2006/wordml" xmlns:wps="http://schemas.microsoft.com/office/word/2010/wordprocessingShape" mc:Ignorable="w14 w15 w16se w16cid w16 w16cex w16sdtdh w16sdtfl w16du wp14">
   <w:p>
     <w:pPr>
       <w:pStyle w:val="Voettekst"/>
@@ -2426,7 +2426,7 @@
 </file>
 
 <file path=word/footnotes.xml><?xml version="1.0" encoding="utf-8"?>
-<w:footnotes xmlns:wpc="http://schemas.microsoft.com/office/word/2010/wordprocessingCanvas" xmlns:cx="http://schemas.microsoft.com/office/drawing/2014/chartex" xmlns:cx1="http://schemas.microsoft.com/office/drawing/2015/9/8/chartex" xmlns:cx2="http://schemas.microsoft.com/office/drawing/2015/10/21/chartex" xmlns:cx3="http://schemas.microsoft.com/office/drawing/2016/5/9/chartex" xmlns:cx4="http://schemas.microsoft.com/office/drawing/2016/5/10/chartex" xmlns:cx5="http://schemas.microsoft.com/office/drawing/2016/5/11/chartex" xmlns:cx6="http://schemas.microsoft.com/office/drawing/2016/5/12/chartex" xmlns:cx7="http://schemas.microsoft.com/office/drawing/2016/5/13/chartex" xmlns:cx8="http://schemas.microsoft.com/office/drawing/2016/5/14/chartex" xmlns:mc="http://schemas.openxmlformats.org/markup-compatibility/2006" xmlns:aink="http://schemas.microsoft.com/office/drawing/2016/ink" xmlns:am3d="http://schemas.microsoft.com/office/drawing/2017/model3d" xmlns:o="urn:schemas-microsoft-com:office:office" xmlns:oel="http://schemas.microsoft.com/office/2019/extlst" xmlns:r="http://schemas.openxmlformats.org/officeDocument/2006/relationships" xmlns:m="http://schemas.openxmlformats.org/officeDocument/2006/math" xmlns:v="urn:schemas-microsoft-com:vml" xmlns:wp14="http://schemas.microsoft.com/office/word/2010/wordprocessingDrawing" xmlns:wp="http://schemas.openxmlformats.org/drawingml/2006/wordprocessingDrawing" xmlns:w10="urn:schemas-microsoft-com:office:word" xmlns:w="http://schemas.openxmlformats.org/wordprocessingml/2006/main" xmlns:w14="http://schemas.microsoft.com/office/word/2010/wordml" xmlns:w15="http://schemas.microsoft.com/office/word/2012/wordml" xmlns:w16cex="http://schemas.microsoft.com/office/word/2018/wordml/cex" xmlns:w16cid="http://schemas.microsoft.com/office/word/2016/wordml/cid" xmlns:w16="http://schemas.microsoft.com/office/word/2018/wordml" xmlns:w16du="http://schemas.microsoft.com/office/word/2023/wordml/word16du" xmlns:w16sdtdh="http://schemas.microsoft.com/office/word/2020/wordml/sdtdatahash" xmlns:w16se="http://schemas.microsoft.com/office/word/2015/wordml/symex" xmlns:wpg="http://schemas.microsoft.com/office/word/2010/wordprocessingGroup" xmlns:wpi="http://schemas.microsoft.com/office/word/2010/wordprocessingInk" xmlns:wne="http://schemas.microsoft.com/office/word/2006/wordml" xmlns:wps="http://schemas.microsoft.com/office/word/2010/wordprocessingShape" mc:Ignorable="w14 w15 w16se w16cid w16 w16cex w16sdtdh w16du wp14">
+<w:footnotes xmlns:wpc="http://schemas.microsoft.com/office/word/2010/wordprocessingCanvas" xmlns:cx="http://schemas.microsoft.com/office/drawing/2014/chartex" xmlns:cx1="http://schemas.microsoft.com/office/drawing/2015/9/8/chartex" xmlns:cx2="http://schemas.microsoft.com/office/drawing/2015/10/21/chartex" xmlns:cx3="http://schemas.microsoft.com/office/drawing/2016/5/9/chartex" xmlns:cx4="http://schemas.microsoft.com/office/drawing/2016/5/10/chartex" xmlns:cx5="http://schemas.microsoft.com/office/drawing/2016/5/11/chartex" xmlns:cx6="http://schemas.microsoft.com/office/drawing/2016/5/12/chartex" xmlns:cx7="http://schemas.microsoft.com/office/drawing/2016/5/13/chartex" xmlns:cx8="http://schemas.microsoft.com/office/drawing/2016/5/14/chartex" xmlns:mc="http://schemas.openxmlformats.org/markup-compatibility/2006" xmlns:aink="http://schemas.microsoft.com/office/drawing/2016/ink" xmlns:am3d="http://schemas.microsoft.com/office/drawing/2017/model3d" xmlns:o="urn:schemas-microsoft-com:office:office" xmlns:oel="http://schemas.microsoft.com/office/2019/extlst" xmlns:r="http://schemas.openxmlformats.org/officeDocument/2006/relationships" xmlns:m="http://schemas.openxmlformats.org/officeDocument/2006/math" xmlns:v="urn:schemas-microsoft-com:vml" xmlns:wp14="http://schemas.microsoft.com/office/word/2010/wordprocessingDrawing" xmlns:wp="http://schemas.openxmlformats.org/drawingml/2006/wordprocessingDrawing" xmlns:w10="urn:schemas-microsoft-com:office:word" xmlns:w="http://schemas.openxmlformats.org/wordprocessingml/2006/main" xmlns:w14="http://schemas.microsoft.com/office/word/2010/wordml" xmlns:w15="http://schemas.microsoft.com/office/word/2012/wordml" xmlns:w16cex="http://schemas.microsoft.com/office/word/2018/wordml/cex" xmlns:w16cid="http://schemas.microsoft.com/office/word/2016/wordml/cid" xmlns:w16="http://schemas.microsoft.com/office/word/2018/wordml" xmlns:w16du="http://schemas.microsoft.com/office/word/2023/wordml/word16du" xmlns:w16sdtdh="http://schemas.microsoft.com/office/word/2020/wordml/sdtdatahash" xmlns:w16sdtfl="http://schemas.microsoft.com/office/word/2024/wordml/sdtformatlock" xmlns:w16se="http://schemas.microsoft.com/office/word/2015/wordml/symex" xmlns:wpg="http://schemas.microsoft.com/office/word/2010/wordprocessingGroup" xmlns:wpi="http://schemas.microsoft.com/office/word/2010/wordprocessingInk" xmlns:wne="http://schemas.microsoft.com/office/word/2006/wordml" xmlns:wps="http://schemas.microsoft.com/office/word/2010/wordprocessingShape" mc:Ignorable="w14 w15 w16se w16cid w16 w16cex w16sdtdh w16sdtfl w16du wp14">
   <w:footnote w:type="separator" w:id="-1">
     <w:p>
       <w:pPr>
@@ -2451,7 +2451,7 @@
 </file>
 
 <file path=word/header1.xml><?xml version="1.0" encoding="utf-8"?>
-<w:hdr xmlns:wpc="http://schemas.microsoft.com/office/word/2010/wordprocessingCanvas" xmlns:cx="http://schemas.microsoft.com/office/drawing/2014/chartex" xmlns:cx1="http://schemas.microsoft.com/office/drawing/2015/9/8/chartex" xmlns:cx2="http://schemas.microsoft.com/office/drawing/2015/10/21/chartex" xmlns:cx3="http://schemas.microsoft.com/office/drawing/2016/5/9/chartex" xmlns:cx4="http://schemas.microsoft.com/office/drawing/2016/5/10/chartex" xmlns:cx5="http://schemas.microsoft.com/office/drawing/2016/5/11/chartex" xmlns:cx6="http://schemas.microsoft.com/office/drawing/2016/5/12/chartex" xmlns:cx7="http://schemas.microsoft.com/office/drawing/2016/5/13/chartex" xmlns:cx8="http://schemas.microsoft.com/office/drawing/2016/5/14/chartex" xmlns:mc="http://schemas.openxmlformats.org/markup-compatibility/2006" xmlns:aink="http://schemas.microsoft.com/office/drawing/2016/ink" xmlns:am3d="http://schemas.microsoft.com/office/drawing/2017/model3d" xmlns:o="urn:schemas-microsoft-com:office:office" xmlns:oel="http://schemas.microsoft.com/office/2019/extlst" xmlns:r="http://schemas.openxmlformats.org/officeDocument/2006/relationships" xmlns:m="http://schemas.openxmlformats.org/officeDocument/2006/math" xmlns:v="urn:schemas-microsoft-com:vml" xmlns:wp14="http://schemas.microsoft.com/office/word/2010/wordprocessingDrawing" xmlns:wp="http://schemas.openxmlformats.org/drawingml/2006/wordprocessingDrawing" xmlns:w10="urn:schemas-microsoft-com:office:word" xmlns:w="http://schemas.openxmlformats.org/wordprocessingml/2006/main" xmlns:w14="http://schemas.microsoft.com/office/word/2010/wordml" xmlns:w15="http://schemas.microsoft.com/office/word/2012/wordml" xmlns:w16cex="http://schemas.microsoft.com/office/word/2018/wordml/cex" xmlns:w16cid="http://schemas.microsoft.com/office/word/2016/wordml/cid" xmlns:w16="http://schemas.microsoft.com/office/word/2018/wordml" xmlns:w16du="http://schemas.microsoft.com/office/word/2023/wordml/word16du" xmlns:w16sdtdh="http://schemas.microsoft.com/office/word/2020/wordml/sdtdatahash" xmlns:w16se="http://schemas.microsoft.com/office/word/2015/wordml/symex" xmlns:wpg="http://schemas.microsoft.com/office/word/2010/wordprocessingGroup" xmlns:wpi="http://schemas.microsoft.com/office/word/2010/wordprocessingInk" xmlns:wne="http://schemas.microsoft.com/office/word/2006/wordml" xmlns:wps="http://schemas.microsoft.com/office/word/2010/wordprocessingShape" mc:Ignorable="w14 w15 w16se w16cid w16 w16cex w16sdtdh w16du wp14">
+<w:hdr xmlns:wpc="http://schemas.microsoft.com/office/word/2010/wordprocessingCanvas" xmlns:cx="http://schemas.microsoft.com/office/drawing/2014/chartex" xmlns:cx1="http://schemas.microsoft.com/office/drawing/2015/9/8/chartex" xmlns:cx2="http://schemas.microsoft.com/office/drawing/2015/10/21/chartex" xmlns:cx3="http://schemas.microsoft.com/office/drawing/2016/5/9/chartex" xmlns:cx4="http://schemas.microsoft.com/office/drawing/2016/5/10/chartex" xmlns:cx5="http://schemas.microsoft.com/office/drawing/2016/5/11/chartex" xmlns:cx6="http://schemas.microsoft.com/office/drawing/2016/5/12/chartex" xmlns:cx7="http://schemas.microsoft.com/office/drawing/2016/5/13/chartex" xmlns:cx8="http://schemas.microsoft.com/office/drawing/2016/5/14/chartex" xmlns:mc="http://schemas.openxmlformats.org/markup-compatibility/2006" xmlns:aink="http://schemas.microsoft.com/office/drawing/2016/ink" xmlns:am3d="http://schemas.microsoft.com/office/drawing/2017/model3d" xmlns:o="urn:schemas-microsoft-com:office:office" xmlns:oel="http://schemas.microsoft.com/office/2019/extlst" xmlns:r="http://schemas.openxmlformats.org/officeDocument/2006/relationships" xmlns:m="http://schemas.openxmlformats.org/officeDocument/2006/math" xmlns:v="urn:schemas-microsoft-com:vml" xmlns:wp14="http://schemas.microsoft.com/office/word/2010/wordprocessingDrawing" xmlns:wp="http://schemas.openxmlformats.org/drawingml/2006/wordprocessingDrawing" xmlns:w10="urn:schemas-microsoft-com:office:word" xmlns:w="http://schemas.openxmlformats.org/wordprocessingml/2006/main" xmlns:w14="http://schemas.microsoft.com/office/word/2010/wordml" xmlns:w15="http://schemas.microsoft.com/office/word/2012/wordml" xmlns:w16cex="http://schemas.microsoft.com/office/word/2018/wordml/cex" xmlns:w16cid="http://schemas.microsoft.com/office/word/2016/wordml/cid" xmlns:w16="http://schemas.microsoft.com/office/word/2018/wordml" xmlns:w16du="http://schemas.microsoft.com/office/word/2023/wordml/word16du" xmlns:w16sdtdh="http://schemas.microsoft.com/office/word/2020/wordml/sdtdatahash" xmlns:w16sdtfl="http://schemas.microsoft.com/office/word/2024/wordml/sdtformatlock" xmlns:w16se="http://schemas.microsoft.com/office/word/2015/wordml/symex" xmlns:wpg="http://schemas.microsoft.com/office/word/2010/wordprocessingGroup" xmlns:wpi="http://schemas.microsoft.com/office/word/2010/wordprocessingInk" xmlns:wne="http://schemas.microsoft.com/office/word/2006/wordml" xmlns:wps="http://schemas.microsoft.com/office/word/2010/wordprocessingShape" mc:Ignorable="w14 w15 w16se w16cid w16 w16cex w16sdtdh w16sdtfl w16du wp14">
   <w:p>
     <w:pPr>
       <w:pStyle w:val="Koptekst"/>
@@ -2461,7 +2461,7 @@
 </file>
 
 <file path=word/header2.xml><?xml version="1.0" encoding="utf-8"?>
-<w:hdr xmlns:wpc="http://schemas.microsoft.com/office/word/2010/wordprocessingCanvas" xmlns:cx="http://schemas.microsoft.com/office/drawing/2014/chartex" xmlns:cx1="http://schemas.microsoft.com/office/drawing/2015/9/8/chartex" xmlns:cx2="http://schemas.microsoft.com/office/drawing/2015/10/21/chartex" xmlns:cx3="http://schemas.microsoft.com/office/drawing/2016/5/9/chartex" xmlns:cx4="http://schemas.microsoft.com/office/drawing/2016/5/10/chartex" xmlns:cx5="http://schemas.microsoft.com/office/drawing/2016/5/11/chartex" xmlns:cx6="http://schemas.microsoft.com/office/drawing/2016/5/12/chartex" xmlns:cx7="http://schemas.microsoft.com/office/drawing/2016/5/13/chartex" xmlns:cx8="http://schemas.microsoft.com/office/drawing/2016/5/14/chartex" xmlns:mc="http://schemas.openxmlformats.org/markup-compatibility/2006" xmlns:aink="http://schemas.microsoft.com/office/drawing/2016/ink" xmlns:am3d="http://schemas.microsoft.com/office/drawing/2017/model3d" xmlns:o="urn:schemas-microsoft-com:office:office" xmlns:oel="http://schemas.microsoft.com/office/2019/extlst" xmlns:r="http://schemas.openxmlformats.org/officeDocument/2006/relationships" xmlns:m="http://schemas.openxmlformats.org/officeDocument/2006/math" xmlns:v="urn:schemas-microsoft-com:vml" xmlns:wp14="http://schemas.microsoft.com/office/word/2010/wordprocessingDrawing" xmlns:wp="http://schemas.openxmlformats.org/drawingml/2006/wordprocessingDrawing" xmlns:w10="urn:schemas-microsoft-com:office:word" xmlns:w="http://schemas.openxmlformats.org/wordprocessingml/2006/main" xmlns:w14="http://schemas.microsoft.com/office/word/2010/wordml" xmlns:w15="http://schemas.microsoft.com/office/word/2012/wordml" xmlns:w16cex="http://schemas.microsoft.com/office/word/2018/wordml/cex" xmlns:w16cid="http://schemas.microsoft.com/office/word/2016/wordml/cid" xmlns:w16="http://schemas.microsoft.com/office/word/2018/wordml" xmlns:w16du="http://schemas.microsoft.com/office/word/2023/wordml/word16du" xmlns:w16sdtdh="http://schemas.microsoft.com/office/word/2020/wordml/sdtdatahash" xmlns:w16se="http://schemas.microsoft.com/office/word/2015/wordml/symex" xmlns:wpg="http://schemas.microsoft.com/office/word/2010/wordprocessingGroup" xmlns:wpi="http://schemas.microsoft.com/office/word/2010/wordprocessingInk" xmlns:wne="http://schemas.microsoft.com/office/word/2006/wordml" xmlns:wps="http://schemas.microsoft.com/office/word/2010/wordprocessingShape" mc:Ignorable="w14 w15 w16se w16cid w16 w16cex w16sdtdh w16du wp14">
+<w:hdr xmlns:wpc="http://schemas.microsoft.com/office/word/2010/wordprocessingCanvas" xmlns:cx="http://schemas.microsoft.com/office/drawing/2014/chartex" xmlns:cx1="http://schemas.microsoft.com/office/drawing/2015/9/8/chartex" xmlns:cx2="http://schemas.microsoft.com/office/drawing/2015/10/21/chartex" xmlns:cx3="http://schemas.microsoft.com/office/drawing/2016/5/9/chartex" xmlns:cx4="http://schemas.microsoft.com/office/drawing/2016/5/10/chartex" xmlns:cx5="http://schemas.microsoft.com/office/drawing/2016/5/11/chartex" xmlns:cx6="http://schemas.microsoft.com/office/drawing/2016/5/12/chartex" xmlns:cx7="http://schemas.microsoft.com/office/drawing/2016/5/13/chartex" xmlns:cx8="http://schemas.microsoft.com/office/drawing/2016/5/14/chartex" xmlns:mc="http://schemas.openxmlformats.org/markup-compatibility/2006" xmlns:aink="http://schemas.microsoft.com/office/drawing/2016/ink" xmlns:am3d="http://schemas.microsoft.com/office/drawing/2017/model3d" xmlns:o="urn:schemas-microsoft-com:office:office" xmlns:oel="http://schemas.microsoft.com/office/2019/extlst" xmlns:r="http://schemas.openxmlformats.org/officeDocument/2006/relationships" xmlns:m="http://schemas.openxmlformats.org/officeDocument/2006/math" xmlns:v="urn:schemas-microsoft-com:vml" xmlns:wp14="http://schemas.microsoft.com/office/word/2010/wordprocessingDrawing" xmlns:wp="http://schemas.openxmlformats.org/drawingml/2006/wordprocessingDrawing" xmlns:w10="urn:schemas-microsoft-com:office:word" xmlns:w="http://schemas.openxmlformats.org/wordprocessingml/2006/main" xmlns:w14="http://schemas.microsoft.com/office/word/2010/wordml" xmlns:w15="http://schemas.microsoft.com/office/word/2012/wordml" xmlns:w16cex="http://schemas.microsoft.com/office/word/2018/wordml/cex" xmlns:w16cid="http://schemas.microsoft.com/office/word/2016/wordml/cid" xmlns:w16="http://schemas.microsoft.com/office/word/2018/wordml" xmlns:w16du="http://schemas.microsoft.com/office/word/2023/wordml/word16du" xmlns:w16sdtdh="http://schemas.microsoft.com/office/word/2020/wordml/sdtdatahash" xmlns:w16sdtfl="http://schemas.microsoft.com/office/word/2024/wordml/sdtformatlock" xmlns:w16se="http://schemas.microsoft.com/office/word/2015/wordml/symex" xmlns:wpg="http://schemas.microsoft.com/office/word/2010/wordprocessingGroup" xmlns:wpi="http://schemas.microsoft.com/office/word/2010/wordprocessingInk" xmlns:wne="http://schemas.microsoft.com/office/word/2006/wordml" xmlns:wps="http://schemas.microsoft.com/office/word/2010/wordprocessingShape" mc:Ignorable="w14 w15 w16se w16cid w16 w16cex w16sdtdh w16sdtfl w16du wp14">
   <w:p>
     <w:pPr>
       <w:pStyle w:val="Koptekst"/>
@@ -2471,7 +2471,7 @@
 </file>
 
 <file path=word/header3.xml><?xml version="1.0" encoding="utf-8"?>
-<w:hdr xmlns:wpc="http://schemas.microsoft.com/office/word/2010/wordprocessingCanvas" xmlns:cx="http://schemas.microsoft.com/office/drawing/2014/chartex" xmlns:cx1="http://schemas.microsoft.com/office/drawing/2015/9/8/chartex" xmlns:cx2="http://schemas.microsoft.com/office/drawing/2015/10/21/chartex" xmlns:cx3="http://schemas.microsoft.com/office/drawing/2016/5/9/chartex" xmlns:cx4="http://schemas.microsoft.com/office/drawing/2016/5/10/chartex" xmlns:cx5="http://schemas.microsoft.com/office/drawing/2016/5/11/chartex" xmlns:cx6="http://schemas.microsoft.com/office/drawing/2016/5/12/chartex" xmlns:cx7="http://schemas.microsoft.com/office/drawing/2016/5/13/chartex" xmlns:cx8="http://schemas.microsoft.com/office/drawing/2016/5/14/chartex" xmlns:mc="http://schemas.openxmlformats.org/markup-compatibility/2006" xmlns:aink="http://schemas.microsoft.com/office/drawing/2016/ink" xmlns:am3d="http://schemas.microsoft.com/office/drawing/2017/model3d" xmlns:o="urn:schemas-microsoft-com:office:office" xmlns:oel="http://schemas.microsoft.com/office/2019/extlst" xmlns:r="http://schemas.openxmlformats.org/officeDocument/2006/relationships" xmlns:m="http://schemas.openxmlformats.org/officeDocument/2006/math" xmlns:v="urn:schemas-microsoft-com:vml" xmlns:wp14="http://schemas.microsoft.com/office/word/2010/wordprocessingDrawing" xmlns:wp="http://schemas.openxmlformats.org/drawingml/2006/wordprocessingDrawing" xmlns:w10="urn:schemas-microsoft-com:office:word" xmlns:w="http://schemas.openxmlformats.org/wordprocessingml/2006/main" xmlns:w14="http://schemas.microsoft.com/office/word/2010/wordml" xmlns:w15="http://schemas.microsoft.com/office/word/2012/wordml" xmlns:w16cex="http://schemas.microsoft.com/office/word/2018/wordml/cex" xmlns:w16cid="http://schemas.microsoft.com/office/word/2016/wordml/cid" xmlns:w16="http://schemas.microsoft.com/office/word/2018/wordml" xmlns:w16du="http://schemas.microsoft.com/office/word/2023/wordml/word16du" xmlns:w16sdtdh="http://schemas.microsoft.com/office/word/2020/wordml/sdtdatahash" xmlns:w16se="http://schemas.microsoft.com/office/word/2015/wordml/symex" xmlns:wpg="http://schemas.microsoft.com/office/word/2010/wordprocessingGroup" xmlns:wpi="http://schemas.microsoft.com/office/word/2010/wordprocessingInk" xmlns:wne="http://schemas.microsoft.com/office/word/2006/wordml" xmlns:wps="http://schemas.microsoft.com/office/word/2010/wordprocessingShape" mc:Ignorable="w14 w15 w16se w16cid w16 w16cex w16sdtdh w16du wp14">
+<w:hdr xmlns:wpc="http://schemas.microsoft.com/office/word/2010/wordprocessingCanvas" xmlns:cx="http://schemas.microsoft.com/office/drawing/2014/chartex" xmlns:cx1="http://schemas.microsoft.com/office/drawing/2015/9/8/chartex" xmlns:cx2="http://schemas.microsoft.com/office/drawing/2015/10/21/chartex" xmlns:cx3="http://schemas.microsoft.com/office/drawing/2016/5/9/chartex" xmlns:cx4="http://schemas.microsoft.com/office/drawing/2016/5/10/chartex" xmlns:cx5="http://schemas.microsoft.com/office/drawing/2016/5/11/chartex" xmlns:cx6="http://schemas.microsoft.com/office/drawing/2016/5/12/chartex" xmlns:cx7="http://schemas.microsoft.com/office/drawing/2016/5/13/chartex" xmlns:cx8="http://schemas.microsoft.com/office/drawing/2016/5/14/chartex" xmlns:mc="http://schemas.openxmlformats.org/markup-compatibility/2006" xmlns:aink="http://schemas.microsoft.com/office/drawing/2016/ink" xmlns:am3d="http://schemas.microsoft.com/office/drawing/2017/model3d" xmlns:o="urn:schemas-microsoft-com:office:office" xmlns:oel="http://schemas.microsoft.com/office/2019/extlst" xmlns:r="http://schemas.openxmlformats.org/officeDocument/2006/relationships" xmlns:m="http://schemas.openxmlformats.org/officeDocument/2006/math" xmlns:v="urn:schemas-microsoft-com:vml" xmlns:wp14="http://schemas.microsoft.com/office/word/2010/wordprocessingDrawing" xmlns:wp="http://schemas.openxmlformats.org/drawingml/2006/wordprocessingDrawing" xmlns:w10="urn:schemas-microsoft-com:office:word" xmlns:w="http://schemas.openxmlformats.org/wordprocessingml/2006/main" xmlns:w14="http://schemas.microsoft.com/office/word/2010/wordml" xmlns:w15="http://schemas.microsoft.com/office/word/2012/wordml" xmlns:w16cex="http://schemas.microsoft.com/office/word/2018/wordml/cex" xmlns:w16cid="http://schemas.microsoft.com/office/word/2016/wordml/cid" xmlns:w16="http://schemas.microsoft.com/office/word/2018/wordml" xmlns:w16du="http://schemas.microsoft.com/office/word/2023/wordml/word16du" xmlns:w16sdtdh="http://schemas.microsoft.com/office/word/2020/wordml/sdtdatahash" xmlns:w16sdtfl="http://schemas.microsoft.com/office/word/2024/wordml/sdtformatlock" xmlns:w16se="http://schemas.microsoft.com/office/word/2015/wordml/symex" xmlns:wpg="http://schemas.microsoft.com/office/word/2010/wordprocessingGroup" xmlns:wpi="http://schemas.microsoft.com/office/word/2010/wordprocessingInk" xmlns:wne="http://schemas.microsoft.com/office/word/2006/wordml" xmlns:wps="http://schemas.microsoft.com/office/word/2010/wordprocessingShape" mc:Ignorable="w14 w15 w16se w16cid w16 w16cex w16sdtdh w16sdtfl w16du wp14">
   <w:p>
     <w:pPr>
       <w:pStyle w:val="Koptekst"/>
@@ -2481,7 +2481,7 @@
 </file>
 
 <file path=word/styles.xml><?xml version="1.0" encoding="utf-8"?>
-<w:styles xmlns:mc="http://schemas.openxmlformats.org/markup-compatibility/2006" xmlns:r="http://schemas.openxmlformats.org/officeDocument/2006/relationships" xmlns:w="http://schemas.openxmlformats.org/wordprocessingml/2006/main" xmlns:w14="http://schemas.microsoft.com/office/word/2010/wordml" xmlns:w15="http://schemas.microsoft.com/office/word/2012/wordml" xmlns:w16cex="http://schemas.microsoft.com/office/word/2018/wordml/cex" xmlns:w16cid="http://schemas.microsoft.com/office/word/2016/wordml/cid" xmlns:w16="http://schemas.microsoft.com/office/word/2018/wordml" xmlns:w16du="http://schemas.microsoft.com/office/word/2023/wordml/word16du" xmlns:w16sdtdh="http://schemas.microsoft.com/office/word/2020/wordml/sdtdatahash" xmlns:w16se="http://schemas.microsoft.com/office/word/2015/wordml/symex" mc:Ignorable="w14 w15 w16se w16cid w16 w16cex w16sdtdh w16du">
+<w:styles xmlns:mc="http://schemas.openxmlformats.org/markup-compatibility/2006" xmlns:r="http://schemas.openxmlformats.org/officeDocument/2006/relationships" xmlns:w="http://schemas.openxmlformats.org/wordprocessingml/2006/main" xmlns:w14="http://schemas.microsoft.com/office/word/2010/wordml" xmlns:w15="http://schemas.microsoft.com/office/word/2012/wordml" xmlns:w16cex="http://schemas.microsoft.com/office/word/2018/wordml/cex" xmlns:w16cid="http://schemas.microsoft.com/office/word/2016/wordml/cid" xmlns:w16="http://schemas.microsoft.com/office/word/2018/wordml" xmlns:w16du="http://schemas.microsoft.com/office/word/2023/wordml/word16du" xmlns:w16sdtdh="http://schemas.microsoft.com/office/word/2020/wordml/sdtdatahash" xmlns:w16sdtfl="http://schemas.microsoft.com/office/word/2024/wordml/sdtformatlock" xmlns:w16se="http://schemas.microsoft.com/office/word/2015/wordml/symex" mc:Ignorable="w14 w15 w16se w16cid w16 w16cex w16sdtdh w16sdtfl w16du">
   <w:docDefaults>
     <w:rPrDefault>
       <w:rPr>

--- a/doc/Development Manual.docx
+++ b/doc/Development Manual.docx
@@ -46,6 +46,7 @@
         </w:rPr>
         <w:t xml:space="preserve">ompile </w:t>
       </w:r>
+      <w:proofErr w:type="spellStart"/>
       <w:r>
         <w:rPr>
           <w:sz w:val="24"/>
@@ -53,18 +54,26 @@
         </w:rPr>
         <w:t>XigmasNAS</w:t>
       </w:r>
+      <w:proofErr w:type="spellEnd"/>
       <w:r>
         <w:rPr>
           <w:sz w:val="24"/>
           <w:szCs w:val="24"/>
         </w:rPr>
-        <w:t xml:space="preserve"> Y</w:t>
+        <w:t>®</w:t>
       </w:r>
       <w:r>
         <w:rPr>
           <w:sz w:val="24"/>
           <w:szCs w:val="24"/>
         </w:rPr>
+        <w:t xml:space="preserve"> Y</w:t>
+      </w:r>
+      <w:r>
+        <w:rPr>
+          <w:sz w:val="24"/>
+          <w:szCs w:val="24"/>
+        </w:rPr>
         <w:t>ourself</w:t>
       </w:r>
     </w:p>
@@ -79,7 +88,50 @@
         <w:t>XigmaNAS</w:t>
       </w:r>
       <w:r>
-        <w:t>. It also assumes that the user has an bit of understanding of FreeBSD, including adding ports, packages and using the vi text editor.</w:t>
+        <w:t>.</w:t>
+      </w:r>
+      <w:r>
+        <w:tab/>
+      </w:r>
+      <w:r>
+        <w:tab/>
+      </w:r>
+      <w:r>
+        <w:tab/>
+      </w:r>
+      <w:r>
+        <w:tab/>
+      </w:r>
+      <w:r>
+        <w:tab/>
+      </w:r>
+      <w:r>
+        <w:tab/>
+      </w:r>
+      <w:r>
+        <w:tab/>
+        <w:t xml:space="preserve"> </w:t>
+      </w:r>
+      <w:r>
+        <w:t xml:space="preserve">It also assumes that the user has an bit of understanding of FreeBSD, including </w:t>
+      </w:r>
+      <w:r>
+        <w:t>Modify/</w:t>
+      </w:r>
+      <w:r>
+        <w:t>adding</w:t>
+      </w:r>
+      <w:r>
+        <w:t xml:space="preserve"> new</w:t>
+      </w:r>
+      <w:r>
+        <w:t xml:space="preserve"> ports, packages and using the vi text editor</w:t>
+      </w:r>
+      <w:r>
+        <w:t>s</w:t>
+      </w:r>
+      <w:r>
+        <w:t>.</w:t>
       </w:r>
     </w:p>
     <w:p>
@@ -108,11 +160,46 @@
           <w:b/>
           <w:u w:val="single"/>
         </w:rPr>
-        <w:t xml:space="preserve"> development environment.</w:t>
+        <w:t>®</w:t>
       </w:r>
       <w:r>
         <w:rPr>
           <w:b/>
+          <w:u w:val="single"/>
+        </w:rPr>
+        <w:t xml:space="preserve"> </w:t>
+      </w:r>
+      <w:r>
+        <w:rPr>
+          <w:b/>
+          <w:u w:val="single"/>
+        </w:rPr>
+        <w:t>D</w:t>
+      </w:r>
+      <w:r>
+        <w:rPr>
+          <w:b/>
+          <w:u w:val="single"/>
+        </w:rPr>
+        <w:t xml:space="preserve">evelopment </w:t>
+      </w:r>
+      <w:r>
+        <w:rPr>
+          <w:b/>
+          <w:u w:val="single"/>
+        </w:rPr>
+        <w:t>E</w:t>
+      </w:r>
+      <w:r>
+        <w:rPr>
+          <w:b/>
+          <w:u w:val="single"/>
+        </w:rPr>
+        <w:t>nvironment.</w:t>
+      </w:r>
+      <w:r>
+        <w:rPr>
+          <w:b/>
         </w:rPr>
         <w:br/>
       </w:r>
@@ -138,82 +225,235 @@
         <w:rPr>
           <w:u w:val="single"/>
         </w:rPr>
-        <w:t xml:space="preserve"> 1</w:t>
-      </w:r>
-      <w:r>
-        <w:rPr>
-          <w:u w:val="single"/>
-        </w:rPr>
-        <w:t>4</w:t>
-      </w:r>
-      <w:r>
-        <w:rPr>
-          <w:u w:val="single"/>
-        </w:rPr>
+        <w:t xml:space="preserve"> </w:t>
+      </w:r>
+      <w:r>
+        <w:rPr>
+          <w:u w:val="single"/>
+        </w:rPr>
+        <w:t>XX.X</w:t>
+      </w:r>
+      <w:r>
+        <w:rPr>
+          <w:u w:val="single"/>
+        </w:rPr>
+        <w:t xml:space="preserve"> RELEASE.</w:t>
+      </w:r>
+      <w:r>
+        <w:br/>
+        <w:t xml:space="preserve">On </w:t>
+      </w:r>
+      <w:r>
+        <w:t>a</w:t>
+      </w:r>
+      <w:r>
+        <w:t xml:space="preserve"> dedicated PC</w:t>
+      </w:r>
+      <w:r>
+        <w:t>,</w:t>
+      </w:r>
+      <w:r>
+        <w:t xml:space="preserve"> </w:t>
+      </w:r>
+      <w:r>
+        <w:t>Within</w:t>
+      </w:r>
+      <w:r>
+        <w:t xml:space="preserve"> </w:t>
+      </w:r>
+      <w:r>
+        <w:t>VirtualBox</w:t>
+      </w:r>
+      <w:r>
+        <w:t xml:space="preserve"> on </w:t>
+      </w:r>
+      <w:r>
+        <w:t>XigmaNAS</w:t>
+      </w:r>
+      <w:r>
+        <w:t xml:space="preserve"> system</w:t>
+      </w:r>
+      <w:r>
+        <w:t xml:space="preserve"> or</w:t>
+      </w:r>
+      <w:r>
+        <w:t xml:space="preserve"> </w:t>
+      </w:r>
+      <w:r>
+        <w:t xml:space="preserve">PC with </w:t>
+      </w:r>
+      <w:r>
+        <w:t>VMware</w:t>
+      </w:r>
+      <w:r>
+        <w:t xml:space="preserve"> Workstation Pro</w:t>
+      </w:r>
+      <w:r>
+        <w:t>/</w:t>
+      </w:r>
+      <w:proofErr w:type="spellStart"/>
+      <w:r>
+        <w:t>Qemu</w:t>
+      </w:r>
+      <w:proofErr w:type="spellEnd"/>
+      <w:r>
+        <w:t>)</w:t>
+      </w:r>
+      <w:r>
+        <w:t xml:space="preserve"> installed</w:t>
+      </w:r>
+      <w:r>
         <w:t>.</w:t>
       </w:r>
       <w:r>
-        <w:rPr>
-          <w:u w:val="single"/>
-        </w:rPr>
-        <w:t>3</w:t>
-      </w:r>
-      <w:r>
-        <w:rPr>
-          <w:u w:val="single"/>
-        </w:rPr>
-        <w:t xml:space="preserve"> RELEASE.</w:t>
-      </w:r>
-      <w:r>
-        <w:br/>
-        <w:t xml:space="preserve">On your dedicated PC (or under a </w:t>
-      </w:r>
-      <w:r>
-        <w:t xml:space="preserve">Virtualbox (on </w:t>
+        <w:t xml:space="preserve"> (</w:t>
+      </w:r>
+      <w:r>
+        <w:t>A</w:t>
+      </w:r>
+      <w:r>
+        <w:t xml:space="preserve">lways </w:t>
+      </w:r>
+      <w:r>
+        <w:t>match</w:t>
+      </w:r>
+      <w:r>
+        <w:t xml:space="preserve"> the same FreeBSD version as set in </w:t>
+      </w:r>
+      <w:r>
+        <w:rPr>
+          <w:rFonts w:ascii="Consolas" w:eastAsiaTheme="minorEastAsia" w:hAnsi="Consolas" w:cs="Consolas"/>
+          <w:color w:val="000000" w:themeColor="text1"/>
+          <w:lang w:eastAsia="nl-NL"/>
+        </w:rPr>
+        <w:t>XIGMANAS_GIT_BRANCH="</w:t>
+      </w:r>
+      <w:proofErr w:type="spellStart"/>
+      <w:r>
+        <w:rPr>
+          <w:rFonts w:ascii="Consolas" w:eastAsiaTheme="minorEastAsia" w:hAnsi="Consolas" w:cs="Consolas"/>
+          <w:color w:val="000000" w:themeColor="text1"/>
+          <w:lang w:eastAsia="nl-NL"/>
+        </w:rPr>
+        <w:t>releng</w:t>
+      </w:r>
+      <w:proofErr w:type="spellEnd"/>
+      <w:r>
+        <w:rPr>
+          <w:rFonts w:ascii="Consolas" w:eastAsiaTheme="minorEastAsia" w:hAnsi="Consolas" w:cs="Consolas"/>
+          <w:color w:val="000000" w:themeColor="text1"/>
+          <w:lang w:eastAsia="nl-NL"/>
+        </w:rPr>
+        <w:t>/</w:t>
+      </w:r>
+      <w:r>
+        <w:rPr>
+          <w:rFonts w:ascii="Consolas" w:eastAsiaTheme="minorEastAsia" w:hAnsi="Consolas" w:cs="Consolas"/>
+          <w:color w:val="000000" w:themeColor="text1"/>
+          <w:lang w:eastAsia="nl-NL"/>
+        </w:rPr>
+        <w:t>XX</w:t>
+      </w:r>
+      <w:r>
+        <w:rPr>
+          <w:rFonts w:ascii="Consolas" w:eastAsiaTheme="minorEastAsia" w:hAnsi="Consolas" w:cs="Consolas"/>
+          <w:color w:val="000000" w:themeColor="text1"/>
+          <w:lang w:eastAsia="nl-NL"/>
+        </w:rPr>
+        <w:t>.</w:t>
+      </w:r>
+      <w:r>
+        <w:rPr>
+          <w:rFonts w:ascii="Consolas" w:eastAsiaTheme="minorEastAsia" w:hAnsi="Consolas" w:cs="Consolas"/>
+          <w:color w:val="000000" w:themeColor="text1"/>
+          <w:lang w:eastAsia="nl-NL"/>
+        </w:rPr>
+        <w:t>X</w:t>
+      </w:r>
+      <w:r>
+        <w:rPr>
+          <w:rFonts w:ascii="Consolas" w:eastAsiaTheme="minorEastAsia" w:hAnsi="Consolas" w:cs="Consolas"/>
+          <w:color w:val="000000" w:themeColor="text1"/>
+          <w:lang w:eastAsia="nl-NL"/>
+        </w:rPr>
+        <w:t>"</w:t>
+      </w:r>
+      <w:r>
+        <w:t xml:space="preserve"> </w:t>
+      </w:r>
+      <w:r>
+        <w:t>in file</w:t>
+      </w:r>
+      <w:r>
+        <w:t xml:space="preserve"> </w:t>
+      </w:r>
+      <w:r>
+        <w:t>functions.inc</w:t>
+      </w:r>
+      <w:r>
+        <w:t>).</w:t>
+      </w:r>
+    </w:p>
+    <w:p>
+      <w:pPr>
+        <w:pStyle w:val="Geenafstand"/>
+      </w:pPr>
+      <w:r>
+        <w:t xml:space="preserve">The build environment </w:t>
+      </w:r>
+      <w:r>
+        <w:t xml:space="preserve">need less than </w:t>
+      </w:r>
+      <w:r>
+        <w:t>30</w:t>
+      </w:r>
+      <w:r>
+        <w:t>GB</w:t>
+      </w:r>
+      <w:r>
+        <w:t xml:space="preserve"> total hard drive space if </w:t>
+      </w:r>
+      <w:r>
+        <w:t xml:space="preserve">only </w:t>
+      </w:r>
+      <w:r>
+        <w:t xml:space="preserve">setup </w:t>
+      </w:r>
+      <w:r>
+        <w:t xml:space="preserve">in </w:t>
+      </w:r>
+      <w:r>
+        <w:t xml:space="preserve">a dedicated disk slice for only building </w:t>
       </w:r>
       <w:r>
         <w:t>XigmaNAS</w:t>
       </w:r>
       <w:r>
-        <w:t xml:space="preserve"> system), </w:t>
-      </w:r>
-      <w:r>
-        <w:t>VMware/Qemu) install and setup FreeBSD.</w:t>
-      </w:r>
-    </w:p>
-    <w:p>
-      <w:pPr>
-        <w:pStyle w:val="Geenafstand"/>
-      </w:pPr>
-      <w:r>
-        <w:t>It need less than 2</w:t>
-      </w:r>
-      <w:r>
-        <w:t>8</w:t>
+        <w:t>. (</w:t>
+      </w:r>
+      <w:r>
+        <w:t>M</w:t>
+      </w:r>
+      <w:r>
+        <w:t>ore space</w:t>
+      </w:r>
+      <w:r>
+        <w:t xml:space="preserve"> like </w:t>
+      </w:r>
+      <w:r>
+        <w:t>5</w:t>
+      </w:r>
+      <w:r>
+        <w:t>0</w:t>
       </w:r>
       <w:r>
         <w:t>GB</w:t>
       </w:r>
       <w:r>
-        <w:t xml:space="preserve"> total hard drive space if setting up a dedicated disk slice for only building </w:t>
-      </w:r>
-      <w:r>
-        <w:t>XigmaNAS</w:t>
-      </w:r>
-      <w:r>
-        <w:t>. (more space</w:t>
-      </w:r>
-      <w:r>
-        <w:t xml:space="preserve"> like </w:t>
-      </w:r>
-      <w:r>
-        <w:t>40</w:t>
-      </w:r>
-      <w:r>
-        <w:t>GB</w:t>
-      </w:r>
-      <w:r>
         <w:t xml:space="preserve"> is recommended for </w:t>
+      </w:r>
+      <w:r>
+        <w:t xml:space="preserve">very </w:t>
       </w:r>
       <w:r>
         <w:t xml:space="preserve">active </w:t>
@@ -241,22 +481,66 @@
         <w:t>XigmaNAS</w:t>
       </w:r>
       <w:r>
-        <w:t xml:space="preserve"> build environment only, you can ignore them.</w:t>
+        <w:t xml:space="preserve"> </w:t>
+      </w:r>
+      <w:r>
+        <w:t>b</w:t>
+      </w:r>
+      <w:r>
+        <w:t xml:space="preserve">uild </w:t>
+      </w:r>
+      <w:r>
+        <w:t>e</w:t>
+      </w:r>
+      <w:r>
+        <w:t>nvironment only, you can ignore th</w:t>
+      </w:r>
+      <w:r>
+        <w:t>is</w:t>
+      </w:r>
+      <w:r>
+        <w:t>.</w:t>
       </w:r>
       <w:r>
         <w:br/>
       </w:r>
       <w:r>
         <w:br/>
-        <w:t xml:space="preserve">Setup the networking services. Those are required to download the source files and ports. </w:t>
-      </w:r>
-    </w:p>
-    <w:p>
-      <w:pPr>
-        <w:pStyle w:val="Geenafstand"/>
-      </w:pPr>
-      <w:r>
-        <w:t xml:space="preserve">Hint: If you use the same machine for both a build environment and as your </w:t>
+      </w:r>
+      <w:r>
+        <w:t>A working</w:t>
+      </w:r>
+      <w:r>
+        <w:t xml:space="preserve"> networking services</w:t>
+      </w:r>
+      <w:r>
+        <w:t xml:space="preserve"> with internet access is</w:t>
+      </w:r>
+      <w:r>
+        <w:t xml:space="preserve"> required to download the source files and ports.</w:t>
+      </w:r>
+      <w:r>
+        <w:t xml:space="preserve"> You also need to </w:t>
+      </w:r>
+    </w:p>
+    <w:p>
+      <w:pPr>
+        <w:pStyle w:val="Geenafstand"/>
+      </w:pPr>
+      <w:r>
+        <w:t xml:space="preserve">Hint: </w:t>
+      </w:r>
+      <w:r>
+        <w:t>I</w:t>
+      </w:r>
+      <w:r>
+        <w:t xml:space="preserve">f you use the same machine for both a build environment and </w:t>
+      </w:r>
+      <w:r>
+        <w:t xml:space="preserve">acting </w:t>
+      </w:r>
+      <w:r>
+        <w:t xml:space="preserve">as your </w:t>
       </w:r>
       <w:r>
         <w:t>XigmaNAS</w:t>
@@ -265,10 +549,42 @@
         <w:t xml:space="preserve"> server, use a different IP-address for the build environment from the NAS environm</w:t>
       </w:r>
       <w:r>
-        <w:t xml:space="preserve">ent (if you're not using DHCP). Could be done by bridged adapter in the vm settings. </w:t>
-      </w:r>
-      <w:r>
-        <w:t>That way if you later SSH into either environment you won’t get warnings about a fingerprint change.</w:t>
+        <w:t xml:space="preserve">ent (if you're not using DHCP). </w:t>
+      </w:r>
+      <w:r>
+        <w:t>This can</w:t>
+      </w:r>
+      <w:r>
+        <w:t xml:space="preserve"> be done by </w:t>
+      </w:r>
+      <w:r>
+        <w:t xml:space="preserve">use </w:t>
+      </w:r>
+      <w:r>
+        <w:t xml:space="preserve">bridged adapter in the </w:t>
+      </w:r>
+      <w:proofErr w:type="spellStart"/>
+      <w:r>
+        <w:t>vm</w:t>
+      </w:r>
+      <w:proofErr w:type="spellEnd"/>
+      <w:r>
+        <w:t xml:space="preserve"> settings. </w:t>
+      </w:r>
+      <w:r>
+        <w:t>Th</w:t>
+      </w:r>
+      <w:r>
+        <w:t>is</w:t>
+      </w:r>
+      <w:r>
+        <w:t xml:space="preserve"> way if you later SSH into either environment you won’t get warnings about a fingerprint change</w:t>
+      </w:r>
+      <w:r>
+        <w:t xml:space="preserve"> all the time</w:t>
+      </w:r>
+      <w:r>
+        <w:t>.</w:t>
       </w:r>
       <w:r>
         <w:br/>
@@ -331,13 +647,24 @@
       </w:r>
       <w:r>
         <w:br/>
-        <w:t>Delete of the /usr/src directory contents.</w:t>
-      </w:r>
-    </w:p>
-    <w:p>
-      <w:pPr>
-        <w:pStyle w:val="Geenafstand"/>
-      </w:pPr>
+        <w:t>Delete of the /</w:t>
+      </w:r>
+      <w:proofErr w:type="spellStart"/>
+      <w:r>
+        <w:t>usr</w:t>
+      </w:r>
+      <w:proofErr w:type="spellEnd"/>
+      <w:r>
+        <w:t>/</w:t>
+      </w:r>
+      <w:proofErr w:type="spellStart"/>
+      <w:r>
+        <w:t>src</w:t>
+      </w:r>
+      <w:proofErr w:type="spellEnd"/>
+      <w:r>
+        <w:t xml:space="preserve"> directory contents.</w:t>
+      </w:r>
       <w:r>
         <w:br/>
       </w:r>
@@ -345,15 +672,79 @@
         <w:rPr>
           <w:rFonts w:ascii="Courier 10 Pitch" w:hAnsi="Courier 10 Pitch"/>
         </w:rPr>
-        <w:t># rm -rf /usr/src</w:t>
-      </w:r>
+        <w:t># rm -rf /</w:t>
+      </w:r>
+      <w:proofErr w:type="spellStart"/>
+      <w:r>
+        <w:rPr>
+          <w:rFonts w:ascii="Courier 10 Pitch" w:hAnsi="Courier 10 Pitch"/>
+        </w:rPr>
+        <w:t>usr</w:t>
+      </w:r>
+      <w:proofErr w:type="spellEnd"/>
+      <w:r>
+        <w:rPr>
+          <w:rFonts w:ascii="Courier 10 Pitch" w:hAnsi="Courier 10 Pitch"/>
+        </w:rPr>
+        <w:t>/</w:t>
+      </w:r>
+      <w:proofErr w:type="spellStart"/>
+      <w:r>
+        <w:rPr>
+          <w:rFonts w:ascii="Courier 10 Pitch" w:hAnsi="Courier 10 Pitch"/>
+        </w:rPr>
+        <w:t>src</w:t>
+      </w:r>
+      <w:proofErr w:type="spellEnd"/>
       <w:r>
         <w:rPr>
           <w:rFonts w:ascii="Courier 10 Pitch" w:hAnsi="Courier 10 Pitch"/>
         </w:rPr>
         <w:br/>
-        <w:t># mkdir /usr/src</w:t>
-      </w:r>
+      </w:r>
+      <w:r>
+        <w:rPr>
+          <w:rFonts w:ascii="Courier 10 Pitch" w:hAnsi="Courier 10 Pitch"/>
+        </w:rPr>
+        <w:lastRenderedPageBreak/>
+        <w:t xml:space="preserve"># </w:t>
+      </w:r>
+      <w:proofErr w:type="spellStart"/>
+      <w:r>
+        <w:rPr>
+          <w:rFonts w:ascii="Courier 10 Pitch" w:hAnsi="Courier 10 Pitch"/>
+        </w:rPr>
+        <w:t>mkdir</w:t>
+      </w:r>
+      <w:proofErr w:type="spellEnd"/>
+      <w:r>
+        <w:rPr>
+          <w:rFonts w:ascii="Courier 10 Pitch" w:hAnsi="Courier 10 Pitch"/>
+        </w:rPr>
+        <w:t xml:space="preserve"> /</w:t>
+      </w:r>
+      <w:proofErr w:type="spellStart"/>
+      <w:r>
+        <w:rPr>
+          <w:rFonts w:ascii="Courier 10 Pitch" w:hAnsi="Courier 10 Pitch"/>
+        </w:rPr>
+        <w:t>usr</w:t>
+      </w:r>
+      <w:proofErr w:type="spellEnd"/>
+      <w:r>
+        <w:rPr>
+          <w:rFonts w:ascii="Courier 10 Pitch" w:hAnsi="Courier 10 Pitch"/>
+        </w:rPr>
+        <w:t>/</w:t>
+      </w:r>
+      <w:proofErr w:type="spellStart"/>
+      <w:r>
+        <w:rPr>
+          <w:rFonts w:ascii="Courier 10 Pitch" w:hAnsi="Courier 10 Pitch"/>
+        </w:rPr>
+        <w:t>src</w:t>
+      </w:r>
+      <w:proofErr w:type="spellEnd"/>
       <w:r>
         <w:br/>
       </w:r>
@@ -362,7 +753,6 @@
           <w:b/>
           <w:u w:val="single"/>
         </w:rPr>
-        <w:lastRenderedPageBreak/>
         <w:t>2.2.</w:t>
       </w:r>
       <w:r>
@@ -390,7 +780,21 @@
         <w:rPr>
           <w:rFonts w:ascii="Courier 10 Pitch" w:hAnsi="Courier 10 Pitch"/>
         </w:rPr>
-        <w:t># freebsd-update fetch install</w:t>
+        <w:t xml:space="preserve"># </w:t>
+      </w:r>
+      <w:proofErr w:type="spellStart"/>
+      <w:r>
+        <w:rPr>
+          <w:rFonts w:ascii="Courier 10 Pitch" w:hAnsi="Courier 10 Pitch"/>
+        </w:rPr>
+        <w:t>freebsd</w:t>
+      </w:r>
+      <w:proofErr w:type="spellEnd"/>
+      <w:r>
+        <w:rPr>
+          <w:rFonts w:ascii="Courier 10 Pitch" w:hAnsi="Courier 10 Pitch"/>
+        </w:rPr>
+        <w:t>-update fetch install</w:t>
       </w:r>
       <w:r>
         <w:br/>
@@ -442,7 +846,21 @@
         <w:rPr>
           <w:rFonts w:ascii="Courier 10 Pitch" w:hAnsi="Courier 10 Pitch"/>
         </w:rPr>
-        <w:t># portsnap fetch extract</w:t>
+        <w:t xml:space="preserve"># </w:t>
+      </w:r>
+      <w:proofErr w:type="spellStart"/>
+      <w:r>
+        <w:rPr>
+          <w:rFonts w:ascii="Courier 10 Pitch" w:hAnsi="Courier 10 Pitch"/>
+        </w:rPr>
+        <w:t>portsnap</w:t>
+      </w:r>
+      <w:proofErr w:type="spellEnd"/>
+      <w:r>
+        <w:rPr>
+          <w:rFonts w:ascii="Courier 10 Pitch" w:hAnsi="Courier 10 Pitch"/>
+        </w:rPr>
+        <w:t xml:space="preserve"> fetch extract</w:t>
       </w:r>
     </w:p>
     <w:p>
@@ -480,7 +898,21 @@
         <w:rPr>
           <w:rFonts w:ascii="Courier 10 Pitch" w:hAnsi="Courier 10 Pitch"/>
         </w:rPr>
-        <w:t># portsnap fetch update</w:t>
+        <w:t xml:space="preserve"># </w:t>
+      </w:r>
+      <w:proofErr w:type="spellStart"/>
+      <w:r>
+        <w:rPr>
+          <w:rFonts w:ascii="Courier 10 Pitch" w:hAnsi="Courier 10 Pitch"/>
+        </w:rPr>
+        <w:t>portsnap</w:t>
+      </w:r>
+      <w:proofErr w:type="spellEnd"/>
+      <w:r>
+        <w:rPr>
+          <w:rFonts w:ascii="Courier 10 Pitch" w:hAnsi="Courier 10 Pitch"/>
+        </w:rPr>
+        <w:t xml:space="preserve"> fetch update</w:t>
       </w:r>
     </w:p>
     <w:p>
@@ -564,7 +996,21 @@
         <w:rPr>
           <w:rFonts w:ascii="Courier 10 Pitch" w:hAnsi="Courier 10 Pitch"/>
         </w:rPr>
-        <w:t># cd /usr/ports/shells/bash</w:t>
+        <w:t># cd /</w:t>
+      </w:r>
+      <w:proofErr w:type="spellStart"/>
+      <w:r>
+        <w:rPr>
+          <w:rFonts w:ascii="Courier 10 Pitch" w:hAnsi="Courier 10 Pitch"/>
+        </w:rPr>
+        <w:t>usr</w:t>
+      </w:r>
+      <w:proofErr w:type="spellEnd"/>
+      <w:r>
+        <w:rPr>
+          <w:rFonts w:ascii="Courier 10 Pitch" w:hAnsi="Courier 10 Pitch"/>
+        </w:rPr>
+        <w:t>/ports/shells/bash</w:t>
       </w:r>
     </w:p>
     <w:p>
@@ -589,8 +1035,44 @@
         <w:rPr>
           <w:rFonts w:ascii="Courier 10 Pitch" w:hAnsi="Courier 10 Pitch"/>
         </w:rPr>
-        <w:t># cd /usr/ports/sysutils/cdrtools</w:t>
-      </w:r>
+        <w:t># cd /</w:t>
+      </w:r>
+      <w:proofErr w:type="spellStart"/>
+      <w:r>
+        <w:rPr>
+          <w:rFonts w:ascii="Courier 10 Pitch" w:hAnsi="Courier 10 Pitch"/>
+        </w:rPr>
+        <w:t>usr</w:t>
+      </w:r>
+      <w:proofErr w:type="spellEnd"/>
+      <w:r>
+        <w:rPr>
+          <w:rFonts w:ascii="Courier 10 Pitch" w:hAnsi="Courier 10 Pitch"/>
+        </w:rPr>
+        <w:t>/ports/</w:t>
+      </w:r>
+      <w:proofErr w:type="spellStart"/>
+      <w:r>
+        <w:rPr>
+          <w:rFonts w:ascii="Courier 10 Pitch" w:hAnsi="Courier 10 Pitch"/>
+        </w:rPr>
+        <w:t>sysutils</w:t>
+      </w:r>
+      <w:proofErr w:type="spellEnd"/>
+      <w:r>
+        <w:rPr>
+          <w:rFonts w:ascii="Courier 10 Pitch" w:hAnsi="Courier 10 Pitch"/>
+        </w:rPr>
+        <w:t>/</w:t>
+      </w:r>
+      <w:proofErr w:type="spellStart"/>
+      <w:r>
+        <w:rPr>
+          <w:rFonts w:ascii="Courier 10 Pitch" w:hAnsi="Courier 10 Pitch"/>
+        </w:rPr>
+        <w:t>cdrtools</w:t>
+      </w:r>
+      <w:proofErr w:type="spellEnd"/>
     </w:p>
     <w:p>
       <w:pPr>
@@ -622,8 +1104,59 @@
           <w:sz w:val="22"/>
           <w:szCs w:val="22"/>
         </w:rPr>
-        <w:t>cd /usr/ports/ports-mgmt/portupgrade</w:t>
-      </w:r>
+        <w:t>cd /</w:t>
+      </w:r>
+      <w:proofErr w:type="spellStart"/>
+      <w:r>
+        <w:rPr>
+          <w:rStyle w:val="HTML-toetsenbord"/>
+          <w:rFonts w:ascii="Courier 10 Pitch" w:eastAsia="Calibri" w:hAnsi="Courier 10 Pitch"/>
+          <w:sz w:val="22"/>
+          <w:szCs w:val="22"/>
+        </w:rPr>
+        <w:t>usr</w:t>
+      </w:r>
+      <w:proofErr w:type="spellEnd"/>
+      <w:r>
+        <w:rPr>
+          <w:rStyle w:val="HTML-toetsenbord"/>
+          <w:rFonts w:ascii="Courier 10 Pitch" w:eastAsia="Calibri" w:hAnsi="Courier 10 Pitch"/>
+          <w:sz w:val="22"/>
+          <w:szCs w:val="22"/>
+        </w:rPr>
+        <w:t>/ports/ports-</w:t>
+      </w:r>
+      <w:proofErr w:type="spellStart"/>
+      <w:r>
+        <w:rPr>
+          <w:rStyle w:val="HTML-toetsenbord"/>
+          <w:rFonts w:ascii="Courier 10 Pitch" w:eastAsia="Calibri" w:hAnsi="Courier 10 Pitch"/>
+          <w:sz w:val="22"/>
+          <w:szCs w:val="22"/>
+        </w:rPr>
+        <w:t>mgmt</w:t>
+      </w:r>
+      <w:proofErr w:type="spellEnd"/>
+      <w:r>
+        <w:rPr>
+          <w:rStyle w:val="HTML-toetsenbord"/>
+          <w:rFonts w:ascii="Courier 10 Pitch" w:eastAsia="Calibri" w:hAnsi="Courier 10 Pitch"/>
+          <w:sz w:val="22"/>
+          <w:szCs w:val="22"/>
+        </w:rPr>
+        <w:t>/</w:t>
+      </w:r>
+      <w:proofErr w:type="spellStart"/>
+      <w:r>
+        <w:rPr>
+          <w:rStyle w:val="HTML-toetsenbord"/>
+          <w:rFonts w:ascii="Courier 10 Pitch" w:eastAsia="Calibri" w:hAnsi="Courier 10 Pitch"/>
+          <w:sz w:val="22"/>
+          <w:szCs w:val="22"/>
+        </w:rPr>
+        <w:t>portupgrade</w:t>
+      </w:r>
+      <w:proofErr w:type="spellEnd"/>
     </w:p>
     <w:p>
       <w:pPr>
@@ -653,7 +1186,15 @@
         <w:t xml:space="preserve">cd </w:t>
       </w:r>
       <w:r>
-        <w:t>/usr/ports/devel/</w:t>
+        <w:t>/</w:t>
+      </w:r>
+      <w:proofErr w:type="spellStart"/>
+      <w:r>
+        <w:t>usr</w:t>
+      </w:r>
+      <w:proofErr w:type="spellEnd"/>
+      <w:r>
+        <w:t>/ports/devel/</w:t>
       </w:r>
       <w:r>
         <w:t>git</w:t>
@@ -664,6 +1205,7 @@
         <w:pStyle w:val="Geenafstand"/>
       </w:pPr>
       <w:r>
+        <w:lastRenderedPageBreak/>
         <w:t>make install clean</w:t>
       </w:r>
     </w:p>
@@ -675,8 +1217,21 @@
         <w:rPr>
           <w:rFonts w:ascii="Courier 10 Pitch" w:hAnsi="Courier 10 Pitch"/>
         </w:rPr>
-        <w:lastRenderedPageBreak/>
-        <w:t># cd /usr/ports/devel/subversion</w:t>
+        <w:t># cd /</w:t>
+      </w:r>
+      <w:proofErr w:type="spellStart"/>
+      <w:r>
+        <w:rPr>
+          <w:rFonts w:ascii="Courier 10 Pitch" w:hAnsi="Courier 10 Pitch"/>
+        </w:rPr>
+        <w:t>usr</w:t>
+      </w:r>
+      <w:proofErr w:type="spellEnd"/>
+      <w:r>
+        <w:rPr>
+          <w:rFonts w:ascii="Courier 10 Pitch" w:hAnsi="Courier 10 Pitch"/>
+        </w:rPr>
+        <w:t>/ports/devel/subversion</w:t>
       </w:r>
     </w:p>
     <w:p>
@@ -785,14 +1340,44 @@
         <w:rPr>
           <w:rFonts w:ascii="Courier 10 Pitch" w:hAnsi="Courier 10 Pitch"/>
         </w:rPr>
-        <w:t># mkdir /usr/local/</w:t>
-      </w:r>
+        <w:t xml:space="preserve"># </w:t>
+      </w:r>
+      <w:proofErr w:type="spellStart"/>
+      <w:r>
+        <w:rPr>
+          <w:rFonts w:ascii="Courier 10 Pitch" w:hAnsi="Courier 10 Pitch"/>
+        </w:rPr>
+        <w:t>mkdir</w:t>
+      </w:r>
+      <w:proofErr w:type="spellEnd"/>
+      <w:r>
+        <w:rPr>
+          <w:rFonts w:ascii="Courier 10 Pitch" w:hAnsi="Courier 10 Pitch"/>
+        </w:rPr>
+        <w:t xml:space="preserve"> /</w:t>
+      </w:r>
+      <w:proofErr w:type="spellStart"/>
+      <w:r>
+        <w:rPr>
+          <w:rFonts w:ascii="Courier 10 Pitch" w:hAnsi="Courier 10 Pitch"/>
+        </w:rPr>
+        <w:t>usr</w:t>
+      </w:r>
+      <w:proofErr w:type="spellEnd"/>
+      <w:r>
+        <w:rPr>
+          <w:rFonts w:ascii="Courier 10 Pitch" w:hAnsi="Courier 10 Pitch"/>
+        </w:rPr>
+        <w:t>/local/</w:t>
+      </w:r>
+      <w:proofErr w:type="spellStart"/>
       <w:r>
         <w:rPr>
           <w:rFonts w:ascii="Courier 10 Pitch" w:hAnsi="Courier 10 Pitch"/>
         </w:rPr>
         <w:t>xigmanas</w:t>
       </w:r>
+      <w:proofErr w:type="spellEnd"/>
       <w:r>
         <w:br/>
       </w:r>
@@ -845,14 +1430,30 @@
         <w:rPr>
           <w:rFonts w:ascii="Courier 10 Pitch" w:hAnsi="Courier 10 Pitch"/>
         </w:rPr>
-        <w:t># cd /usr/local/</w:t>
-      </w:r>
+        <w:t># cd /</w:t>
+      </w:r>
+      <w:proofErr w:type="spellStart"/>
+      <w:r>
+        <w:rPr>
+          <w:rFonts w:ascii="Courier 10 Pitch" w:hAnsi="Courier 10 Pitch"/>
+        </w:rPr>
+        <w:t>usr</w:t>
+      </w:r>
+      <w:proofErr w:type="spellEnd"/>
+      <w:r>
+        <w:rPr>
+          <w:rFonts w:ascii="Courier 10 Pitch" w:hAnsi="Courier 10 Pitch"/>
+        </w:rPr>
+        <w:t>/local/</w:t>
+      </w:r>
+      <w:proofErr w:type="spellStart"/>
       <w:r>
         <w:rPr>
           <w:rFonts w:ascii="Courier 10 Pitch" w:hAnsi="Courier 10 Pitch"/>
         </w:rPr>
         <w:t>xigmanas</w:t>
       </w:r>
+      <w:proofErr w:type="spellEnd"/>
     </w:p>
     <w:p>
       <w:pPr>
@@ -864,6 +1465,7 @@
         </w:rPr>
         <w:t xml:space="preserve"># </w:t>
       </w:r>
+      <w:proofErr w:type="spellStart"/>
       <w:r>
         <w:rPr>
           <w:rStyle w:val="HTMLCode"/>
@@ -871,8 +1473,9 @@
           <w:sz w:val="22"/>
           <w:szCs w:val="22"/>
         </w:rPr>
-        <w:t>svn co http</w:t>
-      </w:r>
+        <w:t>svn</w:t>
+      </w:r>
+      <w:proofErr w:type="spellEnd"/>
       <w:r>
         <w:rPr>
           <w:rStyle w:val="HTMLCode"/>
@@ -880,7 +1483,7 @@
           <w:sz w:val="22"/>
           <w:szCs w:val="22"/>
         </w:rPr>
-        <w:t>s</w:t>
+        <w:t xml:space="preserve"> co http</w:t>
       </w:r>
       <w:r>
         <w:rPr>
@@ -889,7 +1492,7 @@
           <w:sz w:val="22"/>
           <w:szCs w:val="22"/>
         </w:rPr>
-        <w:t>://svn.code.sf.net/p/</w:t>
+        <w:t>s</w:t>
       </w:r>
       <w:r>
         <w:rPr>
@@ -898,7 +1501,7 @@
           <w:sz w:val="22"/>
           <w:szCs w:val="22"/>
         </w:rPr>
-        <w:t>xigmanas</w:t>
+        <w:t>://svn.code.sf.net/p/</w:t>
       </w:r>
       <w:r>
         <w:rPr>
@@ -907,8 +1510,28 @@
           <w:sz w:val="22"/>
           <w:szCs w:val="22"/>
         </w:rPr>
-        <w:t>/code/trunk svn</w:t>
-      </w:r>
+        <w:t>xigmanas</w:t>
+      </w:r>
+      <w:r>
+        <w:rPr>
+          <w:rStyle w:val="HTMLCode"/>
+          <w:rFonts w:ascii="Courier 10 Pitch" w:eastAsia="Calibri" w:hAnsi="Courier 10 Pitch" w:cs="Times New Roman"/>
+          <w:sz w:val="22"/>
+          <w:szCs w:val="22"/>
+        </w:rPr>
+        <w:t xml:space="preserve">/code/trunk </w:t>
+      </w:r>
+      <w:proofErr w:type="spellStart"/>
+      <w:r>
+        <w:rPr>
+          <w:rStyle w:val="HTMLCode"/>
+          <w:rFonts w:ascii="Courier 10 Pitch" w:eastAsia="Calibri" w:hAnsi="Courier 10 Pitch" w:cs="Times New Roman"/>
+          <w:sz w:val="22"/>
+          <w:szCs w:val="22"/>
+        </w:rPr>
+        <w:t>svn</w:t>
+      </w:r>
+      <w:proofErr w:type="spellEnd"/>
     </w:p>
     <w:p>
       <w:pPr>
@@ -976,21 +1599,43 @@
           <w:sz w:val="22"/>
           <w:szCs w:val="22"/>
         </w:rPr>
-        <w:t xml:space="preserve"> to upload code to svn)</w:t>
-      </w:r>
-    </w:p>
-    <w:p>
-      <w:pPr>
-        <w:pStyle w:val="Geenafstand"/>
-      </w:pPr>
-    </w:p>
-    <w:p>
-      <w:pPr>
-        <w:pStyle w:val="Geenafstand"/>
-      </w:pPr>
-      <w:r>
-        <w:rPr>
+        <w:t xml:space="preserve"> to upload code to </w:t>
+      </w:r>
+      <w:proofErr w:type="spellStart"/>
+      <w:r>
+        <w:rPr>
+          <w:rStyle w:val="HTMLCode"/>
+          <w:rFonts w:eastAsia="Calibri" w:cs="Times New Roman"/>
           <w:b/>
+          <w:sz w:val="22"/>
+          <w:szCs w:val="22"/>
+        </w:rPr>
+        <w:t>svn</w:t>
+      </w:r>
+      <w:proofErr w:type="spellEnd"/>
+      <w:r>
+        <w:rPr>
+          <w:rStyle w:val="HTMLCode"/>
+          <w:rFonts w:eastAsia="Calibri" w:cs="Times New Roman"/>
+          <w:b/>
+          <w:sz w:val="22"/>
+          <w:szCs w:val="22"/>
+        </w:rPr>
+        <w:t>)</w:t>
+      </w:r>
+    </w:p>
+    <w:p>
+      <w:pPr>
+        <w:pStyle w:val="Geenafstand"/>
+      </w:pPr>
+    </w:p>
+    <w:p>
+      <w:pPr>
+        <w:pStyle w:val="Geenafstand"/>
+      </w:pPr>
+      <w:r>
+        <w:rPr>
+          <w:b/>
           <w:u w:val="single"/>
         </w:rPr>
         <w:t>4.</w:t>
@@ -1031,19 +1676,49 @@
         <w:rPr>
           <w:rFonts w:ascii="Courier 10 Pitch" w:hAnsi="Courier 10 Pitch"/>
         </w:rPr>
-        <w:t># cd /usr/local/</w:t>
-      </w:r>
+        <w:t># cd /</w:t>
+      </w:r>
+      <w:proofErr w:type="spellStart"/>
+      <w:r>
+        <w:rPr>
+          <w:rFonts w:ascii="Courier 10 Pitch" w:hAnsi="Courier 10 Pitch"/>
+        </w:rPr>
+        <w:t>usr</w:t>
+      </w:r>
+      <w:proofErr w:type="spellEnd"/>
+      <w:r>
+        <w:rPr>
+          <w:rFonts w:ascii="Courier 10 Pitch" w:hAnsi="Courier 10 Pitch"/>
+        </w:rPr>
+        <w:t>/local/</w:t>
+      </w:r>
+      <w:proofErr w:type="spellStart"/>
       <w:r>
         <w:rPr>
           <w:rFonts w:ascii="Courier 10 Pitch" w:hAnsi="Courier 10 Pitch"/>
         </w:rPr>
         <w:t>xigmanas</w:t>
       </w:r>
-      <w:r>
-        <w:rPr>
-          <w:rFonts w:ascii="Courier 10 Pitch" w:hAnsi="Courier 10 Pitch"/>
-        </w:rPr>
-        <w:t>/svn/build</w:t>
+      <w:proofErr w:type="spellEnd"/>
+      <w:r>
+        <w:rPr>
+          <w:rFonts w:ascii="Courier 10 Pitch" w:hAnsi="Courier 10 Pitch"/>
+        </w:rPr>
+        <w:t>/</w:t>
+      </w:r>
+      <w:proofErr w:type="spellStart"/>
+      <w:r>
+        <w:rPr>
+          <w:rFonts w:ascii="Courier 10 Pitch" w:hAnsi="Courier 10 Pitch"/>
+        </w:rPr>
+        <w:t>svn</w:t>
+      </w:r>
+      <w:proofErr w:type="spellEnd"/>
+      <w:r>
+        <w:rPr>
+          <w:rFonts w:ascii="Courier 10 Pitch" w:hAnsi="Courier 10 Pitch"/>
+        </w:rPr>
+        <w:t>/build</w:t>
       </w:r>
       <w:r>
         <w:rPr>
@@ -1077,11 +1752,6 @@
       <w:pPr>
         <w:pStyle w:val="Geenafstand"/>
       </w:pPr>
-    </w:p>
-    <w:p>
-      <w:pPr>
-        <w:pStyle w:val="Geenafstand"/>
-      </w:pPr>
       <w:r>
         <w:t>The following BUILD ENVIROMENT menu should come up and the selections are self-explanatory:</w:t>
       </w:r>
@@ -1095,284 +1765,87 @@
       <w:pPr>
         <w:pStyle w:val="Geenafstand"/>
       </w:pPr>
-    </w:p>
-    <w:p>
-      <w:pPr>
-        <w:pStyle w:val="Geenafstand"/>
-        <w:rPr>
-          <w:rFonts w:ascii="Courier 10 Pitch" w:hAnsi="Courier 10 Pitch"/>
-        </w:rPr>
-      </w:pPr>
-      <w:r>
-        <w:rPr>
-          <w:rFonts w:ascii="Courier 10 Pitch" w:hAnsi="Courier 10 Pitch"/>
-        </w:rPr>
-        <w:t>---------------------------</w:t>
-      </w:r>
-      <w:r>
-        <w:rPr>
-          <w:rFonts w:ascii="Courier 10 Pitch" w:hAnsi="Courier 10 Pitch"/>
-        </w:rPr>
-        <w:t>-------------</w:t>
-      </w:r>
-    </w:p>
-    <w:p>
-      <w:pPr>
-        <w:pStyle w:val="Geenafstand"/>
-        <w:rPr>
-          <w:rFonts w:ascii="Courier 10 Pitch" w:hAnsi="Courier 10 Pitch"/>
-        </w:rPr>
-      </w:pPr>
-      <w:r>
-        <w:rPr>
-          <w:rFonts w:ascii="Courier 10 Pitch" w:hAnsi="Courier 10 Pitch"/>
-        </w:rPr>
-        <w:t>XigmaNAS® Build Environment</w:t>
-      </w:r>
-    </w:p>
-    <w:p>
-      <w:pPr>
-        <w:pStyle w:val="Geenafstand"/>
-        <w:rPr>
-          <w:rFonts w:ascii="Courier 10 Pitch" w:hAnsi="Courier 10 Pitch"/>
-        </w:rPr>
-      </w:pPr>
-      <w:r>
-        <w:rPr>
-          <w:rFonts w:ascii="Courier 10 Pitch" w:hAnsi="Courier 10 Pitch"/>
-        </w:rPr>
-        <w:t>---------------------------</w:t>
-      </w:r>
-      <w:r>
-        <w:rPr>
-          <w:rFonts w:ascii="Courier 10 Pitch" w:hAnsi="Courier 10 Pitch"/>
-        </w:rPr>
-        <w:t>-------------</w:t>
-      </w:r>
-    </w:p>
-    <w:p>
-      <w:pPr>
-        <w:pStyle w:val="Geenafstand"/>
-        <w:rPr>
-          <w:rFonts w:ascii="Courier 10 Pitch" w:hAnsi="Courier 10 Pitch"/>
-        </w:rPr>
-      </w:pPr>
-    </w:p>
-    <w:p>
-      <w:pPr>
-        <w:pStyle w:val="Geenafstand"/>
-        <w:rPr>
-          <w:rFonts w:ascii="Courier 10 Pitch" w:hAnsi="Courier 10 Pitch"/>
-        </w:rPr>
-      </w:pPr>
-      <w:r>
-        <w:rPr>
-          <w:rFonts w:ascii="Courier 10 Pitch" w:hAnsi="Courier 10 Pitch"/>
-        </w:rPr>
-        <w:t>1  - Update XigmaNAS® Source Files to CURRENT.</w:t>
-      </w:r>
-    </w:p>
-    <w:p>
-      <w:pPr>
-        <w:pStyle w:val="Geenafstand"/>
-        <w:rPr>
-          <w:rFonts w:ascii="Courier 10 Pitch" w:hAnsi="Courier 10 Pitch"/>
-        </w:rPr>
-      </w:pPr>
-      <w:r>
-        <w:rPr>
-          <w:rFonts w:ascii="Courier 10 Pitch" w:hAnsi="Courier 10 Pitch"/>
-        </w:rPr>
-        <w:t xml:space="preserve">2  - </w:t>
-      </w:r>
-      <w:bookmarkStart w:id="1" w:name="_Hlk62435738"/>
-      <w:r>
-        <w:rPr>
-          <w:rFonts w:ascii="Courier 10 Pitch" w:hAnsi="Courier 10 Pitch"/>
-        </w:rPr>
-        <w:t>Select Compile Menu</w:t>
-      </w:r>
-      <w:bookmarkEnd w:id="1"/>
+      <w:r>
+        <w:rPr>
+          <w:noProof/>
+        </w:rPr>
+        <w:drawing>
+          <wp:inline distT="0" distB="0" distL="0" distR="0" wp14:anchorId="3DE6397B" wp14:editId="7279692F">
+            <wp:extent cx="6454475" cy="4933950"/>
+            <wp:effectExtent l="0" t="0" r="3810" b="0"/>
+            <wp:docPr id="501783594" name="Afbeelding 1"/>
+            <wp:cNvGraphicFramePr>
+              <a:graphicFrameLocks xmlns:a="http://schemas.openxmlformats.org/drawingml/2006/main" noChangeAspect="1"/>
+            </wp:cNvGraphicFramePr>
+            <a:graphic xmlns:a="http://schemas.openxmlformats.org/drawingml/2006/main">
+              <a:graphicData uri="http://schemas.openxmlformats.org/drawingml/2006/picture">
+                <pic:pic xmlns:pic="http://schemas.openxmlformats.org/drawingml/2006/picture">
+                  <pic:nvPicPr>
+                    <pic:cNvPr id="501783594" name="Afbeelding 501783594"/>
+                    <pic:cNvPicPr/>
+                  </pic:nvPicPr>
+                  <pic:blipFill>
+                    <a:blip r:embed="rId7">
+                      <a:extLst>
+                        <a:ext uri="{28A0092B-C50C-407E-A947-70E740481C1C}">
+                          <a14:useLocalDpi xmlns:a14="http://schemas.microsoft.com/office/drawing/2010/main" val="0"/>
+                        </a:ext>
+                      </a:extLst>
+                    </a:blip>
+                    <a:stretch>
+                      <a:fillRect/>
+                    </a:stretch>
+                  </pic:blipFill>
+                  <pic:spPr>
+                    <a:xfrm>
+                      <a:off x="0" y="0"/>
+                      <a:ext cx="6502375" cy="4970566"/>
+                    </a:xfrm>
+                    <a:prstGeom prst="rect">
+                      <a:avLst/>
+                    </a:prstGeom>
+                  </pic:spPr>
+                </pic:pic>
+              </a:graphicData>
+            </a:graphic>
+          </wp:inline>
+        </w:drawing>
+      </w:r>
+    </w:p>
+    <w:p>
+      <w:pPr>
+        <w:pStyle w:val="Geenafstand"/>
+      </w:pPr>
+      <w:r>
+        <w:t xml:space="preserve">Now </w:t>
+      </w:r>
+      <w:r>
+        <w:t xml:space="preserve">press No. 2  to select choice </w:t>
+      </w:r>
+      <w:r>
+        <w:t xml:space="preserve">2 - </w:t>
+      </w:r>
+      <w:r>
+        <w:rPr>
+          <w:rFonts w:ascii="Courier 10 Pitch" w:hAnsi="Courier 10 Pitch"/>
+        </w:rPr>
+        <w:t>Enter</w:t>
+      </w:r>
+      <w:r>
+        <w:rPr>
+          <w:rFonts w:ascii="Courier 10 Pitch" w:hAnsi="Courier 10 Pitch"/>
+        </w:rPr>
+        <w:t xml:space="preserve"> Compile Menu</w:t>
+      </w:r>
       <w:r>
         <w:rPr>
           <w:rFonts w:ascii="Courier 10 Pitch" w:hAnsi="Courier 10 Pitch"/>
         </w:rPr>
         <w:t>.</w:t>
       </w:r>
-    </w:p>
-    <w:p>
-      <w:pPr>
-        <w:pStyle w:val="Geenafstand"/>
-        <w:rPr>
-          <w:rFonts w:ascii="Courier 10 Pitch" w:hAnsi="Courier 10 Pitch"/>
-        </w:rPr>
-      </w:pPr>
-      <w:r>
-        <w:rPr>
-          <w:rFonts w:ascii="Courier 10 Pitch" w:hAnsi="Courier 10 Pitch"/>
-        </w:rPr>
-        <w:t>10 - Create 'Embedded.img.xz' File. (Firmware Update)</w:t>
-      </w:r>
-    </w:p>
-    <w:p>
-      <w:pPr>
-        <w:pStyle w:val="Geenafstand"/>
-        <w:rPr>
-          <w:rFonts w:ascii="Courier 10 Pitch" w:hAnsi="Courier 10 Pitch"/>
-        </w:rPr>
-      </w:pPr>
-      <w:r>
-        <w:rPr>
-          <w:rFonts w:ascii="Courier 10 Pitch" w:hAnsi="Courier 10 Pitch"/>
-        </w:rPr>
-        <w:t>11 - Create 'LiveUSB.img.gz MBR' File. (Rawrite to USB Key)</w:t>
-      </w:r>
-    </w:p>
-    <w:p>
-      <w:pPr>
-        <w:pStyle w:val="Geenafstand"/>
-        <w:rPr>
-          <w:rFonts w:ascii="Courier 10 Pitch" w:hAnsi="Courier 10 Pitch"/>
-        </w:rPr>
-      </w:pPr>
-      <w:r>
-        <w:rPr>
-          <w:rFonts w:ascii="Courier 10 Pitch" w:hAnsi="Courier 10 Pitch"/>
-        </w:rPr>
-        <w:t>12 - Create 'LiveUSB.img.gz GPT' File. (Rawrite to USB Key)</w:t>
-      </w:r>
-    </w:p>
-    <w:p>
-      <w:pPr>
-        <w:pStyle w:val="Geenafstand"/>
-        <w:rPr>
-          <w:rFonts w:ascii="Courier 10 Pitch" w:hAnsi="Courier 10 Pitch"/>
-        </w:rPr>
-      </w:pPr>
-      <w:r>
-        <w:rPr>
-          <w:rFonts w:ascii="Courier 10 Pitch" w:hAnsi="Courier 10 Pitch"/>
-        </w:rPr>
-        <w:t>13 - Create 'LiveCD' (ISO) File.</w:t>
-      </w:r>
-    </w:p>
-    <w:p>
-      <w:pPr>
-        <w:pStyle w:val="Geenafstand"/>
-        <w:rPr>
-          <w:rFonts w:ascii="Courier 10 Pitch" w:hAnsi="Courier 10 Pitch"/>
-        </w:rPr>
-      </w:pPr>
-      <w:r>
-        <w:rPr>
-          <w:rFonts w:ascii="Courier 10 Pitch" w:hAnsi="Courier 10 Pitch"/>
-        </w:rPr>
-        <w:t>14 - Create 'LiveCD-Tin' (ISO) without 'Embedded' File.</w:t>
-      </w:r>
-    </w:p>
-    <w:p>
-      <w:pPr>
-        <w:pStyle w:val="Geenafstand"/>
-        <w:rPr>
-          <w:rFonts w:ascii="Courier 10 Pitch" w:hAnsi="Courier 10 Pitch"/>
-        </w:rPr>
-      </w:pPr>
-      <w:r>
-        <w:rPr>
-          <w:rFonts w:ascii="Courier 10 Pitch" w:hAnsi="Courier 10 Pitch"/>
-        </w:rPr>
-        <w:t>15 - Create 'Full' (TGZ) Update File.</w:t>
-      </w:r>
-    </w:p>
-    <w:p>
-      <w:pPr>
-        <w:pStyle w:val="Geenafstand"/>
-        <w:rPr>
-          <w:rFonts w:ascii="Courier 10 Pitch" w:hAnsi="Courier 10 Pitch"/>
-        </w:rPr>
-      </w:pPr>
-      <w:r>
-        <w:rPr>
-          <w:rFonts w:ascii="Courier 10 Pitch" w:hAnsi="Courier 10 Pitch"/>
-        </w:rPr>
-        <w:t>16 - Create All Release Files at once.</w:t>
-      </w:r>
-    </w:p>
-    <w:p>
-      <w:pPr>
-        <w:pStyle w:val="Geenafstand"/>
-        <w:rPr>
-          <w:rFonts w:ascii="Courier 10 Pitch" w:hAnsi="Courier 10 Pitch"/>
-        </w:rPr>
-      </w:pPr>
-      <w:r>
-        <w:rPr>
-          <w:rFonts w:ascii="Courier 10 Pitch" w:hAnsi="Courier 10 Pitch"/>
-        </w:rPr>
-        <w:t>-----------------------------------------------------------</w:t>
-      </w:r>
-    </w:p>
-    <w:p>
-      <w:pPr>
-        <w:pStyle w:val="Geenafstand"/>
-        <w:rPr>
-          <w:rFonts w:ascii="Courier 10 Pitch" w:hAnsi="Courier 10 Pitch"/>
-        </w:rPr>
-      </w:pPr>
-      <w:r>
-        <w:rPr>
-          <w:rFonts w:ascii="Courier 10 Pitch" w:hAnsi="Courier 10 Pitch"/>
-        </w:rPr>
-        <w:t>17 - Create 'xigmanas.pot' file from Source files.</w:t>
-      </w:r>
-    </w:p>
-    <w:p>
-      <w:pPr>
-        <w:pStyle w:val="Geenafstand"/>
-      </w:pPr>
-      <w:r>
-        <w:rPr>
-          <w:rFonts w:ascii="Courier 10 Pitch" w:hAnsi="Courier 10 Pitch"/>
-        </w:rPr>
-        <w:t xml:space="preserve">*  - Exit. </w:t>
-      </w:r>
-      <w:r>
-        <w:rPr>
-          <w:rFonts w:ascii="Courier 10 Pitch" w:hAnsi="Courier 10 Pitch"/>
-        </w:rPr>
-        <w:t>Press #</w:t>
-      </w:r>
       <w:r>
         <w:br/>
       </w:r>
-      <w:r>
-        <w:br/>
-      </w:r>
-    </w:p>
-    <w:p>
-      <w:pPr>
-        <w:pStyle w:val="Geenafstand"/>
-      </w:pPr>
-    </w:p>
-    <w:p>
-      <w:pPr>
-        <w:pStyle w:val="Geenafstand"/>
-      </w:pPr>
-      <w:r>
-        <w:t>Now s</w:t>
-      </w:r>
-      <w:r>
-        <w:t xml:space="preserve">elect Menu option 2 - </w:t>
-      </w:r>
-      <w:r>
-        <w:rPr>
-          <w:rFonts w:ascii="Courier 10 Pitch" w:hAnsi="Courier 10 Pitch"/>
-        </w:rPr>
-        <w:t>Select Compile Menu</w:t>
-      </w:r>
-      <w:r>
-        <w:br/>
-      </w:r>
     </w:p>
     <w:p>
       <w:pPr>
@@ -1390,366 +1863,174 @@
         </w:rPr>
       </w:pPr>
       <w:r>
-        <w:br/>
-      </w:r>
-    </w:p>
-    <w:p>
-      <w:pPr>
-        <w:pStyle w:val="Geenafstand"/>
-        <w:rPr>
-          <w:rFonts w:ascii="Courier 10 Pitch" w:hAnsi="Courier 10 Pitch"/>
-        </w:rPr>
-      </w:pPr>
-    </w:p>
-    <w:p>
-      <w:pPr>
-        <w:pStyle w:val="Geenafstand"/>
-        <w:rPr>
-          <w:rFonts w:ascii="Courier 10 Pitch" w:hAnsi="Courier 10 Pitch"/>
-        </w:rPr>
-      </w:pPr>
-    </w:p>
-    <w:p>
-      <w:pPr>
-        <w:pStyle w:val="Geenafstand"/>
-        <w:rPr>
-          <w:rFonts w:ascii="Courier 10 Pitch" w:hAnsi="Courier 10 Pitch"/>
-        </w:rPr>
-      </w:pPr>
-    </w:p>
-    <w:p>
-      <w:pPr>
-        <w:pStyle w:val="Geenafstand"/>
-        <w:rPr>
-          <w:rFonts w:ascii="Courier 10 Pitch" w:hAnsi="Courier 10 Pitch"/>
-        </w:rPr>
-      </w:pPr>
-      <w:r>
-        <w:rPr>
-          <w:rFonts w:ascii="Courier 10 Pitch" w:hAnsi="Courier 10 Pitch"/>
-        </w:rPr>
-        <w:t>------------------------------------------</w:t>
-      </w:r>
-    </w:p>
-    <w:p>
-      <w:pPr>
-        <w:pStyle w:val="Geenafstand"/>
-        <w:rPr>
-          <w:rFonts w:ascii="Courier 10 Pitch" w:hAnsi="Courier 10 Pitch"/>
-        </w:rPr>
-      </w:pPr>
-      <w:r>
-        <w:rPr>
-          <w:rFonts w:ascii="Courier 10 Pitch" w:hAnsi="Courier 10 Pitch"/>
-        </w:rPr>
-        <w:t xml:space="preserve">Compile </w:t>
-      </w:r>
-      <w:r>
-        <w:rPr>
-          <w:rFonts w:ascii="Courier 10 Pitch" w:hAnsi="Courier 10 Pitch"/>
-        </w:rPr>
-        <w:t>XigmaNAS</w:t>
-      </w:r>
-      <w:r>
-        <w:rPr>
-          <w:rFonts w:ascii="Courier 10 Pitch" w:hAnsi="Courier 10 Pitch"/>
-        </w:rPr>
-        <w:t xml:space="preserve"> from Scratch</w:t>
-      </w:r>
-    </w:p>
-    <w:p>
-      <w:pPr>
-        <w:pStyle w:val="Geenafstand"/>
-        <w:rPr>
-          <w:rFonts w:ascii="Courier 10 Pitch" w:hAnsi="Courier 10 Pitch"/>
-        </w:rPr>
-      </w:pPr>
-      <w:r>
-        <w:rPr>
-          <w:rFonts w:ascii="Courier 10 Pitch" w:hAnsi="Courier 10 Pitch"/>
-        </w:rPr>
-        <w:t>-----------------------------</w:t>
-      </w:r>
-      <w:r>
-        <w:rPr>
-          <w:rFonts w:ascii="Courier 10 Pitch" w:hAnsi="Courier 10 Pitch"/>
-        </w:rPr>
-        <w:t>-------------</w:t>
-      </w:r>
-    </w:p>
-    <w:p>
-      <w:pPr>
-        <w:pStyle w:val="Geenafstand"/>
-        <w:rPr>
-          <w:rFonts w:ascii="Courier 10 Pitch" w:hAnsi="Courier 10 Pitch"/>
-        </w:rPr>
-      </w:pPr>
-    </w:p>
-    <w:p>
-      <w:pPr>
-        <w:pStyle w:val="Geenafstand"/>
-        <w:rPr>
-          <w:rFonts w:ascii="Courier 10 Pitch" w:hAnsi="Courier 10 Pitch"/>
-        </w:rPr>
-      </w:pPr>
-      <w:r>
-        <w:rPr>
-          <w:rFonts w:ascii="Courier 10 Pitch" w:hAnsi="Courier 10 Pitch"/>
-        </w:rPr>
-        <w:t xml:space="preserve">        Menu Options:</w:t>
-      </w:r>
-    </w:p>
-    <w:p>
-      <w:pPr>
-        <w:pStyle w:val="Geenafstand"/>
-        <w:rPr>
-          <w:rFonts w:ascii="Courier 10 Pitch" w:hAnsi="Courier 10 Pitch"/>
-        </w:rPr>
-      </w:pPr>
-    </w:p>
-    <w:p>
-      <w:pPr>
-        <w:pStyle w:val="Geenafstand"/>
-        <w:rPr>
-          <w:rFonts w:ascii="Courier 10 Pitch" w:hAnsi="Courier 10 Pitch"/>
-        </w:rPr>
-      </w:pPr>
-      <w:r>
-        <w:rPr>
-          <w:rFonts w:ascii="Courier 10 Pitch" w:hAnsi="Courier 10 Pitch"/>
-        </w:rPr>
-        <w:t>1 - Update FreeBSD Source Tree and Ports Collections.</w:t>
-      </w:r>
-    </w:p>
-    <w:p>
-      <w:pPr>
-        <w:pStyle w:val="Geenafstand"/>
-        <w:rPr>
-          <w:rFonts w:ascii="Courier 10 Pitch" w:hAnsi="Courier 10 Pitch"/>
-        </w:rPr>
-      </w:pPr>
-      <w:r>
-        <w:rPr>
-          <w:rFonts w:ascii="Courier 10 Pitch" w:hAnsi="Courier 10 Pitch"/>
-        </w:rPr>
-        <w:t>2 - Create Filesystem Structure.</w:t>
-      </w:r>
-    </w:p>
-    <w:p>
-      <w:pPr>
-        <w:pStyle w:val="Geenafstand"/>
-        <w:rPr>
-          <w:rFonts w:ascii="Courier 10 Pitch" w:hAnsi="Courier 10 Pitch"/>
-        </w:rPr>
-      </w:pPr>
-      <w:r>
-        <w:rPr>
-          <w:rFonts w:ascii="Courier 10 Pitch" w:hAnsi="Courier 10 Pitch"/>
-        </w:rPr>
-        <w:t>3 - Build/Install the Kernel.</w:t>
-      </w:r>
-    </w:p>
-    <w:p>
-      <w:pPr>
-        <w:pStyle w:val="Geenafstand"/>
-        <w:rPr>
-          <w:rFonts w:ascii="Courier 10 Pitch" w:hAnsi="Courier 10 Pitch"/>
-        </w:rPr>
-      </w:pPr>
-      <w:r>
-        <w:rPr>
-          <w:rFonts w:ascii="Courier 10 Pitch" w:hAnsi="Courier 10 Pitch"/>
-        </w:rPr>
-        <w:t>4 - Build World.</w:t>
-      </w:r>
-    </w:p>
-    <w:p>
-      <w:pPr>
-        <w:pStyle w:val="Geenafstand"/>
-        <w:rPr>
-          <w:rFonts w:ascii="Courier 10 Pitch" w:hAnsi="Courier 10 Pitch"/>
-        </w:rPr>
-      </w:pPr>
-      <w:r>
-        <w:rPr>
-          <w:rFonts w:ascii="Courier 10 Pitch" w:hAnsi="Courier 10 Pitch"/>
-        </w:rPr>
-        <w:t xml:space="preserve">5 </w:t>
-      </w:r>
-      <w:r>
-        <w:rPr>
-          <w:rFonts w:ascii="Courier 10 Pitch" w:hAnsi="Courier 10 Pitch"/>
-        </w:rPr>
-        <w:t xml:space="preserve">- </w:t>
-      </w:r>
-      <w:r>
-        <w:rPr>
-          <w:rFonts w:ascii="Courier 10 Pitch" w:hAnsi="Courier 10 Pitch"/>
-        </w:rPr>
-        <w:t>Copy Files/Ports to their locations</w:t>
-      </w:r>
-      <w:r>
-        <w:rPr>
-          <w:rFonts w:ascii="Courier 10 Pitch" w:hAnsi="Courier 10 Pitch"/>
-        </w:rPr>
+        <w:rPr>
+          <w:noProof/>
+        </w:rPr>
+        <w:lastRenderedPageBreak/>
+        <w:drawing>
+          <wp:inline distT="0" distB="0" distL="0" distR="0" wp14:anchorId="09D60497" wp14:editId="0E34779F">
+            <wp:extent cx="6462084" cy="4867275"/>
+            <wp:effectExtent l="0" t="0" r="0" b="0"/>
+            <wp:docPr id="156732013" name="Afbeelding 2"/>
+            <wp:cNvGraphicFramePr>
+              <a:graphicFrameLocks xmlns:a="http://schemas.openxmlformats.org/drawingml/2006/main" noChangeAspect="1"/>
+            </wp:cNvGraphicFramePr>
+            <a:graphic xmlns:a="http://schemas.openxmlformats.org/drawingml/2006/main">
+              <a:graphicData uri="http://schemas.openxmlformats.org/drawingml/2006/picture">
+                <pic:pic xmlns:pic="http://schemas.openxmlformats.org/drawingml/2006/picture">
+                  <pic:nvPicPr>
+                    <pic:cNvPr id="156732013" name="Afbeelding 156732013"/>
+                    <pic:cNvPicPr/>
+                  </pic:nvPicPr>
+                  <pic:blipFill>
+                    <a:blip r:embed="rId8">
+                      <a:extLst>
+                        <a:ext uri="{28A0092B-C50C-407E-A947-70E740481C1C}">
+                          <a14:useLocalDpi xmlns:a14="http://schemas.microsoft.com/office/drawing/2010/main" val="0"/>
+                        </a:ext>
+                      </a:extLst>
+                    </a:blip>
+                    <a:stretch>
+                      <a:fillRect/>
+                    </a:stretch>
+                  </pic:blipFill>
+                  <pic:spPr>
+                    <a:xfrm>
+                      <a:off x="0" y="0"/>
+                      <a:ext cx="6478711" cy="4879798"/>
+                    </a:xfrm>
+                    <a:prstGeom prst="rect">
+                      <a:avLst/>
+                    </a:prstGeom>
+                  </pic:spPr>
+                </pic:pic>
+              </a:graphicData>
+            </a:graphic>
+          </wp:inline>
+        </w:drawing>
+      </w:r>
+      <w:r>
+        <w:t>Select each menu item in order. (Hint: When it gives you a choice of multiple choices, do one at a time.  This way many errors can be corrected/prevented before proceeding.)</w:t>
+      </w:r>
+    </w:p>
+    <w:p>
+      <w:pPr>
+        <w:pStyle w:val="Geenafstand"/>
+      </w:pPr>
+      <w:r>
+        <w:t xml:space="preserve">When you </w:t>
+      </w:r>
+      <w:r>
+        <w:t xml:space="preserve">have </w:t>
+      </w:r>
+      <w:r>
+        <w:t>compiled the ports in option 6-1 “</w:t>
+      </w:r>
+      <w:r>
+        <w:t>B</w:t>
+      </w:r>
+      <w:r>
+        <w:t xml:space="preserve">uild ports” </w:t>
+      </w:r>
+      <w:r>
+        <w:t xml:space="preserve">and completed, </w:t>
+      </w:r>
+      <w:r>
+        <w:t xml:space="preserve">you </w:t>
+      </w:r>
+      <w:r>
+        <w:t xml:space="preserve">do </w:t>
+      </w:r>
+      <w:r>
+        <w:t>need to compile a second time</w:t>
+      </w:r>
+      <w:r>
+        <w:t xml:space="preserve"> with 6-3 “Re-build ports” with only</w:t>
+      </w:r>
+      <w:r>
+        <w:t xml:space="preserve"> ports </w:t>
+      </w:r>
+      <w:proofErr w:type="spellStart"/>
+      <w:r>
+        <w:t>ports</w:t>
+      </w:r>
+      <w:proofErr w:type="spellEnd"/>
+      <w:r>
+        <w:t xml:space="preserve">  “CA_ROOT_NSS</w:t>
+      </w:r>
+      <w:r>
+        <w:t>”</w:t>
+      </w:r>
+      <w:r>
+        <w:t>,  ICU and python2” selected</w:t>
+      </w:r>
+      <w:r>
         <w:t>.</w:t>
       </w:r>
-    </w:p>
-    <w:p>
-      <w:pPr>
-        <w:pStyle w:val="Geenafstand"/>
-        <w:rPr>
-          <w:rFonts w:ascii="Courier 10 Pitch" w:hAnsi="Courier 10 Pitch"/>
-        </w:rPr>
-      </w:pPr>
-      <w:r>
-        <w:rPr>
-          <w:rFonts w:ascii="Courier 10 Pitch" w:hAnsi="Courier 10 Pitch"/>
-        </w:rPr>
-        <w:t>6</w:t>
-      </w:r>
-      <w:r>
-        <w:rPr>
-          <w:rFonts w:ascii="Courier 10 Pitch" w:hAnsi="Courier 10 Pitch"/>
-        </w:rPr>
-        <w:t xml:space="preserve"> - Build Ports.</w:t>
-      </w:r>
-    </w:p>
-    <w:p>
-      <w:pPr>
-        <w:pStyle w:val="Geenafstand"/>
-        <w:rPr>
-          <w:rFonts w:ascii="Courier 10 Pitch" w:hAnsi="Courier 10 Pitch"/>
-        </w:rPr>
-      </w:pPr>
-      <w:r>
-        <w:rPr>
-          <w:rFonts w:ascii="Courier 10 Pitch" w:hAnsi="Courier 10 Pitch"/>
-        </w:rPr>
-        <w:t>7</w:t>
-      </w:r>
-      <w:r>
-        <w:rPr>
-          <w:rFonts w:ascii="Courier 10 Pitch" w:hAnsi="Courier 10 Pitch"/>
-        </w:rPr>
-        <w:t xml:space="preserve"> - Build Bootloader.</w:t>
-      </w:r>
-    </w:p>
-    <w:p>
-      <w:pPr>
-        <w:pStyle w:val="Geenafstand"/>
-        <w:rPr>
-          <w:rFonts w:ascii="Courier 10 Pitch" w:hAnsi="Courier 10 Pitch"/>
-        </w:rPr>
-      </w:pPr>
-      <w:r>
-        <w:rPr>
-          <w:rFonts w:ascii="Courier 10 Pitch" w:hAnsi="Courier 10 Pitch"/>
-        </w:rPr>
-        <w:t>8</w:t>
-      </w:r>
-      <w:r>
-        <w:rPr>
-          <w:rFonts w:ascii="Courier 10 Pitch" w:hAnsi="Courier 10 Pitch"/>
-        </w:rPr>
-        <w:t xml:space="preserve"> - Add Necessary Libraries.</w:t>
-      </w:r>
-    </w:p>
-    <w:p>
-      <w:pPr>
-        <w:pStyle w:val="Geenafstand"/>
-        <w:rPr>
-          <w:rFonts w:ascii="Courier 10 Pitch" w:hAnsi="Courier 10 Pitch"/>
-        </w:rPr>
-      </w:pPr>
-      <w:r>
-        <w:rPr>
-          <w:rFonts w:ascii="Courier 10 Pitch" w:hAnsi="Courier 10 Pitch"/>
-        </w:rPr>
-        <w:t>9</w:t>
-      </w:r>
-      <w:r>
-        <w:rPr>
-          <w:rFonts w:ascii="Courier 10 Pitch" w:hAnsi="Courier 10 Pitch"/>
-        </w:rPr>
-        <w:t xml:space="preserve"> - Modify File Permissions.</w:t>
-      </w:r>
-    </w:p>
-    <w:p>
-      <w:pPr>
-        <w:pStyle w:val="Geenafstand"/>
-        <w:rPr>
-          <w:rFonts w:ascii="Courier 10 Pitch" w:hAnsi="Courier 10 Pitch"/>
-        </w:rPr>
-      </w:pPr>
-      <w:r>
-        <w:rPr>
-          <w:rFonts w:ascii="Courier 10 Pitch" w:hAnsi="Courier 10 Pitch"/>
-        </w:rPr>
-        <w:t>* - Exit.</w:t>
-      </w:r>
-    </w:p>
-    <w:p>
-      <w:pPr>
-        <w:pStyle w:val="Geenafstand"/>
-        <w:rPr>
-          <w:rFonts w:ascii="Courier 10 Pitch" w:hAnsi="Courier 10 Pitch"/>
-        </w:rPr>
-      </w:pPr>
-    </w:p>
-    <w:p>
-      <w:pPr>
-        <w:pStyle w:val="Geenafstand"/>
-      </w:pPr>
-      <w:r>
-        <w:rPr>
-          <w:rFonts w:ascii="Courier 10 Pitch" w:hAnsi="Courier 10 Pitch"/>
-        </w:rPr>
-        <w:t>Press #</w:t>
-      </w:r>
-      <w:r>
-        <w:br/>
-      </w:r>
-      <w:r>
-        <w:br/>
-        <w:t>Select each menu item in order. (Hint: When it gives you a choice of multiple choices, do one at a time.  This way many errors can be corrected/prevented before proceeding.)</w:t>
-      </w:r>
-    </w:p>
-    <w:p>
-      <w:pPr>
-        <w:pStyle w:val="Geenafstand"/>
-      </w:pPr>
-      <w:r>
-        <w:t>When you compiled the ports in option 6-1 “build ports” you need to compile a second time the ports with only the ports  “CA_ROOT_NSS,  ICU and python2” selected before you perform 6-2 install the ports.</w:t>
-      </w:r>
-    </w:p>
-    <w:p>
-      <w:pPr>
-        <w:pStyle w:val="Geenafstand"/>
-      </w:pPr>
-    </w:p>
-    <w:p>
-      <w:pPr>
-        <w:pStyle w:val="Geenafstand"/>
-      </w:pPr>
-      <w:r>
-        <w:lastRenderedPageBreak/>
+      <w:r>
+        <w:t xml:space="preserve"> </w:t>
+      </w:r>
+      <w:r>
+        <w:t>Now finally you’re ready to</w:t>
+      </w:r>
+      <w:r>
+        <w:t xml:space="preserve"> </w:t>
+      </w:r>
+      <w:r>
+        <w:t xml:space="preserve">install </w:t>
+      </w:r>
+      <w:r>
+        <w:t>6-</w:t>
+      </w:r>
+      <w:r>
+        <w:t>4</w:t>
+      </w:r>
+      <w:r>
+        <w:t xml:space="preserve"> </w:t>
+      </w:r>
+      <w:r>
+        <w:t>“I</w:t>
+      </w:r>
+      <w:r>
+        <w:t>nstall</w:t>
+      </w:r>
+      <w:r>
+        <w:t xml:space="preserve"> ports”</w:t>
+      </w:r>
+      <w:r>
+        <w:t xml:space="preserve"> </w:t>
+      </w:r>
+      <w:r>
+        <w:t xml:space="preserve">the compiled  </w:t>
+      </w:r>
+      <w:r>
+        <w:t>ports.</w:t>
+      </w:r>
+    </w:p>
+    <w:p>
+      <w:pPr>
+        <w:pStyle w:val="Geenafstand"/>
+      </w:pPr>
+      <w:r>
         <w:br/>
         <w:t>Notes:</w:t>
       </w:r>
       <w:r>
         <w:br/>
-        <w:t>· READ the README files in the various svn/build directories</w:t>
+        <w:t xml:space="preserve">· READ the README files in the various </w:t>
+      </w:r>
+      <w:proofErr w:type="spellStart"/>
+      <w:r>
+        <w:t>svn</w:t>
+      </w:r>
+      <w:proofErr w:type="spellEnd"/>
+      <w:r>
+        <w:t>/build directories</w:t>
       </w:r>
       <w:r>
         <w:br/>
         <w:t>· Kernel patches should be applied only once. Trying multiple times will fail. (see README)</w:t>
       </w:r>
-    </w:p>
-    <w:p>
-      <w:pPr>
-        <w:pStyle w:val="Geenafstand"/>
-      </w:pPr>
       <w:r>
         <w:br/>
         <w:t xml:space="preserve">· Building ports can be the most troubling as source locations change, revisions numbers change, etc. So </w:t>
@@ -1764,8 +2045,30 @@
         <w:rPr>
           <w:rFonts w:ascii="Courier 10 Pitch" w:hAnsi="Courier 10 Pitch"/>
         </w:rPr>
-        <w:t>/usr/ports/distfiles</w:t>
-      </w:r>
+        <w:t>/</w:t>
+      </w:r>
+      <w:proofErr w:type="spellStart"/>
+      <w:r>
+        <w:rPr>
+          <w:rFonts w:ascii="Courier 10 Pitch" w:hAnsi="Courier 10 Pitch"/>
+        </w:rPr>
+        <w:t>usr</w:t>
+      </w:r>
+      <w:proofErr w:type="spellEnd"/>
+      <w:r>
+        <w:rPr>
+          <w:rFonts w:ascii="Courier 10 Pitch" w:hAnsi="Courier 10 Pitch"/>
+        </w:rPr>
+        <w:t>/ports/</w:t>
+      </w:r>
+      <w:proofErr w:type="spellStart"/>
+      <w:r>
+        <w:rPr>
+          <w:rFonts w:ascii="Courier 10 Pitch" w:hAnsi="Courier 10 Pitch"/>
+        </w:rPr>
+        <w:t>distfiles</w:t>
+      </w:r>
+      <w:proofErr w:type="spellEnd"/>
       <w:r>
         <w:t xml:space="preserve">". </w:t>
       </w:r>
@@ -1784,6 +2087,7 @@
         <w:rPr>
           <w:rFonts w:asciiTheme="minorHAnsi" w:hAnsiTheme="minorHAnsi"/>
         </w:rPr>
+        <w:lastRenderedPageBreak/>
         <w:t>· 3 - Build/Install the Kernel. (Second screen has by default all options set</w:t>
       </w:r>
       <w:r>
@@ -1822,23 +2126,38 @@
     <w:p>
       <w:pPr>
         <w:pStyle w:val="Geenafstand"/>
-        <w:rPr>
-          <w:rFonts w:ascii="Courier 10 Pitch" w:hAnsi="Courier 10 Pitch"/>
-        </w:rPr>
-      </w:pPr>
-      <w:r>
-        <w:rPr>
-          <w:rFonts w:ascii="Courier 10 Pitch" w:hAnsi="Courier 10 Pitch"/>
-        </w:rPr>
-        <w:t>10 - Create 'Embedded.img.xz' File. (Firmware Update)</w:t>
-      </w:r>
-    </w:p>
-    <w:p>
-      <w:pPr>
-        <w:pStyle w:val="Geenafstand"/>
-      </w:pPr>
-      <w:r>
-        <w:t xml:space="preserve"> </w:t>
+      </w:pPr>
+      <w:r>
+        <w:rPr>
+          <w:rFonts w:ascii="Consolas" w:eastAsiaTheme="minorEastAsia" w:hAnsi="Consolas" w:cs="Consolas"/>
+          <w:lang w:eastAsia="nl-NL"/>
+        </w:rPr>
+        <w:t>10) - Create '</w:t>
+      </w:r>
+      <w:proofErr w:type="spellStart"/>
+      <w:r>
+        <w:rPr>
+          <w:rFonts w:ascii="Consolas" w:eastAsiaTheme="minorEastAsia" w:hAnsi="Consolas" w:cs="Consolas"/>
+          <w:lang w:eastAsia="nl-NL"/>
+        </w:rPr>
+        <w:t>Embedded.img.xz</w:t>
+      </w:r>
+      <w:proofErr w:type="spellEnd"/>
+      <w:r>
+        <w:rPr>
+          <w:rFonts w:ascii="Consolas" w:eastAsiaTheme="minorEastAsia" w:hAnsi="Consolas" w:cs="Consolas"/>
+          <w:lang w:eastAsia="nl-NL"/>
+        </w:rPr>
+        <w:t>' File.         (Firmware Update)</w:t>
+      </w:r>
+      <w:r>
+        <w:tab/>
+      </w:r>
+      <w:r>
+        <w:tab/>
+      </w:r>
+      <w:r>
+        <w:tab/>
       </w:r>
       <w:r>
         <w:t>(This will create the embedded upgrade file)</w:t>
@@ -1850,42 +2169,194 @@
       </w:pPr>
       <w:r>
         <w:rPr>
-          <w:rFonts w:ascii="Courier 10 Pitch" w:hAnsi="Courier 10 Pitch"/>
-        </w:rPr>
-        <w:t>11 - Create 'LiveUSB.img.gz' File. (Rawrite to USB Key)</w:t>
-      </w:r>
-    </w:p>
-    <w:p>
-      <w:pPr>
-        <w:pStyle w:val="Geenafstand"/>
-      </w:pPr>
-      <w:r>
-        <w:t>(This will create the LiveUSB file and embedded file)</w:t>
-      </w:r>
-    </w:p>
-    <w:p>
-      <w:pPr>
-        <w:pStyle w:val="Geenafstand"/>
+          <w:rFonts w:ascii="Consolas" w:eastAsiaTheme="minorEastAsia" w:hAnsi="Consolas" w:cs="Consolas"/>
+          <w:lang w:eastAsia="nl-NL"/>
+        </w:rPr>
+        <w:t>11) - Create 'LiveUSB.img.gz MBR' File.   (</w:t>
+      </w:r>
+      <w:proofErr w:type="spellStart"/>
+      <w:r>
+        <w:rPr>
+          <w:rFonts w:ascii="Consolas" w:eastAsiaTheme="minorEastAsia" w:hAnsi="Consolas" w:cs="Consolas"/>
+          <w:lang w:eastAsia="nl-NL"/>
+        </w:rPr>
+        <w:t>Rawrite</w:t>
+      </w:r>
+      <w:proofErr w:type="spellEnd"/>
+      <w:r>
+        <w:rPr>
+          <w:rFonts w:ascii="Consolas" w:eastAsiaTheme="minorEastAsia" w:hAnsi="Consolas" w:cs="Consolas"/>
+          <w:lang w:eastAsia="nl-NL"/>
+        </w:rPr>
+        <w:t xml:space="preserve"> to USB Key)</w:t>
+      </w:r>
+      <w:bookmarkStart w:id="1" w:name="_Hlk209738871"/>
+      <w:r>
+        <w:tab/>
+      </w:r>
+      <w:r>
+        <w:tab/>
+      </w:r>
+      <w:r>
+        <w:tab/>
+      </w:r>
+      <w:bookmarkEnd w:id="1"/>
+      <w:r>
+        <w:t xml:space="preserve">(This will create the </w:t>
+      </w:r>
+      <w:proofErr w:type="spellStart"/>
+      <w:r>
+        <w:t>LiveUSB</w:t>
+      </w:r>
+      <w:proofErr w:type="spellEnd"/>
+      <w:r>
+        <w:t xml:space="preserve"> file and embedded file)</w:t>
+      </w:r>
+    </w:p>
+    <w:p>
+      <w:pPr>
+        <w:tabs>
+          <w:tab w:val="clear" w:pos="720"/>
+          <w:tab w:val="left" w:pos="960"/>
+          <w:tab w:val="left" w:pos="1920"/>
+          <w:tab w:val="left" w:pos="2880"/>
+          <w:tab w:val="left" w:pos="3840"/>
+          <w:tab w:val="left" w:pos="4800"/>
+          <w:tab w:val="left" w:pos="5760"/>
+          <w:tab w:val="left" w:pos="6720"/>
+          <w:tab w:val="left" w:pos="7680"/>
+          <w:tab w:val="left" w:pos="8640"/>
+          <w:tab w:val="left" w:pos="9600"/>
+          <w:tab w:val="left" w:pos="10560"/>
+          <w:tab w:val="left" w:pos="11520"/>
+          <w:tab w:val="left" w:pos="12480"/>
+          <w:tab w:val="left" w:pos="13440"/>
+          <w:tab w:val="left" w:pos="14400"/>
+          <w:tab w:val="left" w:pos="15360"/>
+          <w:tab w:val="left" w:pos="16320"/>
+          <w:tab w:val="left" w:pos="17280"/>
+          <w:tab w:val="left" w:pos="18240"/>
+          <w:tab w:val="left" w:pos="19200"/>
+          <w:tab w:val="left" w:pos="20160"/>
+          <w:tab w:val="left" w:pos="21120"/>
+          <w:tab w:val="left" w:pos="22080"/>
+          <w:tab w:val="left" w:pos="23040"/>
+          <w:tab w:val="left" w:pos="24000"/>
+          <w:tab w:val="left" w:pos="24960"/>
+          <w:tab w:val="left" w:pos="25920"/>
+          <w:tab w:val="left" w:pos="26880"/>
+          <w:tab w:val="left" w:pos="27840"/>
+          <w:tab w:val="left" w:pos="28800"/>
+          <w:tab w:val="left" w:pos="29760"/>
+          <w:tab w:val="left" w:pos="30720"/>
+        </w:tabs>
+        <w:suppressAutoHyphens w:val="0"/>
+        <w:autoSpaceDE w:val="0"/>
+        <w:autoSpaceDN w:val="0"/>
+        <w:adjustRightInd w:val="0"/>
+        <w:spacing w:after="0" w:line="240" w:lineRule="auto"/>
       </w:pPr>
       <w:bookmarkStart w:id="2" w:name="_Hlk486951129"/>
       <w:r>
         <w:rPr>
-          <w:rFonts w:ascii="Courier 10 Pitch" w:hAnsi="Courier 10 Pitch"/>
-        </w:rPr>
-        <w:t>12 - Create 'LiveCD' (ISO) File.</w:t>
-      </w:r>
-      <w:r>
-        <w:t xml:space="preserve"> </w:t>
-      </w:r>
-    </w:p>
-    <w:p>
-      <w:pPr>
-        <w:pStyle w:val="Geenafstand"/>
-      </w:pPr>
+          <w:rFonts w:ascii="Consolas" w:eastAsiaTheme="minorEastAsia" w:hAnsi="Consolas" w:cs="Consolas"/>
+          <w:lang w:eastAsia="nl-NL"/>
+        </w:rPr>
+        <w:t>12) - Create 'LiveUSB.img.gz GPT' File.   (</w:t>
+      </w:r>
+      <w:proofErr w:type="spellStart"/>
+      <w:r>
+        <w:rPr>
+          <w:rFonts w:ascii="Consolas" w:eastAsiaTheme="minorEastAsia" w:hAnsi="Consolas" w:cs="Consolas"/>
+          <w:lang w:eastAsia="nl-NL"/>
+        </w:rPr>
+        <w:t>Rawrite</w:t>
+      </w:r>
+      <w:proofErr w:type="spellEnd"/>
+      <w:r>
+        <w:rPr>
+          <w:rFonts w:ascii="Consolas" w:eastAsiaTheme="minorEastAsia" w:hAnsi="Consolas" w:cs="Consolas"/>
+          <w:lang w:eastAsia="nl-NL"/>
+        </w:rPr>
+        <w:t xml:space="preserve"> to USB Key)</w:t>
+      </w:r>
       <w:bookmarkStart w:id="3" w:name="_Hlk486951185"/>
       <w:bookmarkEnd w:id="2"/>
       <w:r>
-        <w:t xml:space="preserve">(This will create theLiveCD </w:t>
+        <w:t xml:space="preserve"> </w:t>
+      </w:r>
+      <w:r>
+        <w:tab/>
+      </w:r>
+      <w:r>
+        <w:tab/>
+      </w:r>
+      <w:r>
+        <w:tab/>
+      </w:r>
+    </w:p>
+    <w:p>
+      <w:pPr>
+        <w:tabs>
+          <w:tab w:val="clear" w:pos="720"/>
+          <w:tab w:val="left" w:pos="960"/>
+          <w:tab w:val="left" w:pos="1920"/>
+          <w:tab w:val="left" w:pos="2880"/>
+          <w:tab w:val="left" w:pos="3840"/>
+          <w:tab w:val="left" w:pos="4800"/>
+          <w:tab w:val="left" w:pos="5760"/>
+          <w:tab w:val="left" w:pos="6720"/>
+          <w:tab w:val="left" w:pos="7680"/>
+          <w:tab w:val="left" w:pos="8640"/>
+          <w:tab w:val="left" w:pos="9600"/>
+          <w:tab w:val="left" w:pos="10560"/>
+          <w:tab w:val="left" w:pos="11520"/>
+          <w:tab w:val="left" w:pos="12480"/>
+          <w:tab w:val="left" w:pos="13440"/>
+          <w:tab w:val="left" w:pos="14400"/>
+          <w:tab w:val="left" w:pos="15360"/>
+          <w:tab w:val="left" w:pos="16320"/>
+          <w:tab w:val="left" w:pos="17280"/>
+          <w:tab w:val="left" w:pos="18240"/>
+          <w:tab w:val="left" w:pos="19200"/>
+          <w:tab w:val="left" w:pos="20160"/>
+          <w:tab w:val="left" w:pos="21120"/>
+          <w:tab w:val="left" w:pos="22080"/>
+          <w:tab w:val="left" w:pos="23040"/>
+          <w:tab w:val="left" w:pos="24000"/>
+          <w:tab w:val="left" w:pos="24960"/>
+          <w:tab w:val="left" w:pos="25920"/>
+          <w:tab w:val="left" w:pos="26880"/>
+          <w:tab w:val="left" w:pos="27840"/>
+          <w:tab w:val="left" w:pos="28800"/>
+          <w:tab w:val="left" w:pos="29760"/>
+          <w:tab w:val="left" w:pos="30720"/>
+        </w:tabs>
+        <w:suppressAutoHyphens w:val="0"/>
+        <w:autoSpaceDE w:val="0"/>
+        <w:autoSpaceDN w:val="0"/>
+        <w:adjustRightInd w:val="0"/>
+        <w:spacing w:after="0" w:line="240" w:lineRule="auto"/>
+      </w:pPr>
+      <w:r>
+        <w:t xml:space="preserve">              (</w:t>
+      </w:r>
+      <w:r>
+        <w:t>This will create the</w:t>
+      </w:r>
+      <w:r>
+        <w:t xml:space="preserve"> </w:t>
+      </w:r>
+      <w:proofErr w:type="spellStart"/>
+      <w:r>
+        <w:t>Live</w:t>
+      </w:r>
+      <w:r>
+        <w:t>USB</w:t>
+      </w:r>
+      <w:proofErr w:type="spellEnd"/>
+      <w:r>
+        <w:t xml:space="preserve"> </w:t>
       </w:r>
       <w:bookmarkEnd w:id="3"/>
       <w:r>
@@ -1894,39 +2365,178 @@
     </w:p>
     <w:p>
       <w:pPr>
-        <w:pStyle w:val="Geenafstand"/>
-      </w:pPr>
-      <w:r>
-        <w:rPr>
-          <w:rFonts w:ascii="Courier 10 Pitch" w:hAnsi="Courier 10 Pitch"/>
-        </w:rPr>
-        <w:t>14 - Create 'Full' (TGZ</w:t>
-      </w:r>
-      <w:r>
-        <w:rPr>
-          <w:rFonts w:ascii="Courier 10 Pitch" w:hAnsi="Courier 10 Pitch"/>
-        </w:rPr>
-        <w:t xml:space="preserve">) </w:t>
-      </w:r>
-      <w:r>
-        <w:rPr>
-          <w:rFonts w:ascii="Courier 10 Pitch" w:hAnsi="Courier 10 Pitch"/>
-        </w:rPr>
-        <w:t xml:space="preserve">Update </w:t>
-      </w:r>
-      <w:r>
-        <w:rPr>
-          <w:rFonts w:ascii="Courier 10 Pitch" w:hAnsi="Courier 10 Pitch"/>
-        </w:rPr>
-        <w:t>File.</w:t>
-      </w:r>
-    </w:p>
-    <w:p>
-      <w:pPr>
-        <w:pStyle w:val="Geenafstand"/>
-      </w:pPr>
-      <w:r>
-        <w:t>(This will create the full upgrade file to upgrade full installs)</w:t>
+        <w:tabs>
+          <w:tab w:val="clear" w:pos="720"/>
+          <w:tab w:val="left" w:pos="960"/>
+          <w:tab w:val="left" w:pos="1920"/>
+          <w:tab w:val="left" w:pos="2880"/>
+          <w:tab w:val="left" w:pos="3840"/>
+          <w:tab w:val="left" w:pos="4800"/>
+          <w:tab w:val="left" w:pos="5760"/>
+          <w:tab w:val="left" w:pos="6720"/>
+          <w:tab w:val="left" w:pos="7680"/>
+          <w:tab w:val="left" w:pos="8640"/>
+          <w:tab w:val="left" w:pos="9600"/>
+          <w:tab w:val="left" w:pos="10560"/>
+          <w:tab w:val="left" w:pos="11520"/>
+          <w:tab w:val="left" w:pos="12480"/>
+          <w:tab w:val="left" w:pos="13440"/>
+          <w:tab w:val="left" w:pos="14400"/>
+          <w:tab w:val="left" w:pos="15360"/>
+          <w:tab w:val="left" w:pos="16320"/>
+          <w:tab w:val="left" w:pos="17280"/>
+          <w:tab w:val="left" w:pos="18240"/>
+          <w:tab w:val="left" w:pos="19200"/>
+          <w:tab w:val="left" w:pos="20160"/>
+          <w:tab w:val="left" w:pos="21120"/>
+          <w:tab w:val="left" w:pos="22080"/>
+          <w:tab w:val="left" w:pos="23040"/>
+          <w:tab w:val="left" w:pos="24000"/>
+          <w:tab w:val="left" w:pos="24960"/>
+          <w:tab w:val="left" w:pos="25920"/>
+          <w:tab w:val="left" w:pos="26880"/>
+          <w:tab w:val="left" w:pos="27840"/>
+          <w:tab w:val="left" w:pos="28800"/>
+          <w:tab w:val="left" w:pos="29760"/>
+          <w:tab w:val="left" w:pos="30720"/>
+        </w:tabs>
+        <w:suppressAutoHyphens w:val="0"/>
+        <w:autoSpaceDE w:val="0"/>
+        <w:autoSpaceDN w:val="0"/>
+        <w:adjustRightInd w:val="0"/>
+        <w:spacing w:after="0" w:line="240" w:lineRule="auto"/>
+        <w:rPr>
+          <w:rFonts w:ascii="Consolas" w:eastAsiaTheme="minorEastAsia" w:hAnsi="Consolas" w:cs="Consolas"/>
+          <w:lang w:eastAsia="nl-NL"/>
+        </w:rPr>
+      </w:pPr>
+    </w:p>
+    <w:p>
+      <w:pPr>
+        <w:pStyle w:val="Geenafstand"/>
+        <w:rPr>
+          <w:rFonts w:ascii="Consolas" w:eastAsiaTheme="minorEastAsia" w:hAnsi="Consolas" w:cs="Consolas"/>
+          <w:lang w:eastAsia="nl-NL"/>
+        </w:rPr>
+      </w:pPr>
+      <w:r>
+        <w:rPr>
+          <w:rFonts w:ascii="Consolas" w:eastAsiaTheme="minorEastAsia" w:hAnsi="Consolas" w:cs="Consolas"/>
+          <w:lang w:eastAsia="nl-NL"/>
+        </w:rPr>
+        <w:t>13) - Create '</w:t>
+      </w:r>
+      <w:proofErr w:type="spellStart"/>
+      <w:r>
+        <w:rPr>
+          <w:rFonts w:ascii="Consolas" w:eastAsiaTheme="minorEastAsia" w:hAnsi="Consolas" w:cs="Consolas"/>
+          <w:lang w:eastAsia="nl-NL"/>
+        </w:rPr>
+        <w:t>LiveCD</w:t>
+      </w:r>
+      <w:proofErr w:type="spellEnd"/>
+      <w:r>
+        <w:rPr>
+          <w:rFonts w:ascii="Consolas" w:eastAsiaTheme="minorEastAsia" w:hAnsi="Consolas" w:cs="Consolas"/>
+          <w:lang w:eastAsia="nl-NL"/>
+        </w:rPr>
+        <w:t>' (ISO) File.</w:t>
+      </w:r>
+      <w:r>
+        <w:t xml:space="preserve"> </w:t>
+      </w:r>
+      <w:r>
+        <w:tab/>
+      </w:r>
+      <w:r>
+        <w:tab/>
+      </w:r>
+      <w:r>
+        <w:tab/>
+      </w:r>
+      <w:r>
+        <w:tab/>
+      </w:r>
+      <w:r>
+        <w:tab/>
+      </w:r>
+      <w:r>
+        <w:tab/>
+      </w:r>
+      <w:r>
+        <w:tab/>
+      </w:r>
+      <w:r>
+        <w:tab/>
+        <w:t xml:space="preserve">(This will create </w:t>
+      </w:r>
+      <w:proofErr w:type="spellStart"/>
+      <w:r>
+        <w:t>theLiveCD</w:t>
+      </w:r>
+      <w:proofErr w:type="spellEnd"/>
+      <w:r>
+        <w:t xml:space="preserve"> and embedded upgrade file with the checksum files)</w:t>
+      </w:r>
+    </w:p>
+    <w:p>
+      <w:pPr>
+        <w:pStyle w:val="Geenafstand"/>
+      </w:pPr>
+      <w:r>
+        <w:rPr>
+          <w:rFonts w:ascii="Consolas" w:eastAsiaTheme="minorEastAsia" w:hAnsi="Consolas" w:cs="Consolas"/>
+          <w:lang w:eastAsia="nl-NL"/>
+        </w:rPr>
+        <w:t>15) - Create 'Full' (TGZ) Update File.</w:t>
+      </w:r>
+      <w:r>
+        <w:tab/>
+      </w:r>
+      <w:r>
+        <w:tab/>
+      </w:r>
+      <w:r>
+        <w:tab/>
+      </w:r>
+      <w:r>
+        <w:tab/>
+      </w:r>
+      <w:r>
+        <w:tab/>
+      </w:r>
+      <w:r>
+        <w:tab/>
+      </w:r>
+      <w:r>
+        <w:tab/>
+      </w:r>
+      <w:r>
+        <w:t xml:space="preserve">(This will create the full upgrade file </w:t>
+      </w:r>
+      <w:r>
+        <w:t>for</w:t>
+      </w:r>
+      <w:r>
+        <w:t xml:space="preserve"> upgrad</w:t>
+      </w:r>
+      <w:r>
+        <w:t>ing</w:t>
+      </w:r>
+      <w:r>
+        <w:t xml:space="preserve"> full install</w:t>
+      </w:r>
+      <w:r>
+        <w:t xml:space="preserve"> </w:t>
+      </w:r>
+      <w:r>
+        <w:t>s</w:t>
+      </w:r>
+      <w:r>
+        <w:t>ervers</w:t>
+      </w:r>
+      <w:r>
+        <w:t>)</w:t>
       </w:r>
     </w:p>
     <w:p>
@@ -1957,16 +2567,22 @@
         <w:pStyle w:val="Geenafstand"/>
       </w:pPr>
       <w:r>
-        <w:t xml:space="preserve">This is needed for the </w:t>
+        <w:t>F</w:t>
+      </w:r>
+      <w:r>
+        <w:t xml:space="preserve">or </w:t>
       </w:r>
       <w:r>
         <w:t>XigmaNAS</w:t>
       </w:r>
       <w:r>
+        <w:t>®</w:t>
+      </w:r>
+      <w:r>
         <w:t xml:space="preserve"> </w:t>
       </w:r>
       <w:r>
-        <w:t>D</w:t>
+        <w:t>d</w:t>
       </w:r>
       <w:r>
         <w:t>evelopers only!</w:t>
@@ -1980,7 +2596,21 @@
         <w:t xml:space="preserve">XigmaNAS </w:t>
       </w:r>
       <w:r>
-        <w:t>makes use of translation.po files to display the WebGUI in another language than English.</w:t>
+        <w:t xml:space="preserve">makes use of </w:t>
+      </w:r>
+      <w:r>
+        <w:t xml:space="preserve">translations </w:t>
+      </w:r>
+      <w:r>
+        <w:t xml:space="preserve">files to display the </w:t>
+      </w:r>
+      <w:proofErr w:type="spellStart"/>
+      <w:r>
+        <w:t>WebGUI</w:t>
+      </w:r>
+      <w:proofErr w:type="spellEnd"/>
+      <w:r>
+        <w:t xml:space="preserve"> in another language than English.</w:t>
       </w:r>
     </w:p>
     <w:p>
@@ -1991,70 +2621,47 @@
         <w:t xml:space="preserve">Only the </w:t>
       </w:r>
       <w:r>
+        <w:t xml:space="preserve">made </w:t>
+      </w:r>
+      <w:r>
         <w:t>xigmanas</w:t>
       </w:r>
       <w:r>
-        <w:t>.pot has to be uploaded as we only download the translations.po online.</w:t>
-      </w:r>
-    </w:p>
-    <w:p>
-      <w:pPr>
-        <w:pStyle w:val="Geenafstand"/>
-      </w:pPr>
-      <w:r>
-        <w:t>Run below to update the template:</w:t>
-      </w:r>
-    </w:p>
-    <w:p>
-      <w:pPr>
-        <w:pStyle w:val="Geenafstand"/>
-      </w:pPr>
-      <w:r>
-        <w:rPr>
-          <w:rFonts w:ascii="Courier 10 Pitch" w:hAnsi="Courier 10 Pitch"/>
-        </w:rPr>
-        <w:t># cd /usr/local/</w:t>
-      </w:r>
-      <w:r>
-        <w:rPr>
-          <w:rFonts w:ascii="Courier 10 Pitch" w:hAnsi="Courier 10 Pitch"/>
-        </w:rPr>
-        <w:t>xigmanas</w:t>
-      </w:r>
-      <w:r>
-        <w:rPr>
-          <w:rFonts w:ascii="Courier 10 Pitch" w:hAnsi="Courier 10 Pitch"/>
-        </w:rPr>
-        <w:t>/svn/build</w:t>
-      </w:r>
-    </w:p>
-    <w:p>
-      <w:pPr>
-        <w:pStyle w:val="Geenafstand"/>
-      </w:pPr>
-      <w:r>
-        <w:rPr>
-          <w:rFonts w:ascii="Courier 10 Pitch" w:hAnsi="Courier 10 Pitch"/>
-        </w:rPr>
-        <w:t># ./</w:t>
-      </w:r>
-      <w:r>
-        <w:rPr>
-          <w:rFonts w:ascii="Courier 10 Pitch" w:hAnsi="Courier 10 Pitch"/>
-        </w:rPr>
-        <w:t>xigmanas</w:t>
-      </w:r>
-      <w:r>
-        <w:rPr>
-          <w:rFonts w:ascii="Courier 10 Pitch" w:hAnsi="Courier 10 Pitch"/>
-        </w:rPr>
-        <w:t>-create-pot.sh</w:t>
-      </w:r>
-    </w:p>
-    <w:p>
-      <w:pPr>
-        <w:pStyle w:val="Geenafstand"/>
-      </w:pPr>
+        <w:t xml:space="preserve">.pot has to be uploaded </w:t>
+      </w:r>
+      <w:proofErr w:type="spellStart"/>
+      <w:r>
+        <w:t>svn</w:t>
+      </w:r>
+      <w:proofErr w:type="spellEnd"/>
+      <w:r>
+        <w:t xml:space="preserve"> and launchpad </w:t>
+      </w:r>
+      <w:r>
+        <w:t>as we only download the translations online</w:t>
+      </w:r>
+      <w:r>
+        <w:t xml:space="preserve"> from launchpad</w:t>
+      </w:r>
+      <w:r>
+        <w:t>.</w:t>
+      </w:r>
+    </w:p>
+    <w:p>
+      <w:pPr>
+        <w:pStyle w:val="Geenafstand"/>
+        <w:rPr>
+          <w:rFonts w:ascii="Consolas" w:eastAsiaTheme="minorEastAsia" w:hAnsi="Consolas" w:cs="Consolas"/>
+          <w:lang w:eastAsia="nl-NL"/>
+        </w:rPr>
+      </w:pPr>
+      <w:r>
+        <w:rPr>
+          <w:rFonts w:ascii="Consolas" w:eastAsiaTheme="minorEastAsia" w:hAnsi="Consolas" w:cs="Consolas"/>
+          <w:lang w:eastAsia="nl-NL"/>
+        </w:rPr>
+        <w:t>17) - Create translations xigmanas.pot file from Source files.</w:t>
+      </w:r>
     </w:p>
     <w:p>
       <w:pPr>
@@ -2064,27 +2671,46 @@
         <w:t xml:space="preserve">Hint: Now you are able to locally update a </w:t>
       </w:r>
       <w:r>
-        <w:t>translation.po</w:t>
-      </w:r>
-      <w:r>
-        <w:t xml:space="preserve"> with a program like Poedit. Google for it.</w:t>
-      </w:r>
-    </w:p>
-    <w:p>
-      <w:pPr>
-        <w:pStyle w:val="Geenafstand"/>
-      </w:pPr>
-      <w:r>
-        <w:t>Good luck, now you can do it all yourself!</w:t>
-      </w:r>
+        <w:t>translation. Po</w:t>
+      </w:r>
+      <w:r>
+        <w:t xml:space="preserve"> with a program like </w:t>
+      </w:r>
+      <w:r>
+        <w:t>Po edit</w:t>
+      </w:r>
+      <w:r>
+        <w:t>.</w:t>
+      </w:r>
+      <w:r>
+        <w:tab/>
+      </w:r>
+      <w:r>
+        <w:tab/>
+        <w:t xml:space="preserve">     </w:t>
+      </w:r>
+      <w:r>
+        <w:t>Google for it.</w:t>
+      </w:r>
+    </w:p>
+    <w:p>
+      <w:pPr>
+        <w:pStyle w:val="Geenafstand"/>
+      </w:pPr>
+      <w:r>
+        <w:t>Good luck</w:t>
+      </w:r>
+      <w:r>
+        <w:t>!</w:t>
+      </w:r>
+    </w:p>
+    <w:p>
+      <w:pPr>
+        <w:pStyle w:val="Geenafstand"/>
+      </w:pPr>
     </w:p>
     <w:sectPr>
-      <w:headerReference w:type="even" r:id="rId7"/>
-      <w:headerReference w:type="default" r:id="rId8"/>
-      <w:footerReference w:type="even" r:id="rId9"/>
-      <w:footerReference w:type="default" r:id="rId10"/>
-      <w:headerReference w:type="first" r:id="rId11"/>
-      <w:footerReference w:type="first" r:id="rId12"/>
+      <w:footerReference w:type="default" r:id="rId9"/>
       <w:pgSz w:w="12240" w:h="15840"/>
       <w:pgMar w:top="1304" w:right="1440" w:bottom="851" w:left="1440" w:header="0" w:footer="720" w:gutter="0"/>
       <w:cols w:space="708"/>
@@ -2121,16 +2747,6 @@
 </file>
 
 <file path=word/footer1.xml><?xml version="1.0" encoding="utf-8"?>
-<w:ftr xmlns:wpc="http://schemas.microsoft.com/office/word/2010/wordprocessingCanvas" xmlns:cx="http://schemas.microsoft.com/office/drawing/2014/chartex" xmlns:cx1="http://schemas.microsoft.com/office/drawing/2015/9/8/chartex" xmlns:cx2="http://schemas.microsoft.com/office/drawing/2015/10/21/chartex" xmlns:cx3="http://schemas.microsoft.com/office/drawing/2016/5/9/chartex" xmlns:cx4="http://schemas.microsoft.com/office/drawing/2016/5/10/chartex" xmlns:cx5="http://schemas.microsoft.com/office/drawing/2016/5/11/chartex" xmlns:cx6="http://schemas.microsoft.com/office/drawing/2016/5/12/chartex" xmlns:cx7="http://schemas.microsoft.com/office/drawing/2016/5/13/chartex" xmlns:cx8="http://schemas.microsoft.com/office/drawing/2016/5/14/chartex" xmlns:mc="http://schemas.openxmlformats.org/markup-compatibility/2006" xmlns:aink="http://schemas.microsoft.com/office/drawing/2016/ink" xmlns:am3d="http://schemas.microsoft.com/office/drawing/2017/model3d" xmlns:o="urn:schemas-microsoft-com:office:office" xmlns:oel="http://schemas.microsoft.com/office/2019/extlst" xmlns:r="http://schemas.openxmlformats.org/officeDocument/2006/relationships" xmlns:m="http://schemas.openxmlformats.org/officeDocument/2006/math" xmlns:v="urn:schemas-microsoft-com:vml" xmlns:wp14="http://schemas.microsoft.com/office/word/2010/wordprocessingDrawing" xmlns:wp="http://schemas.openxmlformats.org/drawingml/2006/wordprocessingDrawing" xmlns:w10="urn:schemas-microsoft-com:office:word" xmlns:w="http://schemas.openxmlformats.org/wordprocessingml/2006/main" xmlns:w14="http://schemas.microsoft.com/office/word/2010/wordml" xmlns:w15="http://schemas.microsoft.com/office/word/2012/wordml" xmlns:w16cex="http://schemas.microsoft.com/office/word/2018/wordml/cex" xmlns:w16cid="http://schemas.microsoft.com/office/word/2016/wordml/cid" xmlns:w16="http://schemas.microsoft.com/office/word/2018/wordml" xmlns:w16du="http://schemas.microsoft.com/office/word/2023/wordml/word16du" xmlns:w16sdtdh="http://schemas.microsoft.com/office/word/2020/wordml/sdtdatahash" xmlns:w16sdtfl="http://schemas.microsoft.com/office/word/2024/wordml/sdtformatlock" xmlns:w16se="http://schemas.microsoft.com/office/word/2015/wordml/symex" xmlns:wpg="http://schemas.microsoft.com/office/word/2010/wordprocessingGroup" xmlns:wpi="http://schemas.microsoft.com/office/word/2010/wordprocessingInk" xmlns:wne="http://schemas.microsoft.com/office/word/2006/wordml" xmlns:wps="http://schemas.microsoft.com/office/word/2010/wordprocessingShape" mc:Ignorable="w14 w15 w16se w16cid w16 w16cex w16sdtdh w16sdtfl w16du wp14">
-  <w:p>
-    <w:pPr>
-      <w:pStyle w:val="Voettekst"/>
-    </w:pPr>
-  </w:p>
-</w:ftr>
-</file>
-
-<file path=word/footer2.xml><?xml version="1.0" encoding="utf-8"?>
 <w:ftr xmlns:wpc="http://schemas.microsoft.com/office/word/2010/wordprocessingCanvas" xmlns:cx="http://schemas.microsoft.com/office/drawing/2014/chartex" xmlns:cx1="http://schemas.microsoft.com/office/drawing/2015/9/8/chartex" xmlns:cx2="http://schemas.microsoft.com/office/drawing/2015/10/21/chartex" xmlns:cx3="http://schemas.microsoft.com/office/drawing/2016/5/9/chartex" xmlns:cx4="http://schemas.microsoft.com/office/drawing/2016/5/10/chartex" xmlns:cx5="http://schemas.microsoft.com/office/drawing/2016/5/11/chartex" xmlns:cx6="http://schemas.microsoft.com/office/drawing/2016/5/12/chartex" xmlns:cx7="http://schemas.microsoft.com/office/drawing/2016/5/13/chartex" xmlns:cx8="http://schemas.microsoft.com/office/drawing/2016/5/14/chartex" xmlns:mc="http://schemas.openxmlformats.org/markup-compatibility/2006" xmlns:aink="http://schemas.microsoft.com/office/drawing/2016/ink" xmlns:am3d="http://schemas.microsoft.com/office/drawing/2017/model3d" xmlns:o="urn:schemas-microsoft-com:office:office" xmlns:oel="http://schemas.microsoft.com/office/2019/extlst" xmlns:r="http://schemas.openxmlformats.org/officeDocument/2006/relationships" xmlns:m="http://schemas.openxmlformats.org/officeDocument/2006/math" xmlns:v="urn:schemas-microsoft-com:vml" xmlns:wp14="http://schemas.microsoft.com/office/word/2010/wordprocessingDrawing" xmlns:wp="http://schemas.openxmlformats.org/drawingml/2006/wordprocessingDrawing" xmlns:w10="urn:schemas-microsoft-com:office:word" xmlns:w="http://schemas.openxmlformats.org/wordprocessingml/2006/main" xmlns:w14="http://schemas.microsoft.com/office/word/2010/wordml" xmlns:w15="http://schemas.microsoft.com/office/word/2012/wordml" xmlns:w16cex="http://schemas.microsoft.com/office/word/2018/wordml/cex" xmlns:w16cid="http://schemas.microsoft.com/office/word/2016/wordml/cid" xmlns:w16="http://schemas.microsoft.com/office/word/2018/wordml" xmlns:w16du="http://schemas.microsoft.com/office/word/2023/wordml/word16du" xmlns:w16sdtdh="http://schemas.microsoft.com/office/word/2020/wordml/sdtdatahash" xmlns:w16sdtfl="http://schemas.microsoft.com/office/word/2024/wordml/sdtformatlock" xmlns:w16se="http://schemas.microsoft.com/office/word/2015/wordml/symex" xmlns:wpg="http://schemas.microsoft.com/office/word/2010/wordprocessingGroup" xmlns:wpi="http://schemas.microsoft.com/office/word/2010/wordprocessingInk" xmlns:wne="http://schemas.microsoft.com/office/word/2006/wordml" xmlns:wps="http://schemas.microsoft.com/office/word/2010/wordprocessingShape" mc:Ignorable="w14 w15 w16se w16cid w16 w16cex w16sdtdh w16sdtfl w16du wp14">
   <w:p>
     <w:pPr>
@@ -2310,7 +2926,7 @@
         <w:szCs w:val="14"/>
         <w:lang w:eastAsia="nl-NL"/>
       </w:rPr>
-      <w:t>1</w:t>
+      <w:t>2</w:t>
     </w:r>
     <w:r>
       <w:rPr>
@@ -2330,7 +2946,7 @@
         <w:szCs w:val="14"/>
         <w:lang w:eastAsia="nl-NL"/>
       </w:rPr>
-      <w:t>2</w:t>
+      <w:t>0</w:t>
     </w:r>
   </w:p>
   <w:p>
@@ -2415,16 +3031,6 @@
 </w:ftr>
 </file>
 
-<file path=word/footer3.xml><?xml version="1.0" encoding="utf-8"?>
-<w:ftr xmlns:wpc="http://schemas.microsoft.com/office/word/2010/wordprocessingCanvas" xmlns:cx="http://schemas.microsoft.com/office/drawing/2014/chartex" xmlns:cx1="http://schemas.microsoft.com/office/drawing/2015/9/8/chartex" xmlns:cx2="http://schemas.microsoft.com/office/drawing/2015/10/21/chartex" xmlns:cx3="http://schemas.microsoft.com/office/drawing/2016/5/9/chartex" xmlns:cx4="http://schemas.microsoft.com/office/drawing/2016/5/10/chartex" xmlns:cx5="http://schemas.microsoft.com/office/drawing/2016/5/11/chartex" xmlns:cx6="http://schemas.microsoft.com/office/drawing/2016/5/12/chartex" xmlns:cx7="http://schemas.microsoft.com/office/drawing/2016/5/13/chartex" xmlns:cx8="http://schemas.microsoft.com/office/drawing/2016/5/14/chartex" xmlns:mc="http://schemas.openxmlformats.org/markup-compatibility/2006" xmlns:aink="http://schemas.microsoft.com/office/drawing/2016/ink" xmlns:am3d="http://schemas.microsoft.com/office/drawing/2017/model3d" xmlns:o="urn:schemas-microsoft-com:office:office" xmlns:oel="http://schemas.microsoft.com/office/2019/extlst" xmlns:r="http://schemas.openxmlformats.org/officeDocument/2006/relationships" xmlns:m="http://schemas.openxmlformats.org/officeDocument/2006/math" xmlns:v="urn:schemas-microsoft-com:vml" xmlns:wp14="http://schemas.microsoft.com/office/word/2010/wordprocessingDrawing" xmlns:wp="http://schemas.openxmlformats.org/drawingml/2006/wordprocessingDrawing" xmlns:w10="urn:schemas-microsoft-com:office:word" xmlns:w="http://schemas.openxmlformats.org/wordprocessingml/2006/main" xmlns:w14="http://schemas.microsoft.com/office/word/2010/wordml" xmlns:w15="http://schemas.microsoft.com/office/word/2012/wordml" xmlns:w16cex="http://schemas.microsoft.com/office/word/2018/wordml/cex" xmlns:w16cid="http://schemas.microsoft.com/office/word/2016/wordml/cid" xmlns:w16="http://schemas.microsoft.com/office/word/2018/wordml" xmlns:w16du="http://schemas.microsoft.com/office/word/2023/wordml/word16du" xmlns:w16sdtdh="http://schemas.microsoft.com/office/word/2020/wordml/sdtdatahash" xmlns:w16sdtfl="http://schemas.microsoft.com/office/word/2024/wordml/sdtformatlock" xmlns:w16se="http://schemas.microsoft.com/office/word/2015/wordml/symex" xmlns:wpg="http://schemas.microsoft.com/office/word/2010/wordprocessingGroup" xmlns:wpi="http://schemas.microsoft.com/office/word/2010/wordprocessingInk" xmlns:wne="http://schemas.microsoft.com/office/word/2006/wordml" xmlns:wps="http://schemas.microsoft.com/office/word/2010/wordprocessingShape" mc:Ignorable="w14 w15 w16se w16cid w16 w16cex w16sdtdh w16sdtfl w16du wp14">
-  <w:p>
-    <w:pPr>
-      <w:pStyle w:val="Voettekst"/>
-    </w:pPr>
-  </w:p>
-</w:ftr>
-</file>
-
 <file path=word/footnotes.xml><?xml version="1.0" encoding="utf-8"?>
 <w:footnotes xmlns:wpc="http://schemas.microsoft.com/office/word/2010/wordprocessingCanvas" xmlns:cx="http://schemas.microsoft.com/office/drawing/2014/chartex" xmlns:cx1="http://schemas.microsoft.com/office/drawing/2015/9/8/chartex" xmlns:cx2="http://schemas.microsoft.com/office/drawing/2015/10/21/chartex" xmlns:cx3="http://schemas.microsoft.com/office/drawing/2016/5/9/chartex" xmlns:cx4="http://schemas.microsoft.com/office/drawing/2016/5/10/chartex" xmlns:cx5="http://schemas.microsoft.com/office/drawing/2016/5/11/chartex" xmlns:cx6="http://schemas.microsoft.com/office/drawing/2016/5/12/chartex" xmlns:cx7="http://schemas.microsoft.com/office/drawing/2016/5/13/chartex" xmlns:cx8="http://schemas.microsoft.com/office/drawing/2016/5/14/chartex" xmlns:mc="http://schemas.openxmlformats.org/markup-compatibility/2006" xmlns:aink="http://schemas.microsoft.com/office/drawing/2016/ink" xmlns:am3d="http://schemas.microsoft.com/office/drawing/2017/model3d" xmlns:o="urn:schemas-microsoft-com:office:office" xmlns:oel="http://schemas.microsoft.com/office/2019/extlst" xmlns:r="http://schemas.openxmlformats.org/officeDocument/2006/relationships" xmlns:m="http://schemas.openxmlformats.org/officeDocument/2006/math" xmlns:v="urn:schemas-microsoft-com:vml" xmlns:wp14="http://schemas.microsoft.com/office/word/2010/wordprocessingDrawing" xmlns:wp="http://schemas.openxmlformats.org/drawingml/2006/wordprocessingDrawing" xmlns:w10="urn:schemas-microsoft-com:office:word" xmlns:w="http://schemas.openxmlformats.org/wordprocessingml/2006/main" xmlns:w14="http://schemas.microsoft.com/office/word/2010/wordml" xmlns:w15="http://schemas.microsoft.com/office/word/2012/wordml" xmlns:w16cex="http://schemas.microsoft.com/office/word/2018/wordml/cex" xmlns:w16cid="http://schemas.microsoft.com/office/word/2016/wordml/cid" xmlns:w16="http://schemas.microsoft.com/office/word/2018/wordml" xmlns:w16du="http://schemas.microsoft.com/office/word/2023/wordml/word16du" xmlns:w16sdtdh="http://schemas.microsoft.com/office/word/2020/wordml/sdtdatahash" xmlns:w16sdtfl="http://schemas.microsoft.com/office/word/2024/wordml/sdtformatlock" xmlns:w16se="http://schemas.microsoft.com/office/word/2015/wordml/symex" xmlns:wpg="http://schemas.microsoft.com/office/word/2010/wordprocessingGroup" xmlns:wpi="http://schemas.microsoft.com/office/word/2010/wordprocessingInk" xmlns:wne="http://schemas.microsoft.com/office/word/2006/wordml" xmlns:wps="http://schemas.microsoft.com/office/word/2010/wordprocessingShape" mc:Ignorable="w14 w15 w16se w16cid w16 w16cex w16sdtdh w16sdtfl w16du wp14">
   <w:footnote w:type="separator" w:id="-1">
@@ -2448,36 +3054,6 @@
     </w:p>
   </w:footnote>
 </w:footnotes>
-</file>
-
-<file path=word/header1.xml><?xml version="1.0" encoding="utf-8"?>
-<w:hdr xmlns:wpc="http://schemas.microsoft.com/office/word/2010/wordprocessingCanvas" xmlns:cx="http://schemas.microsoft.com/office/drawing/2014/chartex" xmlns:cx1="http://schemas.microsoft.com/office/drawing/2015/9/8/chartex" xmlns:cx2="http://schemas.microsoft.com/office/drawing/2015/10/21/chartex" xmlns:cx3="http://schemas.microsoft.com/office/drawing/2016/5/9/chartex" xmlns:cx4="http://schemas.microsoft.com/office/drawing/2016/5/10/chartex" xmlns:cx5="http://schemas.microsoft.com/office/drawing/2016/5/11/chartex" xmlns:cx6="http://schemas.microsoft.com/office/drawing/2016/5/12/chartex" xmlns:cx7="http://schemas.microsoft.com/office/drawing/2016/5/13/chartex" xmlns:cx8="http://schemas.microsoft.com/office/drawing/2016/5/14/chartex" xmlns:mc="http://schemas.openxmlformats.org/markup-compatibility/2006" xmlns:aink="http://schemas.microsoft.com/office/drawing/2016/ink" xmlns:am3d="http://schemas.microsoft.com/office/drawing/2017/model3d" xmlns:o="urn:schemas-microsoft-com:office:office" xmlns:oel="http://schemas.microsoft.com/office/2019/extlst" xmlns:r="http://schemas.openxmlformats.org/officeDocument/2006/relationships" xmlns:m="http://schemas.openxmlformats.org/officeDocument/2006/math" xmlns:v="urn:schemas-microsoft-com:vml" xmlns:wp14="http://schemas.microsoft.com/office/word/2010/wordprocessingDrawing" xmlns:wp="http://schemas.openxmlformats.org/drawingml/2006/wordprocessingDrawing" xmlns:w10="urn:schemas-microsoft-com:office:word" xmlns:w="http://schemas.openxmlformats.org/wordprocessingml/2006/main" xmlns:w14="http://schemas.microsoft.com/office/word/2010/wordml" xmlns:w15="http://schemas.microsoft.com/office/word/2012/wordml" xmlns:w16cex="http://schemas.microsoft.com/office/word/2018/wordml/cex" xmlns:w16cid="http://schemas.microsoft.com/office/word/2016/wordml/cid" xmlns:w16="http://schemas.microsoft.com/office/word/2018/wordml" xmlns:w16du="http://schemas.microsoft.com/office/word/2023/wordml/word16du" xmlns:w16sdtdh="http://schemas.microsoft.com/office/word/2020/wordml/sdtdatahash" xmlns:w16sdtfl="http://schemas.microsoft.com/office/word/2024/wordml/sdtformatlock" xmlns:w16se="http://schemas.microsoft.com/office/word/2015/wordml/symex" xmlns:wpg="http://schemas.microsoft.com/office/word/2010/wordprocessingGroup" xmlns:wpi="http://schemas.microsoft.com/office/word/2010/wordprocessingInk" xmlns:wne="http://schemas.microsoft.com/office/word/2006/wordml" xmlns:wps="http://schemas.microsoft.com/office/word/2010/wordprocessingShape" mc:Ignorable="w14 w15 w16se w16cid w16 w16cex w16sdtdh w16sdtfl w16du wp14">
-  <w:p>
-    <w:pPr>
-      <w:pStyle w:val="Koptekst"/>
-    </w:pPr>
-  </w:p>
-</w:hdr>
-</file>
-
-<file path=word/header2.xml><?xml version="1.0" encoding="utf-8"?>
-<w:hdr xmlns:wpc="http://schemas.microsoft.com/office/word/2010/wordprocessingCanvas" xmlns:cx="http://schemas.microsoft.com/office/drawing/2014/chartex" xmlns:cx1="http://schemas.microsoft.com/office/drawing/2015/9/8/chartex" xmlns:cx2="http://schemas.microsoft.com/office/drawing/2015/10/21/chartex" xmlns:cx3="http://schemas.microsoft.com/office/drawing/2016/5/9/chartex" xmlns:cx4="http://schemas.microsoft.com/office/drawing/2016/5/10/chartex" xmlns:cx5="http://schemas.microsoft.com/office/drawing/2016/5/11/chartex" xmlns:cx6="http://schemas.microsoft.com/office/drawing/2016/5/12/chartex" xmlns:cx7="http://schemas.microsoft.com/office/drawing/2016/5/13/chartex" xmlns:cx8="http://schemas.microsoft.com/office/drawing/2016/5/14/chartex" xmlns:mc="http://schemas.openxmlformats.org/markup-compatibility/2006" xmlns:aink="http://schemas.microsoft.com/office/drawing/2016/ink" xmlns:am3d="http://schemas.microsoft.com/office/drawing/2017/model3d" xmlns:o="urn:schemas-microsoft-com:office:office" xmlns:oel="http://schemas.microsoft.com/office/2019/extlst" xmlns:r="http://schemas.openxmlformats.org/officeDocument/2006/relationships" xmlns:m="http://schemas.openxmlformats.org/officeDocument/2006/math" xmlns:v="urn:schemas-microsoft-com:vml" xmlns:wp14="http://schemas.microsoft.com/office/word/2010/wordprocessingDrawing" xmlns:wp="http://schemas.openxmlformats.org/drawingml/2006/wordprocessingDrawing" xmlns:w10="urn:schemas-microsoft-com:office:word" xmlns:w="http://schemas.openxmlformats.org/wordprocessingml/2006/main" xmlns:w14="http://schemas.microsoft.com/office/word/2010/wordml" xmlns:w15="http://schemas.microsoft.com/office/word/2012/wordml" xmlns:w16cex="http://schemas.microsoft.com/office/word/2018/wordml/cex" xmlns:w16cid="http://schemas.microsoft.com/office/word/2016/wordml/cid" xmlns:w16="http://schemas.microsoft.com/office/word/2018/wordml" xmlns:w16du="http://schemas.microsoft.com/office/word/2023/wordml/word16du" xmlns:w16sdtdh="http://schemas.microsoft.com/office/word/2020/wordml/sdtdatahash" xmlns:w16sdtfl="http://schemas.microsoft.com/office/word/2024/wordml/sdtformatlock" xmlns:w16se="http://schemas.microsoft.com/office/word/2015/wordml/symex" xmlns:wpg="http://schemas.microsoft.com/office/word/2010/wordprocessingGroup" xmlns:wpi="http://schemas.microsoft.com/office/word/2010/wordprocessingInk" xmlns:wne="http://schemas.microsoft.com/office/word/2006/wordml" xmlns:wps="http://schemas.microsoft.com/office/word/2010/wordprocessingShape" mc:Ignorable="w14 w15 w16se w16cid w16 w16cex w16sdtdh w16sdtfl w16du wp14">
-  <w:p>
-    <w:pPr>
-      <w:pStyle w:val="Koptekst"/>
-    </w:pPr>
-  </w:p>
-</w:hdr>
-</file>
-
-<file path=word/header3.xml><?xml version="1.0" encoding="utf-8"?>
-<w:hdr xmlns:wpc="http://schemas.microsoft.com/office/word/2010/wordprocessingCanvas" xmlns:cx="http://schemas.microsoft.com/office/drawing/2014/chartex" xmlns:cx1="http://schemas.microsoft.com/office/drawing/2015/9/8/chartex" xmlns:cx2="http://schemas.microsoft.com/office/drawing/2015/10/21/chartex" xmlns:cx3="http://schemas.microsoft.com/office/drawing/2016/5/9/chartex" xmlns:cx4="http://schemas.microsoft.com/office/drawing/2016/5/10/chartex" xmlns:cx5="http://schemas.microsoft.com/office/drawing/2016/5/11/chartex" xmlns:cx6="http://schemas.microsoft.com/office/drawing/2016/5/12/chartex" xmlns:cx7="http://schemas.microsoft.com/office/drawing/2016/5/13/chartex" xmlns:cx8="http://schemas.microsoft.com/office/drawing/2016/5/14/chartex" xmlns:mc="http://schemas.openxmlformats.org/markup-compatibility/2006" xmlns:aink="http://schemas.microsoft.com/office/drawing/2016/ink" xmlns:am3d="http://schemas.microsoft.com/office/drawing/2017/model3d" xmlns:o="urn:schemas-microsoft-com:office:office" xmlns:oel="http://schemas.microsoft.com/office/2019/extlst" xmlns:r="http://schemas.openxmlformats.org/officeDocument/2006/relationships" xmlns:m="http://schemas.openxmlformats.org/officeDocument/2006/math" xmlns:v="urn:schemas-microsoft-com:vml" xmlns:wp14="http://schemas.microsoft.com/office/word/2010/wordprocessingDrawing" xmlns:wp="http://schemas.openxmlformats.org/drawingml/2006/wordprocessingDrawing" xmlns:w10="urn:schemas-microsoft-com:office:word" xmlns:w="http://schemas.openxmlformats.org/wordprocessingml/2006/main" xmlns:w14="http://schemas.microsoft.com/office/word/2010/wordml" xmlns:w15="http://schemas.microsoft.com/office/word/2012/wordml" xmlns:w16cex="http://schemas.microsoft.com/office/word/2018/wordml/cex" xmlns:w16cid="http://schemas.microsoft.com/office/word/2016/wordml/cid" xmlns:w16="http://schemas.microsoft.com/office/word/2018/wordml" xmlns:w16du="http://schemas.microsoft.com/office/word/2023/wordml/word16du" xmlns:w16sdtdh="http://schemas.microsoft.com/office/word/2020/wordml/sdtdatahash" xmlns:w16sdtfl="http://schemas.microsoft.com/office/word/2024/wordml/sdtformatlock" xmlns:w16se="http://schemas.microsoft.com/office/word/2015/wordml/symex" xmlns:wpg="http://schemas.microsoft.com/office/word/2010/wordprocessingGroup" xmlns:wpi="http://schemas.microsoft.com/office/word/2010/wordprocessingInk" xmlns:wne="http://schemas.microsoft.com/office/word/2006/wordml" xmlns:wps="http://schemas.microsoft.com/office/word/2010/wordprocessingShape" mc:Ignorable="w14 w15 w16se w16cid w16 w16cex w16sdtdh w16sdtfl w16du wp14">
-  <w:p>
-    <w:pPr>
-      <w:pStyle w:val="Koptekst"/>
-    </w:pPr>
-  </w:p>
-</w:hdr>
 </file>
 
 <file path=word/styles.xml><?xml version="1.0" encoding="utf-8"?>

--- a/doc/Development Manual.docx
+++ b/doc/Development Manual.docx
@@ -46,7 +46,6 @@
         </w:rPr>
         <w:t xml:space="preserve">ompile </w:t>
       </w:r>
-      <w:proofErr w:type="spellStart"/>
       <w:r>
         <w:rPr>
           <w:sz w:val="24"/>
@@ -54,7 +53,6 @@
         </w:rPr>
         <w:t>XigmasNAS</w:t>
       </w:r>
-      <w:proofErr w:type="spellEnd"/>
       <w:r>
         <w:rPr>
           <w:sz w:val="24"/>
@@ -62,20 +60,6 @@
         </w:rPr>
         <w:t>®</w:t>
       </w:r>
-      <w:r>
-        <w:rPr>
-          <w:sz w:val="24"/>
-          <w:szCs w:val="24"/>
-        </w:rPr>
-        <w:t xml:space="preserve"> Y</w:t>
-      </w:r>
-      <w:r>
-        <w:rPr>
-          <w:sz w:val="24"/>
-          <w:szCs w:val="24"/>
-        </w:rPr>
-        <w:t>ourself</w:t>
-      </w:r>
     </w:p>
     <w:p>
       <w:pPr>
@@ -289,15 +273,7 @@
         <w:t xml:space="preserve"> Workstation Pro</w:t>
       </w:r>
       <w:r>
-        <w:t>/</w:t>
-      </w:r>
-      <w:proofErr w:type="spellStart"/>
-      <w:r>
-        <w:t>Qemu</w:t>
-      </w:r>
-      <w:proofErr w:type="spellEnd"/>
-      <w:r>
-        <w:t>)</w:t>
+        <w:t>/Qemu)</w:t>
       </w:r>
       <w:r>
         <w:t xml:space="preserve"> installed</w:t>
@@ -326,25 +302,23 @@
           <w:color w:val="000000" w:themeColor="text1"/>
           <w:lang w:eastAsia="nl-NL"/>
         </w:rPr>
-        <w:t>XIGMANAS_GIT_BRANCH="</w:t>
-      </w:r>
-      <w:proofErr w:type="spellStart"/>
+        <w:t>XIGMANAS_GIT_BRANCH="releng/</w:t>
+      </w:r>
       <w:r>
         <w:rPr>
           <w:rFonts w:ascii="Consolas" w:eastAsiaTheme="minorEastAsia" w:hAnsi="Consolas" w:cs="Consolas"/>
           <w:color w:val="000000" w:themeColor="text1"/>
           <w:lang w:eastAsia="nl-NL"/>
         </w:rPr>
-        <w:t>releng</w:t>
-      </w:r>
-      <w:proofErr w:type="spellEnd"/>
+        <w:t>XX</w:t>
+      </w:r>
       <w:r>
         <w:rPr>
           <w:rFonts w:ascii="Consolas" w:eastAsiaTheme="minorEastAsia" w:hAnsi="Consolas" w:cs="Consolas"/>
           <w:color w:val="000000" w:themeColor="text1"/>
           <w:lang w:eastAsia="nl-NL"/>
         </w:rPr>
-        <w:t>/</w:t>
+        <w:t>.</w:t>
       </w:r>
       <w:r>
         <w:rPr>
@@ -352,7 +326,7 @@
           <w:color w:val="000000" w:themeColor="text1"/>
           <w:lang w:eastAsia="nl-NL"/>
         </w:rPr>
-        <w:t>XX</w:t>
+        <w:t>X</w:t>
       </w:r>
       <w:r>
         <w:rPr>
@@ -360,719 +334,528 @@
           <w:color w:val="000000" w:themeColor="text1"/>
           <w:lang w:eastAsia="nl-NL"/>
         </w:rPr>
+        <w:t>"</w:t>
+      </w:r>
+      <w:r>
+        <w:t xml:space="preserve"> </w:t>
+      </w:r>
+      <w:r>
+        <w:t>in file</w:t>
+      </w:r>
+      <w:r>
+        <w:t xml:space="preserve"> </w:t>
+      </w:r>
+      <w:r>
+        <w:t>functions.inc</w:t>
+      </w:r>
+      <w:r>
+        <w:t>).</w:t>
+      </w:r>
+    </w:p>
+    <w:p>
+      <w:pPr>
+        <w:pStyle w:val="Geenafstand"/>
+      </w:pPr>
+      <w:r>
+        <w:t xml:space="preserve">The build environment </w:t>
+      </w:r>
+      <w:r>
+        <w:t>need less</w:t>
+      </w:r>
+      <w:r>
+        <w:t>er</w:t>
+      </w:r>
+      <w:r>
+        <w:t xml:space="preserve"> than </w:t>
+      </w:r>
+      <w:r>
+        <w:t>100</w:t>
+      </w:r>
+      <w:r>
+        <w:t>GB</w:t>
+      </w:r>
+      <w:r>
+        <w:t xml:space="preserve"> total hard drive space if </w:t>
+      </w:r>
+      <w:r>
+        <w:t xml:space="preserve">only </w:t>
+      </w:r>
+      <w:r>
+        <w:t xml:space="preserve">setup </w:t>
+      </w:r>
+      <w:r>
+        <w:t xml:space="preserve">in </w:t>
+      </w:r>
+      <w:r>
+        <w:t xml:space="preserve">a dedicated disk slice for only building </w:t>
+      </w:r>
+      <w:r>
+        <w:t>XigmaNAS</w:t>
+      </w:r>
+      <w:r>
+        <w:t>. (</w:t>
+      </w:r>
+      <w:r>
+        <w:t>M</w:t>
+      </w:r>
+      <w:r>
+        <w:t>ore space</w:t>
+      </w:r>
+      <w:r>
+        <w:t xml:space="preserve"> like </w:t>
+      </w:r>
+      <w:r>
+        <w:t>1</w:t>
+      </w:r>
+      <w:r>
+        <w:t>5</w:t>
+      </w:r>
+      <w:r>
+        <w:t>0</w:t>
+      </w:r>
+      <w:r>
+        <w:t>GB</w:t>
+      </w:r>
+      <w:r>
+        <w:t xml:space="preserve"> is recommended for </w:t>
+      </w:r>
+      <w:r>
+        <w:t xml:space="preserve">active </w:t>
+      </w:r>
+      <w:r>
+        <w:t>development)</w:t>
+      </w:r>
+      <w:r>
+        <w:t xml:space="preserve">    You really don’t want to run out of space when building.</w:t>
+      </w:r>
+      <w:r>
+        <w:br/>
+      </w:r>
+      <w:r>
+        <w:br/>
+        <w:t>When installing FreeBSD create two partitions’, a swap (3.5</w:t>
+      </w:r>
+      <w:r>
+        <w:t xml:space="preserve"> </w:t>
+      </w:r>
+      <w:r>
+        <w:t xml:space="preserve">GB </w:t>
+      </w:r>
+      <w:r>
+        <w:t xml:space="preserve">is a good swap size) and a / partition. Avoid using the A (auto) command to partition the slice. You may get some warnings later about mail security. Since this is a dedicated </w:t>
+      </w:r>
+      <w:r>
+        <w:t>XigmaNAS</w:t>
+      </w:r>
+      <w:r>
+        <w:t xml:space="preserve"> </w:t>
+      </w:r>
+      <w:r>
+        <w:t>b</w:t>
+      </w:r>
+      <w:r>
+        <w:t xml:space="preserve">uild </w:t>
+      </w:r>
+      <w:r>
+        <w:t>e</w:t>
+      </w:r>
+      <w:r>
+        <w:t>nvironment only, you can ignore th</w:t>
+      </w:r>
+      <w:r>
+        <w:t>is</w:t>
+      </w:r>
+      <w:r>
         <w:t>.</w:t>
       </w:r>
       <w:r>
-        <w:rPr>
-          <w:rFonts w:ascii="Consolas" w:eastAsiaTheme="minorEastAsia" w:hAnsi="Consolas" w:cs="Consolas"/>
-          <w:color w:val="000000" w:themeColor="text1"/>
-          <w:lang w:eastAsia="nl-NL"/>
-        </w:rPr>
-        <w:t>X</w:t>
-      </w:r>
-      <w:r>
-        <w:rPr>
-          <w:rFonts w:ascii="Consolas" w:eastAsiaTheme="minorEastAsia" w:hAnsi="Consolas" w:cs="Consolas"/>
-          <w:color w:val="000000" w:themeColor="text1"/>
-          <w:lang w:eastAsia="nl-NL"/>
-        </w:rPr>
-        <w:t>"</w:t>
+        <w:br/>
+      </w:r>
+      <w:r>
+        <w:br/>
+      </w:r>
+      <w:r>
+        <w:t>A working</w:t>
+      </w:r>
+      <w:r>
+        <w:t xml:space="preserve"> networking services</w:t>
+      </w:r>
+      <w:r>
+        <w:t xml:space="preserve"> with internet access is</w:t>
+      </w:r>
+      <w:r>
+        <w:t xml:space="preserve"> required to download the source files and ports.</w:t>
+      </w:r>
+      <w:r>
+        <w:t xml:space="preserve"> You also need to </w:t>
+      </w:r>
+    </w:p>
+    <w:p>
+      <w:pPr>
+        <w:pStyle w:val="Geenafstand"/>
+      </w:pPr>
+      <w:r>
+        <w:t xml:space="preserve">Hint: </w:t>
+      </w:r>
+      <w:r>
+        <w:t>I</w:t>
+      </w:r>
+      <w:r>
+        <w:t xml:space="preserve">f you use the same machine for both a build environment and </w:t>
+      </w:r>
+      <w:r>
+        <w:t xml:space="preserve">acting </w:t>
+      </w:r>
+      <w:r>
+        <w:t xml:space="preserve">as your </w:t>
+      </w:r>
+      <w:r>
+        <w:t>XigmaNAS</w:t>
+      </w:r>
+      <w:r>
+        <w:t xml:space="preserve"> server, use a different IP-address for the build environment from the NAS environm</w:t>
+      </w:r>
+      <w:r>
+        <w:t xml:space="preserve">ent (if you're not using DHCP). </w:t>
+      </w:r>
+      <w:r>
+        <w:t>This can</w:t>
+      </w:r>
+      <w:r>
+        <w:t xml:space="preserve"> be done by </w:t>
+      </w:r>
+      <w:r>
+        <w:t xml:space="preserve">use </w:t>
+      </w:r>
+      <w:r>
+        <w:t xml:space="preserve">bridged adapter in the vm settings. </w:t>
+      </w:r>
+      <w:r>
+        <w:t>Th</w:t>
+      </w:r>
+      <w:r>
+        <w:t>is</w:t>
+      </w:r>
+      <w:r>
+        <w:t xml:space="preserve"> way if you later SSH into either environment you won’t get warnings about a fingerprint change</w:t>
+      </w:r>
+      <w:r>
+        <w:t xml:space="preserve"> all the time</w:t>
+      </w:r>
+      <w:r>
+        <w:t>.</w:t>
+      </w:r>
+      <w:r>
+        <w:br/>
+      </w:r>
+      <w:r>
+        <w:br/>
+        <w:t>Reboot to complete system install.</w:t>
+      </w:r>
+      <w:r>
+        <w:br/>
+        <w:t>You now can login as root.</w:t>
+      </w:r>
+    </w:p>
+    <w:p>
+      <w:pPr>
+        <w:pStyle w:val="Geenafstand"/>
+      </w:pPr>
+      <w:r>
+        <w:rPr>
+          <w:b/>
+          <w:u w:val="single"/>
+        </w:rPr>
+        <w:t>2.</w:t>
+      </w:r>
+      <w:r>
+        <w:rPr>
+          <w:u w:val="single"/>
+        </w:rPr>
+        <w:t xml:space="preserve"> Update FreeBSD</w:t>
+      </w:r>
+      <w:r>
+        <w:br/>
+        <w:t>Now, update your installed copy of FreeBSD with the latest patches and delete uncontrolled source files (for proper kernel build), remember this is a FreeBSD Build Only Environment!</w:t>
+      </w:r>
+    </w:p>
+    <w:p>
+      <w:pPr>
+        <w:pStyle w:val="Geenafstand"/>
+      </w:pPr>
+      <w:r>
+        <w:br/>
+      </w:r>
+      <w:r>
+        <w:rPr>
+          <w:b/>
+          <w:u w:val="single"/>
+        </w:rPr>
+        <w:t>2.1.</w:t>
+      </w:r>
+      <w:r>
+        <w:rPr>
+          <w:u w:val="single"/>
+        </w:rPr>
+        <w:t xml:space="preserve"> Delete old source files</w:t>
+      </w:r>
+      <w:r>
+        <w:br/>
+        <w:t>Delete of the /usr/src directory contents.</w:t>
+      </w:r>
+      <w:r>
+        <w:br/>
+      </w:r>
+      <w:r>
+        <w:rPr>
+          <w:rFonts w:ascii="Courier 10 Pitch" w:hAnsi="Courier 10 Pitch"/>
+        </w:rPr>
+        <w:t># rm -rf /usr/src</w:t>
+      </w:r>
+      <w:r>
+        <w:rPr>
+          <w:rFonts w:ascii="Courier 10 Pitch" w:hAnsi="Courier 10 Pitch"/>
+        </w:rPr>
+        <w:br/>
+        <w:t># mkdir /usr/src</w:t>
+      </w:r>
+      <w:r>
+        <w:br/>
+      </w:r>
+      <w:r>
+        <w:rPr>
+          <w:b/>
+          <w:u w:val="single"/>
+        </w:rPr>
+        <w:lastRenderedPageBreak/>
+        <w:t>2.2.</w:t>
+      </w:r>
+      <w:r>
+        <w:rPr>
+          <w:u w:val="single"/>
+        </w:rPr>
+        <w:t xml:space="preserve"> Security update</w:t>
       </w:r>
       <w:r>
         <w:t xml:space="preserve"> </w:t>
       </w:r>
       <w:r>
-        <w:t>in file</w:t>
-      </w:r>
-      <w:r>
-        <w:t xml:space="preserve"> </w:t>
-      </w:r>
-      <w:r>
-        <w:t>functions.inc</w:t>
-      </w:r>
-      <w:r>
-        <w:t>).</w:t>
-      </w:r>
-    </w:p>
-    <w:p>
-      <w:pPr>
-        <w:pStyle w:val="Geenafstand"/>
-      </w:pPr>
-      <w:r>
-        <w:t xml:space="preserve">The build environment </w:t>
-      </w:r>
-      <w:r>
-        <w:t xml:space="preserve">need less than </w:t>
-      </w:r>
-      <w:r>
-        <w:t>30</w:t>
-      </w:r>
-      <w:r>
-        <w:t>GB</w:t>
-      </w:r>
-      <w:r>
-        <w:t xml:space="preserve"> total hard drive space if </w:t>
-      </w:r>
-      <w:r>
-        <w:t xml:space="preserve">only </w:t>
-      </w:r>
-      <w:r>
-        <w:t xml:space="preserve">setup </w:t>
-      </w:r>
-      <w:r>
-        <w:t xml:space="preserve">in </w:t>
-      </w:r>
-      <w:r>
-        <w:t xml:space="preserve">a dedicated disk slice for only building </w:t>
-      </w:r>
-      <w:r>
-        <w:t>XigmaNAS</w:t>
-      </w:r>
-      <w:r>
-        <w:t>. (</w:t>
-      </w:r>
-      <w:r>
-        <w:t>M</w:t>
-      </w:r>
-      <w:r>
-        <w:t>ore space</w:t>
-      </w:r>
-      <w:r>
-        <w:t xml:space="preserve"> like </w:t>
-      </w:r>
-      <w:r>
-        <w:t>5</w:t>
-      </w:r>
-      <w:r>
-        <w:t>0</w:t>
-      </w:r>
-      <w:r>
-        <w:t>GB</w:t>
-      </w:r>
-      <w:r>
-        <w:t xml:space="preserve"> is recommended for </w:t>
-      </w:r>
-      <w:r>
-        <w:t xml:space="preserve">very </w:t>
-      </w:r>
-      <w:r>
-        <w:t xml:space="preserve">active </w:t>
-      </w:r>
-      <w:r>
-        <w:t>development)</w:t>
-      </w:r>
-      <w:r>
-        <w:br/>
-      </w:r>
-      <w:r>
-        <w:br/>
-        <w:t>When installing FreeBSD create two partitions’, a swap (3.5</w:t>
-      </w:r>
-      <w:r>
-        <w:t xml:space="preserve"> </w:t>
-      </w:r>
-      <w:r>
-        <w:t xml:space="preserve">GB </w:t>
-      </w:r>
-      <w:r>
-        <w:t xml:space="preserve">is a good swap size) and a / partition. Avoid using the A (auto) command to partition the slice. You may get some warnings later about mail security. Since this is a dedicated </w:t>
-      </w:r>
-      <w:r>
-        <w:t>XigmaNAS</w:t>
-      </w:r>
-      <w:r>
-        <w:t xml:space="preserve"> </w:t>
-      </w:r>
-      <w:r>
-        <w:t>b</w:t>
-      </w:r>
-      <w:r>
-        <w:t xml:space="preserve">uild </w:t>
-      </w:r>
-      <w:r>
-        <w:t>e</w:t>
-      </w:r>
-      <w:r>
-        <w:t>nvironment only, you can ignore th</w:t>
-      </w:r>
-      <w:r>
-        <w:t>is</w:t>
-      </w:r>
-      <w:r>
-        <w:t>.</w:t>
-      </w:r>
-      <w:r>
-        <w:br/>
-      </w:r>
-      <w:r>
-        <w:br/>
-      </w:r>
-      <w:r>
-        <w:t>A working</w:t>
-      </w:r>
-      <w:r>
-        <w:t xml:space="preserve"> networking services</w:t>
-      </w:r>
-      <w:r>
-        <w:t xml:space="preserve"> with internet access is</w:t>
-      </w:r>
-      <w:r>
-        <w:t xml:space="preserve"> required to download the source files and ports.</w:t>
-      </w:r>
-      <w:r>
-        <w:t xml:space="preserve"> You also need to </w:t>
-      </w:r>
-    </w:p>
-    <w:p>
-      <w:pPr>
-        <w:pStyle w:val="Geenafstand"/>
-      </w:pPr>
-      <w:r>
-        <w:t xml:space="preserve">Hint: </w:t>
-      </w:r>
-      <w:r>
+        <w:br/>
+        <w:t>Begin with installing the latest security patches;</w:t>
+      </w:r>
+    </w:p>
+    <w:p>
+      <w:pPr>
+        <w:pStyle w:val="Geenafstand"/>
+      </w:pPr>
+      <w:r>
+        <w:br/>
+      </w:r>
+      <w:r>
+        <w:rPr>
+          <w:rFonts w:ascii="Courier 10 Pitch" w:hAnsi="Courier 10 Pitch"/>
+        </w:rPr>
+        <w:t># freebsd-update fetch install</w:t>
+      </w:r>
+      <w:r>
+        <w:br/>
+      </w:r>
+      <w:r>
+        <w:br/>
+      </w:r>
+      <w:r>
+        <w:rPr>
+          <w:b/>
+          <w:u w:val="single"/>
+        </w:rPr>
+        <w:t>2.3.</w:t>
+      </w:r>
+      <w:r>
+        <w:rPr>
+          <w:u w:val="single"/>
+        </w:rPr>
+        <w:t xml:space="preserve"> Port update</w:t>
+      </w:r>
+      <w:r>
+        <w:br/>
         <w:t>I</w:t>
       </w:r>
       <w:r>
-        <w:t xml:space="preserve">f you use the same machine for both a build environment and </w:t>
-      </w:r>
-      <w:r>
-        <w:t xml:space="preserve">acting </w:t>
-      </w:r>
-      <w:r>
-        <w:t xml:space="preserve">as your </w:t>
-      </w:r>
-      <w:r>
-        <w:t>XigmaNAS</w:t>
-      </w:r>
-      <w:r>
-        <w:t xml:space="preserve"> server, use a different IP-address for the build environment from the NAS environm</w:t>
-      </w:r>
-      <w:r>
-        <w:t xml:space="preserve">ent (if you're not using DHCP). </w:t>
-      </w:r>
-      <w:r>
-        <w:t>This can</w:t>
-      </w:r>
-      <w:r>
-        <w:t xml:space="preserve"> be done by </w:t>
-      </w:r>
-      <w:r>
-        <w:t xml:space="preserve">use </w:t>
-      </w:r>
-      <w:r>
-        <w:t xml:space="preserve">bridged adapter in the </w:t>
-      </w:r>
-      <w:proofErr w:type="spellStart"/>
-      <w:r>
-        <w:t>vm</w:t>
-      </w:r>
-      <w:proofErr w:type="spellEnd"/>
-      <w:r>
-        <w:t xml:space="preserve"> settings. </w:t>
-      </w:r>
-      <w:r>
-        <w:t>Th</w:t>
-      </w:r>
-      <w:r>
-        <w:t>is</w:t>
-      </w:r>
-      <w:r>
-        <w:t xml:space="preserve"> way if you later SSH into either environment you won’t get warnings about a fingerprint change</w:t>
-      </w:r>
-      <w:r>
-        <w:t xml:space="preserve"> all the time</w:t>
-      </w:r>
-      <w:r>
-        <w:t>.</w:t>
-      </w:r>
-      <w:r>
-        <w:br/>
-      </w:r>
-      <w:r>
-        <w:br/>
-        <w:t>Reboot to complete system install.</w:t>
-      </w:r>
-      <w:r>
-        <w:br/>
-        <w:t>You now can login as root.</w:t>
-      </w:r>
-    </w:p>
-    <w:p>
-      <w:pPr>
-        <w:pStyle w:val="Geenafstand"/>
-      </w:pPr>
-    </w:p>
-    <w:p>
-      <w:pPr>
-        <w:pStyle w:val="Geenafstand"/>
-      </w:pPr>
+        <w:t xml:space="preserve">nstall the latest ports source.  </w:t>
+      </w:r>
       <w:r>
         <w:rPr>
           <w:b/>
-          <w:u w:val="single"/>
-        </w:rPr>
-        <w:t>2.</w:t>
-      </w:r>
-      <w:r>
-        <w:rPr>
-          <w:u w:val="single"/>
-        </w:rPr>
-        <w:t xml:space="preserve"> Update FreeBSD</w:t>
-      </w:r>
-      <w:r>
-        <w:br/>
-        <w:t>Now, update your installed copy of FreeBSD with the latest patches and delete uncontrolled source files (for proper kernel build), remember this is a FreeBSD Build Only Environment!</w:t>
-      </w:r>
-    </w:p>
-    <w:p>
-      <w:pPr>
-        <w:pStyle w:val="Geenafstand"/>
-      </w:pPr>
-      <w:r>
-        <w:br/>
+        </w:rPr>
+        <w:t>The first time we use this command</w:t>
       </w:r>
       <w:r>
         <w:rPr>
           <w:b/>
-          <w:u w:val="single"/>
-        </w:rPr>
-        <w:t>2.1.</w:t>
-      </w:r>
-      <w:r>
-        <w:rPr>
-          <w:u w:val="single"/>
-        </w:rPr>
-        <w:t xml:space="preserve"> Delete old source files</w:t>
-      </w:r>
-      <w:r>
-        <w:br/>
-        <w:t>Delete of the /</w:t>
-      </w:r>
-      <w:proofErr w:type="spellStart"/>
-      <w:r>
-        <w:t>usr</w:t>
-      </w:r>
-      <w:proofErr w:type="spellEnd"/>
-      <w:r>
-        <w:t>/</w:t>
-      </w:r>
-      <w:proofErr w:type="spellStart"/>
-      <w:r>
-        <w:t>src</w:t>
-      </w:r>
-      <w:proofErr w:type="spellEnd"/>
-      <w:r>
-        <w:t xml:space="preserve"> directory contents.</w:t>
-      </w:r>
-      <w:r>
-        <w:br/>
-      </w:r>
+        </w:rPr>
+        <w:t>:</w:t>
+      </w:r>
+      <w:r>
+        <w:br/>
+      </w:r>
+    </w:p>
+    <w:p>
+      <w:pPr>
+        <w:pStyle w:val="Geenafstand"/>
+      </w:pPr>
       <w:r>
         <w:rPr>
           <w:rFonts w:ascii="Courier 10 Pitch" w:hAnsi="Courier 10 Pitch"/>
         </w:rPr>
-        <w:t># rm -rf /</w:t>
-      </w:r>
-      <w:proofErr w:type="spellStart"/>
+        <w:t># portsnap fetch extract</w:t>
+      </w:r>
+    </w:p>
+    <w:p>
+      <w:pPr>
+        <w:pStyle w:val="Geenafstand"/>
+      </w:pPr>
+    </w:p>
+    <w:p>
+      <w:pPr>
+        <w:pStyle w:val="Geenafstand"/>
+      </w:pPr>
+      <w:r>
+        <w:t>When do</w:t>
+      </w:r>
+      <w:r>
+        <w:t>ne you can forward to step 2.4.</w:t>
+      </w:r>
+    </w:p>
+    <w:p>
+      <w:pPr>
+        <w:pStyle w:val="Geenafstand"/>
+      </w:pPr>
+      <w:r>
+        <w:rPr>
+          <w:b/>
+        </w:rPr>
+        <w:t>Only for subsequent port updates use:</w:t>
+      </w:r>
+    </w:p>
+    <w:p>
+      <w:pPr>
+        <w:pStyle w:val="Geenafstand"/>
+      </w:pPr>
       <w:r>
         <w:rPr>
           <w:rFonts w:ascii="Courier 10 Pitch" w:hAnsi="Courier 10 Pitch"/>
         </w:rPr>
-        <w:t>usr</w:t>
-      </w:r>
-      <w:proofErr w:type="spellEnd"/>
+        <w:t># portsnap fetch update</w:t>
+      </w:r>
+    </w:p>
+    <w:p>
+      <w:pPr>
+        <w:pStyle w:val="Geenafstand"/>
+        <w:rPr>
+          <w:b/>
+          <w:u w:val="single"/>
+        </w:rPr>
+      </w:pPr>
+    </w:p>
+    <w:p>
+      <w:pPr>
+        <w:pStyle w:val="Geenafstand"/>
+      </w:pPr>
+      <w:r>
+        <w:rPr>
+          <w:b/>
+          <w:u w:val="single"/>
+        </w:rPr>
+        <w:t xml:space="preserve">2.4. </w:t>
+      </w:r>
+      <w:r>
+        <w:rPr>
+          <w:u w:val="single"/>
+        </w:rPr>
+        <w:t xml:space="preserve">Now reboot the system and login as root </w:t>
+      </w:r>
+    </w:p>
+    <w:p>
+      <w:pPr>
+        <w:pStyle w:val="Geenafstand"/>
+      </w:pPr>
+      <w:r>
+        <w:t>Root login is not necessary but really recommend.</w:t>
+      </w:r>
+      <w:r>
+        <w:t xml:space="preserve"> It’s only the development environment.</w:t>
+      </w:r>
+      <w:r>
+        <w:br/>
+      </w:r>
+    </w:p>
+    <w:p>
+      <w:pPr>
+        <w:pStyle w:val="Geenafstand"/>
+      </w:pPr>
+      <w:r>
+        <w:rPr>
+          <w:b/>
+          <w:u w:val="single"/>
+        </w:rPr>
+        <w:t>3.</w:t>
+      </w:r>
+      <w:r>
+        <w:rPr>
+          <w:u w:val="single"/>
+        </w:rPr>
+        <w:t xml:space="preserve"> Install the required ports:</w:t>
+      </w:r>
+    </w:p>
+    <w:p>
+      <w:pPr>
+        <w:pStyle w:val="Geenafstand"/>
+      </w:pPr>
+      <w:r>
+        <w:t>Go into the system ports and make install clean.</w:t>
+      </w:r>
+    </w:p>
+    <w:p>
+      <w:pPr>
+        <w:pStyle w:val="Geenafstand"/>
+      </w:pPr>
+      <w:r>
+        <w:t xml:space="preserve">  </w:t>
+      </w:r>
+      <w:r>
+        <w:br/>
+      </w:r>
       <w:r>
         <w:rPr>
           <w:rFonts w:ascii="Courier 10 Pitch" w:hAnsi="Courier 10 Pitch"/>
         </w:rPr>
-        <w:t>/</w:t>
-      </w:r>
-      <w:proofErr w:type="spellStart"/>
+        <w:t># cd /usr/ports/shells/bash</w:t>
+      </w:r>
+    </w:p>
+    <w:p>
+      <w:pPr>
+        <w:pStyle w:val="Geenafstand"/>
+      </w:pPr>
       <w:r>
         <w:rPr>
           <w:rFonts w:ascii="Courier 10 Pitch" w:hAnsi="Courier 10 Pitch"/>
         </w:rPr>
-        <w:t>src</w:t>
-      </w:r>
-      <w:proofErr w:type="spellEnd"/>
-      <w:r>
+        <w:t xml:space="preserve">   make install clean</w:t>
+      </w:r>
+    </w:p>
+    <w:p>
+      <w:pPr>
+        <w:pStyle w:val="Geenafstand"/>
         <w:rPr>
           <w:rFonts w:ascii="Courier 10 Pitch" w:hAnsi="Courier 10 Pitch"/>
         </w:rPr>
-        <w:br/>
-      </w:r>
+      </w:pPr>
       <w:r>
         <w:rPr>
           <w:rFonts w:ascii="Courier 10 Pitch" w:hAnsi="Courier 10 Pitch"/>
         </w:rPr>
-        <w:lastRenderedPageBreak/>
-        <w:t xml:space="preserve"># </w:t>
-      </w:r>
-      <w:proofErr w:type="spellStart"/>
-      <w:r>
-        <w:rPr>
-          <w:rFonts w:ascii="Courier 10 Pitch" w:hAnsi="Courier 10 Pitch"/>
-        </w:rPr>
-        <w:t>mkdir</w:t>
-      </w:r>
-      <w:proofErr w:type="spellEnd"/>
-      <w:r>
-        <w:rPr>
-          <w:rFonts w:ascii="Courier 10 Pitch" w:hAnsi="Courier 10 Pitch"/>
-        </w:rPr>
-        <w:t xml:space="preserve"> /</w:t>
-      </w:r>
-      <w:proofErr w:type="spellStart"/>
-      <w:r>
-        <w:rPr>
-          <w:rFonts w:ascii="Courier 10 Pitch" w:hAnsi="Courier 10 Pitch"/>
-        </w:rPr>
-        <w:t>usr</w:t>
-      </w:r>
-      <w:proofErr w:type="spellEnd"/>
-      <w:r>
-        <w:rPr>
-          <w:rFonts w:ascii="Courier 10 Pitch" w:hAnsi="Courier 10 Pitch"/>
-        </w:rPr>
-        <w:t>/</w:t>
-      </w:r>
-      <w:proofErr w:type="spellStart"/>
-      <w:r>
-        <w:rPr>
-          <w:rFonts w:ascii="Courier 10 Pitch" w:hAnsi="Courier 10 Pitch"/>
-        </w:rPr>
-        <w:t>src</w:t>
-      </w:r>
-      <w:proofErr w:type="spellEnd"/>
-      <w:r>
-        <w:br/>
-      </w:r>
-      <w:r>
-        <w:rPr>
-          <w:b/>
-          <w:u w:val="single"/>
-        </w:rPr>
-        <w:t>2.2.</w:t>
-      </w:r>
-      <w:r>
-        <w:rPr>
-          <w:u w:val="single"/>
-        </w:rPr>
-        <w:t xml:space="preserve"> Security update</w:t>
-      </w:r>
-      <w:r>
-        <w:t xml:space="preserve"> </w:t>
-      </w:r>
-      <w:r>
-        <w:br/>
-        <w:t>Begin with installing the latest security patches;</w:t>
-      </w:r>
-    </w:p>
-    <w:p>
-      <w:pPr>
-        <w:pStyle w:val="Geenafstand"/>
-      </w:pPr>
-      <w:r>
-        <w:br/>
-      </w:r>
-      <w:r>
-        <w:rPr>
-          <w:rFonts w:ascii="Courier 10 Pitch" w:hAnsi="Courier 10 Pitch"/>
-        </w:rPr>
-        <w:t xml:space="preserve"># </w:t>
-      </w:r>
-      <w:proofErr w:type="spellStart"/>
-      <w:r>
-        <w:rPr>
-          <w:rFonts w:ascii="Courier 10 Pitch" w:hAnsi="Courier 10 Pitch"/>
-        </w:rPr>
-        <w:t>freebsd</w:t>
-      </w:r>
-      <w:proofErr w:type="spellEnd"/>
-      <w:r>
-        <w:rPr>
-          <w:rFonts w:ascii="Courier 10 Pitch" w:hAnsi="Courier 10 Pitch"/>
-        </w:rPr>
-        <w:t>-update fetch install</w:t>
-      </w:r>
-      <w:r>
-        <w:br/>
-      </w:r>
-      <w:r>
-        <w:br/>
-      </w:r>
-      <w:r>
-        <w:rPr>
-          <w:b/>
-          <w:u w:val="single"/>
-        </w:rPr>
-        <w:t>2.3.</w:t>
-      </w:r>
-      <w:r>
-        <w:rPr>
-          <w:u w:val="single"/>
-        </w:rPr>
-        <w:t xml:space="preserve"> Port update</w:t>
-      </w:r>
-      <w:r>
-        <w:br/>
-        <w:t>I</w:t>
-      </w:r>
-      <w:r>
-        <w:t xml:space="preserve">nstall the latest ports source.  </w:t>
-      </w:r>
-      <w:r>
-        <w:rPr>
-          <w:b/>
-        </w:rPr>
-        <w:t>The first time we use this command</w:t>
-      </w:r>
-      <w:r>
-        <w:rPr>
-          <w:b/>
-        </w:rPr>
-        <w:t>:</w:t>
-      </w:r>
-      <w:r>
-        <w:br/>
-      </w:r>
-    </w:p>
-    <w:p>
-      <w:pPr>
-        <w:pStyle w:val="Geenafstand"/>
-      </w:pPr>
-      <w:r>
-        <w:rPr>
-          <w:rFonts w:ascii="Courier 10 Pitch" w:hAnsi="Courier 10 Pitch"/>
-        </w:rPr>
-        <w:t xml:space="preserve"># </w:t>
-      </w:r>
-      <w:proofErr w:type="spellStart"/>
-      <w:r>
-        <w:rPr>
-          <w:rFonts w:ascii="Courier 10 Pitch" w:hAnsi="Courier 10 Pitch"/>
-        </w:rPr>
-        <w:t>portsnap</w:t>
-      </w:r>
-      <w:proofErr w:type="spellEnd"/>
-      <w:r>
-        <w:rPr>
-          <w:rFonts w:ascii="Courier 10 Pitch" w:hAnsi="Courier 10 Pitch"/>
-        </w:rPr>
-        <w:t xml:space="preserve"> fetch extract</w:t>
-      </w:r>
-    </w:p>
-    <w:p>
-      <w:pPr>
-        <w:pStyle w:val="Geenafstand"/>
-      </w:pPr>
-    </w:p>
-    <w:p>
-      <w:pPr>
-        <w:pStyle w:val="Geenafstand"/>
-      </w:pPr>
-      <w:r>
-        <w:t>When do</w:t>
-      </w:r>
-      <w:r>
-        <w:t>ne you can forward to step 2.4.</w:t>
-      </w:r>
-    </w:p>
-    <w:p>
-      <w:pPr>
-        <w:pStyle w:val="Geenafstand"/>
-      </w:pPr>
-      <w:r>
-        <w:rPr>
-          <w:b/>
-        </w:rPr>
-        <w:t>Only for subsequent port updates use:</w:t>
-      </w:r>
-    </w:p>
-    <w:p>
-      <w:pPr>
-        <w:pStyle w:val="Geenafstand"/>
-      </w:pPr>
-      <w:r>
-        <w:rPr>
-          <w:rFonts w:ascii="Courier 10 Pitch" w:hAnsi="Courier 10 Pitch"/>
-        </w:rPr>
-        <w:t xml:space="preserve"># </w:t>
-      </w:r>
-      <w:proofErr w:type="spellStart"/>
-      <w:r>
-        <w:rPr>
-          <w:rFonts w:ascii="Courier 10 Pitch" w:hAnsi="Courier 10 Pitch"/>
-        </w:rPr>
-        <w:t>portsnap</w:t>
-      </w:r>
-      <w:proofErr w:type="spellEnd"/>
-      <w:r>
-        <w:rPr>
-          <w:rFonts w:ascii="Courier 10 Pitch" w:hAnsi="Courier 10 Pitch"/>
-        </w:rPr>
-        <w:t xml:space="preserve"> fetch update</w:t>
-      </w:r>
-    </w:p>
-    <w:p>
-      <w:pPr>
-        <w:pStyle w:val="Geenafstand"/>
-        <w:rPr>
-          <w:b/>
-          <w:u w:val="single"/>
-        </w:rPr>
-      </w:pPr>
-    </w:p>
-    <w:p>
-      <w:pPr>
-        <w:pStyle w:val="Geenafstand"/>
-      </w:pPr>
-      <w:r>
-        <w:rPr>
-          <w:b/>
-          <w:u w:val="single"/>
-        </w:rPr>
-        <w:t xml:space="preserve">2.4. </w:t>
-      </w:r>
-      <w:r>
-        <w:rPr>
-          <w:u w:val="single"/>
-        </w:rPr>
-        <w:t xml:space="preserve">Now reboot the system and login as root </w:t>
-      </w:r>
-    </w:p>
-    <w:p>
-      <w:pPr>
-        <w:pStyle w:val="Geenafstand"/>
-      </w:pPr>
-      <w:r>
-        <w:t>Root login is not necessary but really recommend.</w:t>
-      </w:r>
-      <w:r>
-        <w:t xml:space="preserve"> It’s only the development environment.</w:t>
-      </w:r>
-      <w:r>
-        <w:br/>
-      </w:r>
-    </w:p>
-    <w:p>
-      <w:pPr>
-        <w:pStyle w:val="Geenafstand"/>
-      </w:pPr>
-      <w:r>
-        <w:rPr>
-          <w:b/>
-          <w:u w:val="single"/>
-        </w:rPr>
-        <w:t>3.</w:t>
-      </w:r>
-      <w:r>
-        <w:rPr>
-          <w:u w:val="single"/>
-        </w:rPr>
-        <w:t xml:space="preserve"> Install the required ports:</w:t>
-      </w:r>
-    </w:p>
-    <w:p>
-      <w:pPr>
-        <w:pStyle w:val="Geenafstand"/>
-      </w:pPr>
-      <w:r>
-        <w:t>Go into the system ports and make install clean.</w:t>
-      </w:r>
-    </w:p>
-    <w:p>
-      <w:pPr>
-        <w:pStyle w:val="Geenafstand"/>
-      </w:pPr>
-      <w:r>
-        <w:t xml:space="preserve">  </w:t>
-      </w:r>
-      <w:r>
-        <w:br/>
-      </w:r>
-      <w:r>
-        <w:rPr>
-          <w:rFonts w:ascii="Courier 10 Pitch" w:hAnsi="Courier 10 Pitch"/>
-        </w:rPr>
-        <w:t># cd /</w:t>
-      </w:r>
-      <w:proofErr w:type="spellStart"/>
-      <w:r>
-        <w:rPr>
-          <w:rFonts w:ascii="Courier 10 Pitch" w:hAnsi="Courier 10 Pitch"/>
-        </w:rPr>
-        <w:t>usr</w:t>
-      </w:r>
-      <w:proofErr w:type="spellEnd"/>
-      <w:r>
-        <w:rPr>
-          <w:rFonts w:ascii="Courier 10 Pitch" w:hAnsi="Courier 10 Pitch"/>
-        </w:rPr>
-        <w:t>/ports/shells/bash</w:t>
-      </w:r>
-    </w:p>
-    <w:p>
-      <w:pPr>
-        <w:pStyle w:val="Geenafstand"/>
-      </w:pPr>
-      <w:r>
-        <w:rPr>
-          <w:rFonts w:ascii="Courier 10 Pitch" w:hAnsi="Courier 10 Pitch"/>
-        </w:rPr>
-        <w:t xml:space="preserve">   make install clean</w:t>
-      </w:r>
-    </w:p>
-    <w:p>
-      <w:pPr>
-        <w:pStyle w:val="Geenafstand"/>
-        <w:rPr>
-          <w:rFonts w:ascii="Courier 10 Pitch" w:hAnsi="Courier 10 Pitch"/>
-        </w:rPr>
-      </w:pPr>
-      <w:r>
-        <w:rPr>
-          <w:rFonts w:ascii="Courier 10 Pitch" w:hAnsi="Courier 10 Pitch"/>
-        </w:rPr>
-        <w:t># cd /</w:t>
-      </w:r>
-      <w:proofErr w:type="spellStart"/>
-      <w:r>
-        <w:rPr>
-          <w:rFonts w:ascii="Courier 10 Pitch" w:hAnsi="Courier 10 Pitch"/>
-        </w:rPr>
-        <w:t>usr</w:t>
-      </w:r>
-      <w:proofErr w:type="spellEnd"/>
-      <w:r>
-        <w:rPr>
-          <w:rFonts w:ascii="Courier 10 Pitch" w:hAnsi="Courier 10 Pitch"/>
-        </w:rPr>
-        <w:t>/ports/</w:t>
-      </w:r>
-      <w:proofErr w:type="spellStart"/>
-      <w:r>
-        <w:rPr>
-          <w:rFonts w:ascii="Courier 10 Pitch" w:hAnsi="Courier 10 Pitch"/>
-        </w:rPr>
-        <w:t>sysutils</w:t>
-      </w:r>
-      <w:proofErr w:type="spellEnd"/>
-      <w:r>
-        <w:rPr>
-          <w:rFonts w:ascii="Courier 10 Pitch" w:hAnsi="Courier 10 Pitch"/>
-        </w:rPr>
-        <w:t>/</w:t>
-      </w:r>
-      <w:proofErr w:type="spellStart"/>
-      <w:r>
-        <w:rPr>
-          <w:rFonts w:ascii="Courier 10 Pitch" w:hAnsi="Courier 10 Pitch"/>
-        </w:rPr>
-        <w:t>cdrtools</w:t>
-      </w:r>
-      <w:proofErr w:type="spellEnd"/>
+        <w:t># cd /usr/ports/sysutils/cdrtools</w:t>
+      </w:r>
     </w:p>
     <w:p>
       <w:pPr>
@@ -1104,59 +887,8 @@
           <w:sz w:val="22"/>
           <w:szCs w:val="22"/>
         </w:rPr>
-        <w:t>cd /</w:t>
-      </w:r>
-      <w:proofErr w:type="spellStart"/>
-      <w:r>
-        <w:rPr>
-          <w:rStyle w:val="HTML-toetsenbord"/>
-          <w:rFonts w:ascii="Courier 10 Pitch" w:eastAsia="Calibri" w:hAnsi="Courier 10 Pitch"/>
-          <w:sz w:val="22"/>
-          <w:szCs w:val="22"/>
-        </w:rPr>
-        <w:t>usr</w:t>
-      </w:r>
-      <w:proofErr w:type="spellEnd"/>
-      <w:r>
-        <w:rPr>
-          <w:rStyle w:val="HTML-toetsenbord"/>
-          <w:rFonts w:ascii="Courier 10 Pitch" w:eastAsia="Calibri" w:hAnsi="Courier 10 Pitch"/>
-          <w:sz w:val="22"/>
-          <w:szCs w:val="22"/>
-        </w:rPr>
-        <w:t>/ports/ports-</w:t>
-      </w:r>
-      <w:proofErr w:type="spellStart"/>
-      <w:r>
-        <w:rPr>
-          <w:rStyle w:val="HTML-toetsenbord"/>
-          <w:rFonts w:ascii="Courier 10 Pitch" w:eastAsia="Calibri" w:hAnsi="Courier 10 Pitch"/>
-          <w:sz w:val="22"/>
-          <w:szCs w:val="22"/>
-        </w:rPr>
-        <w:t>mgmt</w:t>
-      </w:r>
-      <w:proofErr w:type="spellEnd"/>
-      <w:r>
-        <w:rPr>
-          <w:rStyle w:val="HTML-toetsenbord"/>
-          <w:rFonts w:ascii="Courier 10 Pitch" w:eastAsia="Calibri" w:hAnsi="Courier 10 Pitch"/>
-          <w:sz w:val="22"/>
-          <w:szCs w:val="22"/>
-        </w:rPr>
-        <w:t>/</w:t>
-      </w:r>
-      <w:proofErr w:type="spellStart"/>
-      <w:r>
-        <w:rPr>
-          <w:rStyle w:val="HTML-toetsenbord"/>
-          <w:rFonts w:ascii="Courier 10 Pitch" w:eastAsia="Calibri" w:hAnsi="Courier 10 Pitch"/>
-          <w:sz w:val="22"/>
-          <w:szCs w:val="22"/>
-        </w:rPr>
-        <w:t>portupgrade</w:t>
-      </w:r>
-      <w:proofErr w:type="spellEnd"/>
+        <w:t>cd /usr/ports/ports-mgmt/portupgrade</w:t>
+      </w:r>
     </w:p>
     <w:p>
       <w:pPr>
@@ -1186,15 +918,7 @@
         <w:t xml:space="preserve">cd </w:t>
       </w:r>
       <w:r>
-        <w:t>/</w:t>
-      </w:r>
-      <w:proofErr w:type="spellStart"/>
-      <w:r>
-        <w:t>usr</w:t>
-      </w:r>
-      <w:proofErr w:type="spellEnd"/>
-      <w:r>
-        <w:t>/ports/devel/</w:t>
+        <w:t>/usr/ports/devel/</w:t>
       </w:r>
       <w:r>
         <w:t>git</w:t>
@@ -1205,8 +929,19 @@
         <w:pStyle w:val="Geenafstand"/>
       </w:pPr>
       <w:r>
+        <w:t>make install clean</w:t>
+      </w:r>
+    </w:p>
+    <w:p>
+      <w:pPr>
+        <w:pStyle w:val="Geenafstand"/>
+      </w:pPr>
+      <w:r>
+        <w:rPr>
+          <w:rFonts w:ascii="Courier 10 Pitch" w:hAnsi="Courier 10 Pitch"/>
+        </w:rPr>
         <w:lastRenderedPageBreak/>
-        <w:t>make install clean</w:t>
+        <w:t># cd /usr/ports/devel/subversion</w:t>
       </w:r>
     </w:p>
     <w:p>
@@ -1217,22 +952,155 @@
         <w:rPr>
           <w:rFonts w:ascii="Courier 10 Pitch" w:hAnsi="Courier 10 Pitch"/>
         </w:rPr>
-        <w:t># cd /</w:t>
-      </w:r>
-      <w:proofErr w:type="spellStart"/>
+        <w:t xml:space="preserve">   make install clean</w:t>
+      </w:r>
+    </w:p>
+    <w:p>
+      <w:pPr>
+        <w:pStyle w:val="Geenafstand"/>
+        <w:rPr>
+          <w:u w:val="single"/>
+        </w:rPr>
+      </w:pPr>
+      <w:r>
+        <w:rPr>
+          <w:b/>
+          <w:u w:val="single"/>
+        </w:rPr>
+        <w:t>3.1.</w:t>
+      </w:r>
+      <w:r>
+        <w:rPr>
+          <w:u w:val="single"/>
+        </w:rPr>
+        <w:t xml:space="preserve"> Download the</w:t>
+      </w:r>
+      <w:r>
+        <w:rPr>
+          <w:u w:val="single"/>
+        </w:rPr>
+        <w:t xml:space="preserve"> XigmaNAS </w:t>
+      </w:r>
+      <w:r>
+        <w:rPr>
+          <w:u w:val="single"/>
+        </w:rPr>
+        <w:t>source code from SVN.</w:t>
+      </w:r>
+      <w:r>
+        <w:br/>
+        <w:t xml:space="preserve">Now we are ready to create the </w:t>
+      </w:r>
+      <w:r>
+        <w:t>XigmaNAS</w:t>
+      </w:r>
+      <w:r>
+        <w:t xml:space="preserve"> directory and grab the source files</w:t>
+      </w:r>
+      <w:r>
+        <w:br/>
+      </w:r>
+    </w:p>
+    <w:p>
+      <w:pPr>
+        <w:pStyle w:val="Geenafstand"/>
+      </w:pPr>
+      <w:r>
+        <w:rPr>
+          <w:b/>
+          <w:u w:val="single"/>
+        </w:rPr>
+        <w:t>3.2.</w:t>
+      </w:r>
+      <w:r>
+        <w:rPr>
+          <w:u w:val="single"/>
+        </w:rPr>
+        <w:t xml:space="preserve"> Create the </w:t>
+      </w:r>
+      <w:r>
+        <w:rPr>
+          <w:u w:val="single"/>
+        </w:rPr>
+        <w:t xml:space="preserve">XigmaNAS </w:t>
+      </w:r>
+      <w:r>
+        <w:rPr>
+          <w:u w:val="single"/>
+        </w:rPr>
+        <w:t>directory</w:t>
+      </w:r>
+    </w:p>
+    <w:p>
+      <w:pPr>
+        <w:pStyle w:val="Geenafstand"/>
+      </w:pPr>
+      <w:r>
+        <w:t xml:space="preserve">This is the place where all source files will be stored and it’s scripts can be used. </w:t>
+      </w:r>
+    </w:p>
+    <w:p>
+      <w:pPr>
+        <w:pStyle w:val="Geenafstand"/>
+      </w:pPr>
+      <w:r>
+        <w:br/>
+      </w:r>
       <w:r>
         <w:rPr>
           <w:rFonts w:ascii="Courier 10 Pitch" w:hAnsi="Courier 10 Pitch"/>
         </w:rPr>
-        <w:t>usr</w:t>
-      </w:r>
-      <w:proofErr w:type="spellEnd"/>
+        <w:t># mkdir /usr/local/</w:t>
+      </w:r>
       <w:r>
         <w:rPr>
           <w:rFonts w:ascii="Courier 10 Pitch" w:hAnsi="Courier 10 Pitch"/>
         </w:rPr>
-        <w:t>/ports/devel/subversion</w:t>
-      </w:r>
+        <w:t>xigmanas</w:t>
+      </w:r>
+      <w:r>
+        <w:br/>
+      </w:r>
+      <w:r>
+        <w:br/>
+      </w:r>
+      <w:r>
+        <w:rPr>
+          <w:b/>
+          <w:u w:val="single"/>
+        </w:rPr>
+        <w:t>3.3.</w:t>
+      </w:r>
+      <w:r>
+        <w:rPr>
+          <w:u w:val="single"/>
+        </w:rPr>
+        <w:t xml:space="preserve"> Fetching the latest </w:t>
+      </w:r>
+      <w:r>
+        <w:rPr>
+          <w:u w:val="single"/>
+        </w:rPr>
+        <w:t>XigmaNAS</w:t>
+      </w:r>
+      <w:r>
+        <w:rPr>
+          <w:u w:val="single"/>
+        </w:rPr>
+        <w:t xml:space="preserve"> source files</w:t>
+      </w:r>
+      <w:r>
+        <w:t xml:space="preserve"> </w:t>
+      </w:r>
+      <w:r>
+        <w:br/>
+        <w:t>Enter following to get the sources on its right location:</w:t>
+      </w:r>
+    </w:p>
+    <w:p>
+      <w:pPr>
+        <w:pStyle w:val="Geenafstand"/>
+      </w:pPr>
     </w:p>
     <w:p>
       <w:pPr>
@@ -1242,230 +1110,25 @@
         <w:rPr>
           <w:rFonts w:ascii="Courier 10 Pitch" w:hAnsi="Courier 10 Pitch"/>
         </w:rPr>
-        <w:t xml:space="preserve">   make install clean</w:t>
-      </w:r>
-    </w:p>
-    <w:p>
-      <w:pPr>
-        <w:pStyle w:val="Geenafstand"/>
-        <w:rPr>
-          <w:u w:val="single"/>
-        </w:rPr>
-      </w:pPr>
-      <w:r>
-        <w:rPr>
-          <w:b/>
-          <w:u w:val="single"/>
-        </w:rPr>
-        <w:t>3.1.</w:t>
-      </w:r>
-      <w:r>
-        <w:rPr>
-          <w:u w:val="single"/>
-        </w:rPr>
-        <w:t xml:space="preserve"> Download the</w:t>
-      </w:r>
-      <w:r>
-        <w:rPr>
-          <w:u w:val="single"/>
-        </w:rPr>
-        <w:t xml:space="preserve"> XigmaNAS </w:t>
-      </w:r>
-      <w:r>
-        <w:rPr>
-          <w:u w:val="single"/>
-        </w:rPr>
-        <w:t>source code from SVN.</w:t>
-      </w:r>
-      <w:r>
-        <w:br/>
-        <w:t xml:space="preserve">Now we are ready to create the </w:t>
-      </w:r>
-      <w:r>
-        <w:t>XigmaNAS</w:t>
-      </w:r>
-      <w:r>
-        <w:t xml:space="preserve"> directory and grab the source files</w:t>
-      </w:r>
-      <w:r>
-        <w:br/>
-      </w:r>
-    </w:p>
-    <w:p>
-      <w:pPr>
-        <w:pStyle w:val="Geenafstand"/>
-      </w:pPr>
-      <w:r>
-        <w:rPr>
-          <w:b/>
-          <w:u w:val="single"/>
-        </w:rPr>
-        <w:t>3.2.</w:t>
-      </w:r>
-      <w:r>
-        <w:rPr>
-          <w:u w:val="single"/>
-        </w:rPr>
-        <w:t xml:space="preserve"> Create the </w:t>
-      </w:r>
-      <w:r>
-        <w:rPr>
-          <w:u w:val="single"/>
-        </w:rPr>
-        <w:t xml:space="preserve">XigmaNAS </w:t>
-      </w:r>
-      <w:r>
-        <w:rPr>
-          <w:u w:val="single"/>
-        </w:rPr>
-        <w:t>directory</w:t>
-      </w:r>
-    </w:p>
-    <w:p>
-      <w:pPr>
-        <w:pStyle w:val="Geenafstand"/>
-      </w:pPr>
-      <w:r>
-        <w:t xml:space="preserve">This is the place where all source files will be stored and it’s scripts can be used. </w:t>
-      </w:r>
-    </w:p>
-    <w:p>
-      <w:pPr>
-        <w:pStyle w:val="Geenafstand"/>
-      </w:pPr>
-      <w:r>
-        <w:br/>
+        <w:t># cd /usr/local/</w:t>
       </w:r>
       <w:r>
         <w:rPr>
           <w:rFonts w:ascii="Courier 10 Pitch" w:hAnsi="Courier 10 Pitch"/>
         </w:rPr>
+        <w:t>xigmanas</w:t>
+      </w:r>
+    </w:p>
+    <w:p>
+      <w:pPr>
+        <w:pStyle w:val="Geenafstand"/>
+      </w:pPr>
+      <w:r>
+        <w:rPr>
+          <w:rFonts w:ascii="Courier 10 Pitch" w:hAnsi="Courier 10 Pitch"/>
+        </w:rPr>
         <w:t xml:space="preserve"># </w:t>
       </w:r>
-      <w:proofErr w:type="spellStart"/>
-      <w:r>
-        <w:rPr>
-          <w:rFonts w:ascii="Courier 10 Pitch" w:hAnsi="Courier 10 Pitch"/>
-        </w:rPr>
-        <w:t>mkdir</w:t>
-      </w:r>
-      <w:proofErr w:type="spellEnd"/>
-      <w:r>
-        <w:rPr>
-          <w:rFonts w:ascii="Courier 10 Pitch" w:hAnsi="Courier 10 Pitch"/>
-        </w:rPr>
-        <w:t xml:space="preserve"> /</w:t>
-      </w:r>
-      <w:proofErr w:type="spellStart"/>
-      <w:r>
-        <w:rPr>
-          <w:rFonts w:ascii="Courier 10 Pitch" w:hAnsi="Courier 10 Pitch"/>
-        </w:rPr>
-        <w:t>usr</w:t>
-      </w:r>
-      <w:proofErr w:type="spellEnd"/>
-      <w:r>
-        <w:rPr>
-          <w:rFonts w:ascii="Courier 10 Pitch" w:hAnsi="Courier 10 Pitch"/>
-        </w:rPr>
-        <w:t>/local/</w:t>
-      </w:r>
-      <w:proofErr w:type="spellStart"/>
-      <w:r>
-        <w:rPr>
-          <w:rFonts w:ascii="Courier 10 Pitch" w:hAnsi="Courier 10 Pitch"/>
-        </w:rPr>
-        <w:t>xigmanas</w:t>
-      </w:r>
-      <w:proofErr w:type="spellEnd"/>
-      <w:r>
-        <w:br/>
-      </w:r>
-      <w:r>
-        <w:br/>
-      </w:r>
-      <w:r>
-        <w:rPr>
-          <w:b/>
-          <w:u w:val="single"/>
-        </w:rPr>
-        <w:t>3.3.</w:t>
-      </w:r>
-      <w:r>
-        <w:rPr>
-          <w:u w:val="single"/>
-        </w:rPr>
-        <w:t xml:space="preserve"> Fetching the latest </w:t>
-      </w:r>
-      <w:r>
-        <w:rPr>
-          <w:u w:val="single"/>
-        </w:rPr>
-        <w:t>XigmaNAS</w:t>
-      </w:r>
-      <w:r>
-        <w:rPr>
-          <w:u w:val="single"/>
-        </w:rPr>
-        <w:t xml:space="preserve"> source files</w:t>
-      </w:r>
-      <w:r>
-        <w:t xml:space="preserve"> </w:t>
-      </w:r>
-      <w:r>
-        <w:br/>
-        <w:t>Enter following to get the sources on its right location:</w:t>
-      </w:r>
-    </w:p>
-    <w:p>
-      <w:pPr>
-        <w:pStyle w:val="Geenafstand"/>
-      </w:pPr>
-    </w:p>
-    <w:p>
-      <w:pPr>
-        <w:pStyle w:val="Geenafstand"/>
-      </w:pPr>
-      <w:r>
-        <w:rPr>
-          <w:rFonts w:ascii="Courier 10 Pitch" w:hAnsi="Courier 10 Pitch"/>
-        </w:rPr>
-        <w:t># cd /</w:t>
-      </w:r>
-      <w:proofErr w:type="spellStart"/>
-      <w:r>
-        <w:rPr>
-          <w:rFonts w:ascii="Courier 10 Pitch" w:hAnsi="Courier 10 Pitch"/>
-        </w:rPr>
-        <w:t>usr</w:t>
-      </w:r>
-      <w:proofErr w:type="spellEnd"/>
-      <w:r>
-        <w:rPr>
-          <w:rFonts w:ascii="Courier 10 Pitch" w:hAnsi="Courier 10 Pitch"/>
-        </w:rPr>
-        <w:t>/local/</w:t>
-      </w:r>
-      <w:proofErr w:type="spellStart"/>
-      <w:r>
-        <w:rPr>
-          <w:rFonts w:ascii="Courier 10 Pitch" w:hAnsi="Courier 10 Pitch"/>
-        </w:rPr>
-        <w:t>xigmanas</w:t>
-      </w:r>
-      <w:proofErr w:type="spellEnd"/>
-    </w:p>
-    <w:p>
-      <w:pPr>
-        <w:pStyle w:val="Geenafstand"/>
-      </w:pPr>
-      <w:r>
-        <w:rPr>
-          <w:rFonts w:ascii="Courier 10 Pitch" w:hAnsi="Courier 10 Pitch"/>
-        </w:rPr>
-        <w:t xml:space="preserve"># </w:t>
-      </w:r>
-      <w:proofErr w:type="spellStart"/>
       <w:r>
         <w:rPr>
           <w:rStyle w:val="HTMLCode"/>
@@ -1473,9 +1136,8 @@
           <w:sz w:val="22"/>
           <w:szCs w:val="22"/>
         </w:rPr>
-        <w:t>svn</w:t>
-      </w:r>
-      <w:proofErr w:type="spellEnd"/>
+        <w:t>svn co http</w:t>
+      </w:r>
       <w:r>
         <w:rPr>
           <w:rStyle w:val="HTMLCode"/>
@@ -1483,7 +1145,7 @@
           <w:sz w:val="22"/>
           <w:szCs w:val="22"/>
         </w:rPr>
-        <w:t xml:space="preserve"> co http</w:t>
+        <w:t>s</w:t>
       </w:r>
       <w:r>
         <w:rPr>
@@ -1492,7 +1154,7 @@
           <w:sz w:val="22"/>
           <w:szCs w:val="22"/>
         </w:rPr>
-        <w:t>s</w:t>
+        <w:t>://svn.code.sf.net/p/</w:t>
       </w:r>
       <w:r>
         <w:rPr>
@@ -1501,7 +1163,7 @@
           <w:sz w:val="22"/>
           <w:szCs w:val="22"/>
         </w:rPr>
-        <w:t>://svn.code.sf.net/p/</w:t>
+        <w:t>xigmanas</w:t>
       </w:r>
       <w:r>
         <w:rPr>
@@ -1510,28 +1172,8 @@
           <w:sz w:val="22"/>
           <w:szCs w:val="22"/>
         </w:rPr>
-        <w:t>xigmanas</w:t>
-      </w:r>
-      <w:r>
-        <w:rPr>
-          <w:rStyle w:val="HTMLCode"/>
-          <w:rFonts w:ascii="Courier 10 Pitch" w:eastAsia="Calibri" w:hAnsi="Courier 10 Pitch" w:cs="Times New Roman"/>
-          <w:sz w:val="22"/>
-          <w:szCs w:val="22"/>
-        </w:rPr>
-        <w:t xml:space="preserve">/code/trunk </w:t>
-      </w:r>
-      <w:proofErr w:type="spellStart"/>
-      <w:r>
-        <w:rPr>
-          <w:rStyle w:val="HTMLCode"/>
-          <w:rFonts w:ascii="Courier 10 Pitch" w:eastAsia="Calibri" w:hAnsi="Courier 10 Pitch" w:cs="Times New Roman"/>
-          <w:sz w:val="22"/>
-          <w:szCs w:val="22"/>
-        </w:rPr>
-        <w:t>svn</w:t>
-      </w:r>
-      <w:proofErr w:type="spellEnd"/>
+        <w:t>/code/trunk svn</w:t>
+      </w:r>
     </w:p>
     <w:p>
       <w:pPr>
@@ -1599,145 +1241,93 @@
           <w:sz w:val="22"/>
           <w:szCs w:val="22"/>
         </w:rPr>
-        <w:t xml:space="preserve"> to upload code to </w:t>
-      </w:r>
-      <w:proofErr w:type="spellStart"/>
-      <w:r>
-        <w:rPr>
-          <w:rStyle w:val="HTMLCode"/>
-          <w:rFonts w:eastAsia="Calibri" w:cs="Times New Roman"/>
+        <w:t xml:space="preserve"> to upload code to svn)</w:t>
+      </w:r>
+    </w:p>
+    <w:p>
+      <w:pPr>
+        <w:pStyle w:val="Geenafstand"/>
+      </w:pPr>
+    </w:p>
+    <w:p>
+      <w:pPr>
+        <w:pStyle w:val="Geenafstand"/>
+      </w:pPr>
+      <w:r>
+        <w:rPr>
           <w:b/>
-          <w:sz w:val="22"/>
-          <w:szCs w:val="22"/>
-        </w:rPr>
-        <w:t>svn</w:t>
-      </w:r>
-      <w:proofErr w:type="spellEnd"/>
-      <w:r>
-        <w:rPr>
-          <w:rStyle w:val="HTMLCode"/>
-          <w:rFonts w:eastAsia="Calibri" w:cs="Times New Roman"/>
+          <w:u w:val="single"/>
+        </w:rPr>
+        <w:t>4.</w:t>
+      </w:r>
+      <w:r>
+        <w:rPr>
+          <w:u w:val="single"/>
+        </w:rPr>
+        <w:t xml:space="preserve"> Compile and build </w:t>
+      </w:r>
+      <w:r>
+        <w:rPr>
+          <w:u w:val="single"/>
+        </w:rPr>
+        <w:t>XigmaNAS</w:t>
+      </w:r>
+      <w:r>
+        <w:rPr>
+          <w:u w:val="single"/>
+        </w:rPr>
+        <w:t xml:space="preserve"> from scratch</w:t>
+      </w:r>
+    </w:p>
+    <w:p>
+      <w:pPr>
+        <w:pStyle w:val="Geenafstand"/>
+      </w:pPr>
+      <w:r>
+        <w:t>Now login as root user and start the compile/build script.</w:t>
+      </w:r>
+      <w:r>
+        <w:br/>
+      </w:r>
+      <w:r>
+        <w:br/>
+      </w:r>
+      <w:r>
+        <w:rPr>
+          <w:rFonts w:ascii="Courier 10 Pitch" w:hAnsi="Courier 10 Pitch"/>
+        </w:rPr>
+        <w:t># cd /usr/local/</w:t>
+      </w:r>
+      <w:r>
+        <w:rPr>
+          <w:rFonts w:ascii="Courier 10 Pitch" w:hAnsi="Courier 10 Pitch"/>
+        </w:rPr>
+        <w:t>xigmanas</w:t>
+      </w:r>
+      <w:r>
+        <w:rPr>
+          <w:rFonts w:ascii="Courier 10 Pitch" w:hAnsi="Courier 10 Pitch"/>
+        </w:rPr>
+        <w:t>/svn/build</w:t>
+      </w:r>
+      <w:r>
+        <w:rPr>
+          <w:rFonts w:ascii="Courier 10 Pitch" w:hAnsi="Courier 10 Pitch"/>
+        </w:rPr>
+        <w:br/>
+        <w:t># ./make.sh</w:t>
+      </w:r>
+      <w:r>
+        <w:br/>
+      </w:r>
+    </w:p>
+    <w:p>
+      <w:pPr>
+        <w:pStyle w:val="Geenafstand"/>
+      </w:pPr>
+      <w:r>
+        <w:rPr>
           <w:b/>
-          <w:sz w:val="22"/>
-          <w:szCs w:val="22"/>
-        </w:rPr>
-        <w:t>)</w:t>
-      </w:r>
-    </w:p>
-    <w:p>
-      <w:pPr>
-        <w:pStyle w:val="Geenafstand"/>
-      </w:pPr>
-    </w:p>
-    <w:p>
-      <w:pPr>
-        <w:pStyle w:val="Geenafstand"/>
-      </w:pPr>
-      <w:r>
-        <w:rPr>
-          <w:b/>
-          <w:u w:val="single"/>
-        </w:rPr>
-        <w:t>4.</w:t>
-      </w:r>
-      <w:r>
-        <w:rPr>
-          <w:u w:val="single"/>
-        </w:rPr>
-        <w:t xml:space="preserve"> Compile and build </w:t>
-      </w:r>
-      <w:r>
-        <w:rPr>
-          <w:u w:val="single"/>
-        </w:rPr>
-        <w:t>XigmaNAS</w:t>
-      </w:r>
-      <w:r>
-        <w:rPr>
-          <w:u w:val="single"/>
-        </w:rPr>
-        <w:t xml:space="preserve"> from scratch</w:t>
-      </w:r>
-    </w:p>
-    <w:p>
-      <w:pPr>
-        <w:pStyle w:val="Geenafstand"/>
-      </w:pPr>
-      <w:r>
-        <w:t>Now login as root user and start the compile/build script.</w:t>
-      </w:r>
-      <w:r>
-        <w:br/>
-      </w:r>
-      <w:r>
-        <w:br/>
-      </w:r>
-      <w:r>
-        <w:rPr>
-          <w:rFonts w:ascii="Courier 10 Pitch" w:hAnsi="Courier 10 Pitch"/>
-        </w:rPr>
-        <w:t># cd /</w:t>
-      </w:r>
-      <w:proofErr w:type="spellStart"/>
-      <w:r>
-        <w:rPr>
-          <w:rFonts w:ascii="Courier 10 Pitch" w:hAnsi="Courier 10 Pitch"/>
-        </w:rPr>
-        <w:t>usr</w:t>
-      </w:r>
-      <w:proofErr w:type="spellEnd"/>
-      <w:r>
-        <w:rPr>
-          <w:rFonts w:ascii="Courier 10 Pitch" w:hAnsi="Courier 10 Pitch"/>
-        </w:rPr>
-        <w:t>/local/</w:t>
-      </w:r>
-      <w:proofErr w:type="spellStart"/>
-      <w:r>
-        <w:rPr>
-          <w:rFonts w:ascii="Courier 10 Pitch" w:hAnsi="Courier 10 Pitch"/>
-        </w:rPr>
-        <w:t>xigmanas</w:t>
-      </w:r>
-      <w:proofErr w:type="spellEnd"/>
-      <w:r>
-        <w:rPr>
-          <w:rFonts w:ascii="Courier 10 Pitch" w:hAnsi="Courier 10 Pitch"/>
-        </w:rPr>
-        <w:t>/</w:t>
-      </w:r>
-      <w:proofErr w:type="spellStart"/>
-      <w:r>
-        <w:rPr>
-          <w:rFonts w:ascii="Courier 10 Pitch" w:hAnsi="Courier 10 Pitch"/>
-        </w:rPr>
-        <w:t>svn</w:t>
-      </w:r>
-      <w:proofErr w:type="spellEnd"/>
-      <w:r>
-        <w:rPr>
-          <w:rFonts w:ascii="Courier 10 Pitch" w:hAnsi="Courier 10 Pitch"/>
-        </w:rPr>
-        <w:t>/build</w:t>
-      </w:r>
-      <w:r>
-        <w:rPr>
-          <w:rFonts w:ascii="Courier 10 Pitch" w:hAnsi="Courier 10 Pitch"/>
-        </w:rPr>
-        <w:br/>
-        <w:t># ./make.sh</w:t>
-      </w:r>
-      <w:r>
-        <w:br/>
-      </w:r>
-    </w:p>
-    <w:p>
-      <w:pPr>
-        <w:pStyle w:val="Geenafstand"/>
-      </w:pPr>
-      <w:r>
-        <w:rPr>
-          <w:b/>
         </w:rPr>
         <w:t>Note</w:t>
       </w:r>
@@ -1769,6 +1359,7 @@
         <w:rPr>
           <w:noProof/>
         </w:rPr>
+        <w:lastRenderedPageBreak/>
         <w:drawing>
           <wp:inline distT="0" distB="0" distL="0" distR="0" wp14:anchorId="3DE6397B" wp14:editId="7279692F">
             <wp:extent cx="6454475" cy="4933950"/>
@@ -1948,15 +1539,7 @@
         <w:t xml:space="preserve"> with 6-3 “Re-build ports” with only</w:t>
       </w:r>
       <w:r>
-        <w:t xml:space="preserve"> ports </w:t>
-      </w:r>
-      <w:proofErr w:type="spellStart"/>
-      <w:r>
-        <w:t>ports</w:t>
-      </w:r>
-      <w:proofErr w:type="spellEnd"/>
-      <w:r>
-        <w:t xml:space="preserve">  “CA_ROOT_NSS</w:t>
+        <w:t xml:space="preserve"> ports ports  “CA_ROOT_NSS</w:t>
       </w:r>
       <w:r>
         <w:t>”</w:t>
@@ -2017,15 +1600,7 @@
       </w:r>
       <w:r>
         <w:br/>
-        <w:t xml:space="preserve">· READ the README files in the various </w:t>
-      </w:r>
-      <w:proofErr w:type="spellStart"/>
-      <w:r>
-        <w:t>svn</w:t>
-      </w:r>
-      <w:proofErr w:type="spellEnd"/>
-      <w:r>
-        <w:t>/build directories</w:t>
+        <w:t>· READ the README files in the various svn/build directories</w:t>
       </w:r>
       <w:r>
         <w:br/>
@@ -2045,30 +1620,8 @@
         <w:rPr>
           <w:rFonts w:ascii="Courier 10 Pitch" w:hAnsi="Courier 10 Pitch"/>
         </w:rPr>
-        <w:t>/</w:t>
-      </w:r>
-      <w:proofErr w:type="spellStart"/>
-      <w:r>
-        <w:rPr>
-          <w:rFonts w:ascii="Courier 10 Pitch" w:hAnsi="Courier 10 Pitch"/>
-        </w:rPr>
-        <w:t>usr</w:t>
-      </w:r>
-      <w:proofErr w:type="spellEnd"/>
-      <w:r>
-        <w:rPr>
-          <w:rFonts w:ascii="Courier 10 Pitch" w:hAnsi="Courier 10 Pitch"/>
-        </w:rPr>
-        <w:t>/ports/</w:t>
-      </w:r>
-      <w:proofErr w:type="spellStart"/>
-      <w:r>
-        <w:rPr>
-          <w:rFonts w:ascii="Courier 10 Pitch" w:hAnsi="Courier 10 Pitch"/>
-        </w:rPr>
-        <w:t>distfiles</w:t>
-      </w:r>
-      <w:proofErr w:type="spellEnd"/>
+        <w:t>/usr/ports/distfiles</w:t>
+      </w:r>
       <w:r>
         <w:t xml:space="preserve">". </w:t>
       </w:r>
@@ -2132,63 +1685,31 @@
           <w:rFonts w:ascii="Consolas" w:eastAsiaTheme="minorEastAsia" w:hAnsi="Consolas" w:cs="Consolas"/>
           <w:lang w:eastAsia="nl-NL"/>
         </w:rPr>
-        <w:t>10) - Create '</w:t>
-      </w:r>
-      <w:proofErr w:type="spellStart"/>
+        <w:t>10) - Create 'Embedded.img.xz' File.         (Firmware Update)</w:t>
+      </w:r>
+      <w:r>
+        <w:tab/>
+      </w:r>
+      <w:r>
+        <w:tab/>
+      </w:r>
+      <w:r>
+        <w:tab/>
+      </w:r>
+      <w:r>
+        <w:t>(This will create the embedded upgrade file)</w:t>
+      </w:r>
+    </w:p>
+    <w:p>
+      <w:pPr>
+        <w:pStyle w:val="Geenafstand"/>
+      </w:pPr>
       <w:r>
         <w:rPr>
           <w:rFonts w:ascii="Consolas" w:eastAsiaTheme="minorEastAsia" w:hAnsi="Consolas" w:cs="Consolas"/>
           <w:lang w:eastAsia="nl-NL"/>
         </w:rPr>
-        <w:t>Embedded.img.xz</w:t>
-      </w:r>
-      <w:proofErr w:type="spellEnd"/>
-      <w:r>
-        <w:rPr>
-          <w:rFonts w:ascii="Consolas" w:eastAsiaTheme="minorEastAsia" w:hAnsi="Consolas" w:cs="Consolas"/>
-          <w:lang w:eastAsia="nl-NL"/>
-        </w:rPr>
-        <w:t>' File.         (Firmware Update)</w:t>
-      </w:r>
-      <w:r>
-        <w:tab/>
-      </w:r>
-      <w:r>
-        <w:tab/>
-      </w:r>
-      <w:r>
-        <w:tab/>
-      </w:r>
-      <w:r>
-        <w:t>(This will create the embedded upgrade file)</w:t>
-      </w:r>
-    </w:p>
-    <w:p>
-      <w:pPr>
-        <w:pStyle w:val="Geenafstand"/>
-      </w:pPr>
-      <w:r>
-        <w:rPr>
-          <w:rFonts w:ascii="Consolas" w:eastAsiaTheme="minorEastAsia" w:hAnsi="Consolas" w:cs="Consolas"/>
-          <w:lang w:eastAsia="nl-NL"/>
-        </w:rPr>
-        <w:t>11) - Create 'LiveUSB.img.gz MBR' File.   (</w:t>
-      </w:r>
-      <w:proofErr w:type="spellStart"/>
-      <w:r>
-        <w:rPr>
-          <w:rFonts w:ascii="Consolas" w:eastAsiaTheme="minorEastAsia" w:hAnsi="Consolas" w:cs="Consolas"/>
-          <w:lang w:eastAsia="nl-NL"/>
-        </w:rPr>
-        <w:t>Rawrite</w:t>
-      </w:r>
-      <w:proofErr w:type="spellEnd"/>
-      <w:r>
-        <w:rPr>
-          <w:rFonts w:ascii="Consolas" w:eastAsiaTheme="minorEastAsia" w:hAnsi="Consolas" w:cs="Consolas"/>
-          <w:lang w:eastAsia="nl-NL"/>
-        </w:rPr>
-        <w:t xml:space="preserve"> to USB Key)</w:t>
+        <w:t>11) - Create 'LiveUSB.img.gz MBR' File.   (Rawrite to USB Key)</w:t>
       </w:r>
       <w:bookmarkStart w:id="1" w:name="_Hlk209738871"/>
       <w:r>
@@ -2202,15 +1723,7 @@
       </w:r>
       <w:bookmarkEnd w:id="1"/>
       <w:r>
-        <w:t xml:space="preserve">(This will create the </w:t>
-      </w:r>
-      <w:proofErr w:type="spellStart"/>
-      <w:r>
-        <w:t>LiveUSB</w:t>
-      </w:r>
-      <w:proofErr w:type="spellEnd"/>
-      <w:r>
-        <w:t xml:space="preserve"> file and embedded file)</w:t>
+        <w:t>(This will create the LiveUSB file and embedded file)</w:t>
       </w:r>
     </w:p>
     <w:p>
@@ -2262,23 +1775,7 @@
           <w:rFonts w:ascii="Consolas" w:eastAsiaTheme="minorEastAsia" w:hAnsi="Consolas" w:cs="Consolas"/>
           <w:lang w:eastAsia="nl-NL"/>
         </w:rPr>
-        <w:t>12) - Create 'LiveUSB.img.gz GPT' File.   (</w:t>
-      </w:r>
-      <w:proofErr w:type="spellStart"/>
-      <w:r>
-        <w:rPr>
-          <w:rFonts w:ascii="Consolas" w:eastAsiaTheme="minorEastAsia" w:hAnsi="Consolas" w:cs="Consolas"/>
-          <w:lang w:eastAsia="nl-NL"/>
-        </w:rPr>
-        <w:t>Rawrite</w:t>
-      </w:r>
-      <w:proofErr w:type="spellEnd"/>
-      <w:r>
-        <w:rPr>
-          <w:rFonts w:ascii="Consolas" w:eastAsiaTheme="minorEastAsia" w:hAnsi="Consolas" w:cs="Consolas"/>
-          <w:lang w:eastAsia="nl-NL"/>
-        </w:rPr>
-        <w:t xml:space="preserve"> to USB Key)</w:t>
+        <w:t>12) - Create 'LiveUSB.img.gz GPT' File.   (Rawrite to USB Key)</w:t>
       </w:r>
       <w:bookmarkStart w:id="3" w:name="_Hlk486951185"/>
       <w:bookmarkEnd w:id="2"/>
@@ -2347,14 +1844,12 @@
       <w:r>
         <w:t xml:space="preserve"> </w:t>
       </w:r>
-      <w:proofErr w:type="spellStart"/>
       <w:r>
         <w:t>Live</w:t>
       </w:r>
       <w:r>
         <w:t>USB</w:t>
       </w:r>
-      <w:proofErr w:type="spellEnd"/>
       <w:r>
         <w:t xml:space="preserve"> </w:t>
       </w:r>
@@ -2424,264 +1919,227 @@
           <w:rFonts w:ascii="Consolas" w:eastAsiaTheme="minorEastAsia" w:hAnsi="Consolas" w:cs="Consolas"/>
           <w:lang w:eastAsia="nl-NL"/>
         </w:rPr>
-        <w:t>13) - Create '</w:t>
-      </w:r>
-      <w:proofErr w:type="spellStart"/>
+        <w:t>13) - Create 'LiveCD' (ISO) File.</w:t>
+      </w:r>
+      <w:r>
+        <w:t xml:space="preserve"> </w:t>
+      </w:r>
+      <w:r>
+        <w:tab/>
+      </w:r>
+      <w:r>
+        <w:tab/>
+      </w:r>
+      <w:r>
+        <w:tab/>
+      </w:r>
+      <w:r>
+        <w:tab/>
+      </w:r>
+      <w:r>
+        <w:tab/>
+      </w:r>
+      <w:r>
+        <w:tab/>
+      </w:r>
+      <w:r>
+        <w:tab/>
+      </w:r>
+      <w:r>
+        <w:tab/>
+        <w:t>(This will create theLiveCD and embedded upgrade file with the checksum files)</w:t>
+      </w:r>
+    </w:p>
+    <w:p>
+      <w:pPr>
+        <w:pStyle w:val="Geenafstand"/>
+      </w:pPr>
       <w:r>
         <w:rPr>
           <w:rFonts w:ascii="Consolas" w:eastAsiaTheme="minorEastAsia" w:hAnsi="Consolas" w:cs="Consolas"/>
           <w:lang w:eastAsia="nl-NL"/>
         </w:rPr>
-        <w:t>LiveCD</w:t>
-      </w:r>
-      <w:proofErr w:type="spellEnd"/>
-      <w:r>
+        <w:t>15) - Create 'Full' (TGZ) Update File.</w:t>
+      </w:r>
+      <w:r>
+        <w:tab/>
+      </w:r>
+      <w:r>
+        <w:tab/>
+      </w:r>
+      <w:r>
+        <w:tab/>
+      </w:r>
+      <w:r>
+        <w:tab/>
+      </w:r>
+      <w:r>
+        <w:tab/>
+      </w:r>
+      <w:r>
+        <w:tab/>
+      </w:r>
+      <w:r>
+        <w:tab/>
+      </w:r>
+      <w:r>
+        <w:t xml:space="preserve">(This will create the full upgrade file </w:t>
+      </w:r>
+      <w:r>
+        <w:t>for</w:t>
+      </w:r>
+      <w:r>
+        <w:t xml:space="preserve"> upgrad</w:t>
+      </w:r>
+      <w:r>
+        <w:t>ing</w:t>
+      </w:r>
+      <w:r>
+        <w:t xml:space="preserve"> full install</w:t>
+      </w:r>
+      <w:r>
+        <w:t xml:space="preserve"> </w:t>
+      </w:r>
+      <w:r>
+        <w:t>s</w:t>
+      </w:r>
+      <w:r>
+        <w:t>ervers</w:t>
+      </w:r>
+      <w:r>
+        <w:t>)</w:t>
+      </w:r>
+    </w:p>
+    <w:p>
+      <w:pPr>
+        <w:pStyle w:val="Geenafstand"/>
+      </w:pPr>
+    </w:p>
+    <w:p>
+      <w:pPr>
+        <w:pStyle w:val="Geenafstand"/>
+      </w:pPr>
+      <w:r>
+        <w:rPr>
+          <w:b/>
+          <w:u w:val="single"/>
+        </w:rPr>
+        <w:t>5.</w:t>
+      </w:r>
+      <w:r>
+        <w:rPr>
+          <w:u w:val="single"/>
+        </w:rPr>
+        <w:t xml:space="preserve"> Making a updated translation template for launchpad.</w:t>
+      </w:r>
+    </w:p>
+    <w:p>
+      <w:pPr>
+        <w:pStyle w:val="Geenafstand"/>
+      </w:pPr>
+      <w:r>
+        <w:t>F</w:t>
+      </w:r>
+      <w:r>
+        <w:t xml:space="preserve">or </w:t>
+      </w:r>
+      <w:r>
+        <w:t>XigmaNAS</w:t>
+      </w:r>
+      <w:r>
+        <w:t>®</w:t>
+      </w:r>
+      <w:r>
+        <w:t xml:space="preserve"> </w:t>
+      </w:r>
+      <w:r>
+        <w:t>d</w:t>
+      </w:r>
+      <w:r>
+        <w:t>evelopers only!</w:t>
+      </w:r>
+    </w:p>
+    <w:p>
+      <w:pPr>
+        <w:pStyle w:val="Geenafstand"/>
+      </w:pPr>
+      <w:r>
+        <w:t xml:space="preserve">XigmaNAS </w:t>
+      </w:r>
+      <w:r>
+        <w:t xml:space="preserve">makes use of </w:t>
+      </w:r>
+      <w:r>
+        <w:t xml:space="preserve">translations </w:t>
+      </w:r>
+      <w:r>
+        <w:t>files to display the WebGUI in another language than English.</w:t>
+      </w:r>
+    </w:p>
+    <w:p>
+      <w:pPr>
+        <w:pStyle w:val="Geenafstand"/>
+      </w:pPr>
+      <w:r>
+        <w:t xml:space="preserve">Only the </w:t>
+      </w:r>
+      <w:r>
+        <w:t xml:space="preserve">made </w:t>
+      </w:r>
+      <w:r>
+        <w:t>xigmanas</w:t>
+      </w:r>
+      <w:r>
+        <w:t xml:space="preserve">.pot has to be uploaded </w:t>
+      </w:r>
+      <w:r>
+        <w:t xml:space="preserve">svn and launchpad </w:t>
+      </w:r>
+      <w:r>
+        <w:t>as we only download the translations online</w:t>
+      </w:r>
+      <w:r>
+        <w:t xml:space="preserve"> from launchpad</w:t>
+      </w:r>
+      <w:r>
+        <w:t>.</w:t>
+      </w:r>
+    </w:p>
+    <w:p>
+      <w:pPr>
+        <w:pStyle w:val="Geenafstand"/>
         <w:rPr>
           <w:rFonts w:ascii="Consolas" w:eastAsiaTheme="minorEastAsia" w:hAnsi="Consolas" w:cs="Consolas"/>
           <w:lang w:eastAsia="nl-NL"/>
         </w:rPr>
-        <w:t>' (ISO) File.</w:t>
-      </w:r>
-      <w:r>
-        <w:t xml:space="preserve"> </w:t>
-      </w:r>
-      <w:r>
-        <w:tab/>
-      </w:r>
-      <w:r>
-        <w:tab/>
-      </w:r>
-      <w:r>
-        <w:tab/>
-      </w:r>
-      <w:r>
-        <w:tab/>
-      </w:r>
-      <w:r>
-        <w:tab/>
-      </w:r>
-      <w:r>
-        <w:tab/>
-      </w:r>
-      <w:r>
-        <w:tab/>
-      </w:r>
-      <w:r>
-        <w:tab/>
-        <w:t xml:space="preserve">(This will create </w:t>
-      </w:r>
-      <w:proofErr w:type="spellStart"/>
-      <w:r>
-        <w:t>theLiveCD</w:t>
-      </w:r>
-      <w:proofErr w:type="spellEnd"/>
-      <w:r>
-        <w:t xml:space="preserve"> and embedded upgrade file with the checksum files)</w:t>
-      </w:r>
-    </w:p>
-    <w:p>
-      <w:pPr>
-        <w:pStyle w:val="Geenafstand"/>
       </w:pPr>
       <w:r>
         <w:rPr>
           <w:rFonts w:ascii="Consolas" w:eastAsiaTheme="minorEastAsia" w:hAnsi="Consolas" w:cs="Consolas"/>
           <w:lang w:eastAsia="nl-NL"/>
         </w:rPr>
-        <w:t>15) - Create 'Full' (TGZ) Update File.</w:t>
-      </w:r>
-      <w:r>
-        <w:tab/>
-      </w:r>
-      <w:r>
-        <w:tab/>
-      </w:r>
-      <w:r>
-        <w:tab/>
-      </w:r>
-      <w:r>
-        <w:tab/>
-      </w:r>
-      <w:r>
-        <w:tab/>
-      </w:r>
-      <w:r>
-        <w:tab/>
-      </w:r>
-      <w:r>
-        <w:tab/>
-      </w:r>
-      <w:r>
-        <w:t xml:space="preserve">(This will create the full upgrade file </w:t>
-      </w:r>
-      <w:r>
-        <w:t>for</w:t>
-      </w:r>
-      <w:r>
-        <w:t xml:space="preserve"> upgrad</w:t>
-      </w:r>
-      <w:r>
-        <w:t>ing</w:t>
-      </w:r>
-      <w:r>
-        <w:t xml:space="preserve"> full install</w:t>
-      </w:r>
-      <w:r>
-        <w:t xml:space="preserve"> </w:t>
-      </w:r>
-      <w:r>
-        <w:t>s</w:t>
-      </w:r>
-      <w:r>
-        <w:t>ervers</w:t>
-      </w:r>
-      <w:r>
-        <w:t>)</w:t>
-      </w:r>
-    </w:p>
-    <w:p>
-      <w:pPr>
-        <w:pStyle w:val="Geenafstand"/>
-      </w:pPr>
-    </w:p>
-    <w:p>
-      <w:pPr>
-        <w:pStyle w:val="Geenafstand"/>
-      </w:pPr>
-      <w:r>
-        <w:rPr>
-          <w:b/>
-          <w:u w:val="single"/>
-        </w:rPr>
-        <w:t>5.</w:t>
-      </w:r>
-      <w:r>
-        <w:rPr>
-          <w:u w:val="single"/>
-        </w:rPr>
-        <w:t xml:space="preserve"> Making a updated translation template for launchpad.</w:t>
-      </w:r>
-    </w:p>
-    <w:p>
-      <w:pPr>
-        <w:pStyle w:val="Geenafstand"/>
-      </w:pPr>
-      <w:r>
-        <w:t>F</w:t>
-      </w:r>
-      <w:r>
-        <w:t xml:space="preserve">or </w:t>
-      </w:r>
-      <w:r>
-        <w:t>XigmaNAS</w:t>
-      </w:r>
-      <w:r>
-        <w:t>®</w:t>
-      </w:r>
-      <w:r>
-        <w:t xml:space="preserve"> </w:t>
-      </w:r>
-      <w:r>
-        <w:t>d</w:t>
-      </w:r>
-      <w:r>
-        <w:t>evelopers only!</w:t>
-      </w:r>
-    </w:p>
-    <w:p>
-      <w:pPr>
-        <w:pStyle w:val="Geenafstand"/>
-      </w:pPr>
-      <w:r>
-        <w:t xml:space="preserve">XigmaNAS </w:t>
-      </w:r>
-      <w:r>
-        <w:t xml:space="preserve">makes use of </w:t>
-      </w:r>
-      <w:r>
-        <w:t xml:space="preserve">translations </w:t>
-      </w:r>
-      <w:r>
-        <w:t xml:space="preserve">files to display the </w:t>
-      </w:r>
-      <w:proofErr w:type="spellStart"/>
-      <w:r>
-        <w:t>WebGUI</w:t>
-      </w:r>
-      <w:proofErr w:type="spellEnd"/>
-      <w:r>
-        <w:t xml:space="preserve"> in another language than English.</w:t>
-      </w:r>
-    </w:p>
-    <w:p>
-      <w:pPr>
-        <w:pStyle w:val="Geenafstand"/>
-      </w:pPr>
-      <w:r>
-        <w:t xml:space="preserve">Only the </w:t>
-      </w:r>
-      <w:r>
-        <w:t xml:space="preserve">made </w:t>
-      </w:r>
-      <w:r>
-        <w:t>xigmanas</w:t>
-      </w:r>
-      <w:r>
-        <w:t xml:space="preserve">.pot has to be uploaded </w:t>
-      </w:r>
-      <w:proofErr w:type="spellStart"/>
-      <w:r>
-        <w:t>svn</w:t>
-      </w:r>
-      <w:proofErr w:type="spellEnd"/>
-      <w:r>
-        <w:t xml:space="preserve"> and launchpad </w:t>
-      </w:r>
-      <w:r>
-        <w:t>as we only download the translations online</w:t>
-      </w:r>
-      <w:r>
-        <w:t xml:space="preserve"> from launchpad</w:t>
+        <w:t>17) - Create translations xigmanas.pot file from Source files.</w:t>
+      </w:r>
+    </w:p>
+    <w:p>
+      <w:pPr>
+        <w:pStyle w:val="Geenafstand"/>
+      </w:pPr>
+      <w:r>
+        <w:t xml:space="preserve">Hint: Now you are able to locally update a </w:t>
+      </w:r>
+      <w:r>
+        <w:t>translation. Po</w:t>
+      </w:r>
+      <w:r>
+        <w:t xml:space="preserve"> with a program like </w:t>
+      </w:r>
+      <w:r>
+        <w:t>Po edit</w:t>
       </w:r>
       <w:r>
         <w:t>.</w:t>
       </w:r>
-    </w:p>
-    <w:p>
-      <w:pPr>
-        <w:pStyle w:val="Geenafstand"/>
-        <w:rPr>
-          <w:rFonts w:ascii="Consolas" w:eastAsiaTheme="minorEastAsia" w:hAnsi="Consolas" w:cs="Consolas"/>
-          <w:lang w:eastAsia="nl-NL"/>
-        </w:rPr>
-      </w:pPr>
-      <w:r>
-        <w:rPr>
-          <w:rFonts w:ascii="Consolas" w:eastAsiaTheme="minorEastAsia" w:hAnsi="Consolas" w:cs="Consolas"/>
-          <w:lang w:eastAsia="nl-NL"/>
-        </w:rPr>
-        <w:t>17) - Create translations xigmanas.pot file from Source files.</w:t>
-      </w:r>
-    </w:p>
-    <w:p>
-      <w:pPr>
-        <w:pStyle w:val="Geenafstand"/>
-      </w:pPr>
-      <w:r>
-        <w:t xml:space="preserve">Hint: Now you are able to locally update a </w:t>
-      </w:r>
-      <w:r>
-        <w:t>translation. Po</w:t>
-      </w:r>
-      <w:r>
-        <w:t xml:space="preserve"> with a program like </w:t>
-      </w:r>
-      <w:r>
-        <w:t>Po edit</w:t>
-      </w:r>
-      <w:r>
-        <w:t>.</w:t>
-      </w:r>
       <w:r>
         <w:tab/>
       </w:r>
@@ -2710,7 +2168,12 @@
       </w:pPr>
     </w:p>
     <w:sectPr>
-      <w:footerReference w:type="default" r:id="rId9"/>
+      <w:headerReference w:type="even" r:id="rId9"/>
+      <w:headerReference w:type="default" r:id="rId10"/>
+      <w:footerReference w:type="even" r:id="rId11"/>
+      <w:footerReference w:type="default" r:id="rId12"/>
+      <w:headerReference w:type="first" r:id="rId13"/>
+      <w:footerReference w:type="first" r:id="rId14"/>
       <w:pgSz w:w="12240" w:h="15840"/>
       <w:pgMar w:top="1304" w:right="1440" w:bottom="851" w:left="1440" w:header="0" w:footer="720" w:gutter="0"/>
       <w:cols w:space="708"/>
@@ -2747,6 +2210,16 @@
 </file>
 
 <file path=word/footer1.xml><?xml version="1.0" encoding="utf-8"?>
+<w:ftr xmlns:wpc="http://schemas.microsoft.com/office/word/2010/wordprocessingCanvas" xmlns:cx="http://schemas.microsoft.com/office/drawing/2014/chartex" xmlns:cx1="http://schemas.microsoft.com/office/drawing/2015/9/8/chartex" xmlns:cx2="http://schemas.microsoft.com/office/drawing/2015/10/21/chartex" xmlns:cx3="http://schemas.microsoft.com/office/drawing/2016/5/9/chartex" xmlns:cx4="http://schemas.microsoft.com/office/drawing/2016/5/10/chartex" xmlns:cx5="http://schemas.microsoft.com/office/drawing/2016/5/11/chartex" xmlns:cx6="http://schemas.microsoft.com/office/drawing/2016/5/12/chartex" xmlns:cx7="http://schemas.microsoft.com/office/drawing/2016/5/13/chartex" xmlns:cx8="http://schemas.microsoft.com/office/drawing/2016/5/14/chartex" xmlns:mc="http://schemas.openxmlformats.org/markup-compatibility/2006" xmlns:aink="http://schemas.microsoft.com/office/drawing/2016/ink" xmlns:am3d="http://schemas.microsoft.com/office/drawing/2017/model3d" xmlns:o="urn:schemas-microsoft-com:office:office" xmlns:oel="http://schemas.microsoft.com/office/2019/extlst" xmlns:r="http://schemas.openxmlformats.org/officeDocument/2006/relationships" xmlns:m="http://schemas.openxmlformats.org/officeDocument/2006/math" xmlns:v="urn:schemas-microsoft-com:vml" xmlns:wp14="http://schemas.microsoft.com/office/word/2010/wordprocessingDrawing" xmlns:wp="http://schemas.openxmlformats.org/drawingml/2006/wordprocessingDrawing" xmlns:w10="urn:schemas-microsoft-com:office:word" xmlns:w="http://schemas.openxmlformats.org/wordprocessingml/2006/main" xmlns:w14="http://schemas.microsoft.com/office/word/2010/wordml" xmlns:w15="http://schemas.microsoft.com/office/word/2012/wordml" xmlns:w16cex="http://schemas.microsoft.com/office/word/2018/wordml/cex" xmlns:w16cid="http://schemas.microsoft.com/office/word/2016/wordml/cid" xmlns:w16="http://schemas.microsoft.com/office/word/2018/wordml" xmlns:w16du="http://schemas.microsoft.com/office/word/2023/wordml/word16du" xmlns:w16sdtdh="http://schemas.microsoft.com/office/word/2020/wordml/sdtdatahash" xmlns:w16sdtfl="http://schemas.microsoft.com/office/word/2024/wordml/sdtformatlock" xmlns:w16se="http://schemas.microsoft.com/office/word/2015/wordml/symex" xmlns:wpg="http://schemas.microsoft.com/office/word/2010/wordprocessingGroup" xmlns:wpi="http://schemas.microsoft.com/office/word/2010/wordprocessingInk" xmlns:wne="http://schemas.microsoft.com/office/word/2006/wordml" xmlns:wps="http://schemas.microsoft.com/office/word/2010/wordprocessingShape" mc:Ignorable="w14 w15 w16se w16cid w16 w16cex w16sdtdh w16sdtfl w16du wp14">
+  <w:p>
+    <w:pPr>
+      <w:pStyle w:val="Voettekst"/>
+    </w:pPr>
+  </w:p>
+</w:ftr>
+</file>
+
+<file path=word/footer2.xml><?xml version="1.0" encoding="utf-8"?>
 <w:ftr xmlns:wpc="http://schemas.microsoft.com/office/word/2010/wordprocessingCanvas" xmlns:cx="http://schemas.microsoft.com/office/drawing/2014/chartex" xmlns:cx1="http://schemas.microsoft.com/office/drawing/2015/9/8/chartex" xmlns:cx2="http://schemas.microsoft.com/office/drawing/2015/10/21/chartex" xmlns:cx3="http://schemas.microsoft.com/office/drawing/2016/5/9/chartex" xmlns:cx4="http://schemas.microsoft.com/office/drawing/2016/5/10/chartex" xmlns:cx5="http://schemas.microsoft.com/office/drawing/2016/5/11/chartex" xmlns:cx6="http://schemas.microsoft.com/office/drawing/2016/5/12/chartex" xmlns:cx7="http://schemas.microsoft.com/office/drawing/2016/5/13/chartex" xmlns:cx8="http://schemas.microsoft.com/office/drawing/2016/5/14/chartex" xmlns:mc="http://schemas.openxmlformats.org/markup-compatibility/2006" xmlns:aink="http://schemas.microsoft.com/office/drawing/2016/ink" xmlns:am3d="http://schemas.microsoft.com/office/drawing/2017/model3d" xmlns:o="urn:schemas-microsoft-com:office:office" xmlns:oel="http://schemas.microsoft.com/office/2019/extlst" xmlns:r="http://schemas.openxmlformats.org/officeDocument/2006/relationships" xmlns:m="http://schemas.openxmlformats.org/officeDocument/2006/math" xmlns:v="urn:schemas-microsoft-com:vml" xmlns:wp14="http://schemas.microsoft.com/office/word/2010/wordprocessingDrawing" xmlns:wp="http://schemas.openxmlformats.org/drawingml/2006/wordprocessingDrawing" xmlns:w10="urn:schemas-microsoft-com:office:word" xmlns:w="http://schemas.openxmlformats.org/wordprocessingml/2006/main" xmlns:w14="http://schemas.microsoft.com/office/word/2010/wordml" xmlns:w15="http://schemas.microsoft.com/office/word/2012/wordml" xmlns:w16cex="http://schemas.microsoft.com/office/word/2018/wordml/cex" xmlns:w16cid="http://schemas.microsoft.com/office/word/2016/wordml/cid" xmlns:w16="http://schemas.microsoft.com/office/word/2018/wordml" xmlns:w16du="http://schemas.microsoft.com/office/word/2023/wordml/word16du" xmlns:w16sdtdh="http://schemas.microsoft.com/office/word/2020/wordml/sdtdatahash" xmlns:w16sdtfl="http://schemas.microsoft.com/office/word/2024/wordml/sdtformatlock" xmlns:w16se="http://schemas.microsoft.com/office/word/2015/wordml/symex" xmlns:wpg="http://schemas.microsoft.com/office/word/2010/wordprocessingGroup" xmlns:wpi="http://schemas.microsoft.com/office/word/2010/wordprocessingInk" xmlns:wne="http://schemas.microsoft.com/office/word/2006/wordml" xmlns:wps="http://schemas.microsoft.com/office/word/2010/wordprocessingShape" mc:Ignorable="w14 w15 w16se w16cid w16 w16cex w16sdtdh w16sdtfl w16du wp14">
   <w:p>
     <w:pPr>
@@ -2946,7 +2419,7 @@
         <w:szCs w:val="14"/>
         <w:lang w:eastAsia="nl-NL"/>
       </w:rPr>
-      <w:t>0</w:t>
+      <w:t>1</w:t>
     </w:r>
   </w:p>
   <w:p>
@@ -3031,6 +2504,16 @@
 </w:ftr>
 </file>
 
+<file path=word/footer3.xml><?xml version="1.0" encoding="utf-8"?>
+<w:ftr xmlns:wpc="http://schemas.microsoft.com/office/word/2010/wordprocessingCanvas" xmlns:cx="http://schemas.microsoft.com/office/drawing/2014/chartex" xmlns:cx1="http://schemas.microsoft.com/office/drawing/2015/9/8/chartex" xmlns:cx2="http://schemas.microsoft.com/office/drawing/2015/10/21/chartex" xmlns:cx3="http://schemas.microsoft.com/office/drawing/2016/5/9/chartex" xmlns:cx4="http://schemas.microsoft.com/office/drawing/2016/5/10/chartex" xmlns:cx5="http://schemas.microsoft.com/office/drawing/2016/5/11/chartex" xmlns:cx6="http://schemas.microsoft.com/office/drawing/2016/5/12/chartex" xmlns:cx7="http://schemas.microsoft.com/office/drawing/2016/5/13/chartex" xmlns:cx8="http://schemas.microsoft.com/office/drawing/2016/5/14/chartex" xmlns:mc="http://schemas.openxmlformats.org/markup-compatibility/2006" xmlns:aink="http://schemas.microsoft.com/office/drawing/2016/ink" xmlns:am3d="http://schemas.microsoft.com/office/drawing/2017/model3d" xmlns:o="urn:schemas-microsoft-com:office:office" xmlns:oel="http://schemas.microsoft.com/office/2019/extlst" xmlns:r="http://schemas.openxmlformats.org/officeDocument/2006/relationships" xmlns:m="http://schemas.openxmlformats.org/officeDocument/2006/math" xmlns:v="urn:schemas-microsoft-com:vml" xmlns:wp14="http://schemas.microsoft.com/office/word/2010/wordprocessingDrawing" xmlns:wp="http://schemas.openxmlformats.org/drawingml/2006/wordprocessingDrawing" xmlns:w10="urn:schemas-microsoft-com:office:word" xmlns:w="http://schemas.openxmlformats.org/wordprocessingml/2006/main" xmlns:w14="http://schemas.microsoft.com/office/word/2010/wordml" xmlns:w15="http://schemas.microsoft.com/office/word/2012/wordml" xmlns:w16cex="http://schemas.microsoft.com/office/word/2018/wordml/cex" xmlns:w16cid="http://schemas.microsoft.com/office/word/2016/wordml/cid" xmlns:w16="http://schemas.microsoft.com/office/word/2018/wordml" xmlns:w16du="http://schemas.microsoft.com/office/word/2023/wordml/word16du" xmlns:w16sdtdh="http://schemas.microsoft.com/office/word/2020/wordml/sdtdatahash" xmlns:w16sdtfl="http://schemas.microsoft.com/office/word/2024/wordml/sdtformatlock" xmlns:w16se="http://schemas.microsoft.com/office/word/2015/wordml/symex" xmlns:wpg="http://schemas.microsoft.com/office/word/2010/wordprocessingGroup" xmlns:wpi="http://schemas.microsoft.com/office/word/2010/wordprocessingInk" xmlns:wne="http://schemas.microsoft.com/office/word/2006/wordml" xmlns:wps="http://schemas.microsoft.com/office/word/2010/wordprocessingShape" mc:Ignorable="w14 w15 w16se w16cid w16 w16cex w16sdtdh w16sdtfl w16du wp14">
+  <w:p>
+    <w:pPr>
+      <w:pStyle w:val="Voettekst"/>
+    </w:pPr>
+  </w:p>
+</w:ftr>
+</file>
+
 <file path=word/footnotes.xml><?xml version="1.0" encoding="utf-8"?>
 <w:footnotes xmlns:wpc="http://schemas.microsoft.com/office/word/2010/wordprocessingCanvas" xmlns:cx="http://schemas.microsoft.com/office/drawing/2014/chartex" xmlns:cx1="http://schemas.microsoft.com/office/drawing/2015/9/8/chartex" xmlns:cx2="http://schemas.microsoft.com/office/drawing/2015/10/21/chartex" xmlns:cx3="http://schemas.microsoft.com/office/drawing/2016/5/9/chartex" xmlns:cx4="http://schemas.microsoft.com/office/drawing/2016/5/10/chartex" xmlns:cx5="http://schemas.microsoft.com/office/drawing/2016/5/11/chartex" xmlns:cx6="http://schemas.microsoft.com/office/drawing/2016/5/12/chartex" xmlns:cx7="http://schemas.microsoft.com/office/drawing/2016/5/13/chartex" xmlns:cx8="http://schemas.microsoft.com/office/drawing/2016/5/14/chartex" xmlns:mc="http://schemas.openxmlformats.org/markup-compatibility/2006" xmlns:aink="http://schemas.microsoft.com/office/drawing/2016/ink" xmlns:am3d="http://schemas.microsoft.com/office/drawing/2017/model3d" xmlns:o="urn:schemas-microsoft-com:office:office" xmlns:oel="http://schemas.microsoft.com/office/2019/extlst" xmlns:r="http://schemas.openxmlformats.org/officeDocument/2006/relationships" xmlns:m="http://schemas.openxmlformats.org/officeDocument/2006/math" xmlns:v="urn:schemas-microsoft-com:vml" xmlns:wp14="http://schemas.microsoft.com/office/word/2010/wordprocessingDrawing" xmlns:wp="http://schemas.openxmlformats.org/drawingml/2006/wordprocessingDrawing" xmlns:w10="urn:schemas-microsoft-com:office:word" xmlns:w="http://schemas.openxmlformats.org/wordprocessingml/2006/main" xmlns:w14="http://schemas.microsoft.com/office/word/2010/wordml" xmlns:w15="http://schemas.microsoft.com/office/word/2012/wordml" xmlns:w16cex="http://schemas.microsoft.com/office/word/2018/wordml/cex" xmlns:w16cid="http://schemas.microsoft.com/office/word/2016/wordml/cid" xmlns:w16="http://schemas.microsoft.com/office/word/2018/wordml" xmlns:w16du="http://schemas.microsoft.com/office/word/2023/wordml/word16du" xmlns:w16sdtdh="http://schemas.microsoft.com/office/word/2020/wordml/sdtdatahash" xmlns:w16sdtfl="http://schemas.microsoft.com/office/word/2024/wordml/sdtformatlock" xmlns:w16se="http://schemas.microsoft.com/office/word/2015/wordml/symex" xmlns:wpg="http://schemas.microsoft.com/office/word/2010/wordprocessingGroup" xmlns:wpi="http://schemas.microsoft.com/office/word/2010/wordprocessingInk" xmlns:wne="http://schemas.microsoft.com/office/word/2006/wordml" xmlns:wps="http://schemas.microsoft.com/office/word/2010/wordprocessingShape" mc:Ignorable="w14 w15 w16se w16cid w16 w16cex w16sdtdh w16sdtfl w16du wp14">
   <w:footnote w:type="separator" w:id="-1">
@@ -3054,6 +2537,36 @@
     </w:p>
   </w:footnote>
 </w:footnotes>
+</file>
+
+<file path=word/header1.xml><?xml version="1.0" encoding="utf-8"?>
+<w:hdr xmlns:wpc="http://schemas.microsoft.com/office/word/2010/wordprocessingCanvas" xmlns:cx="http://schemas.microsoft.com/office/drawing/2014/chartex" xmlns:cx1="http://schemas.microsoft.com/office/drawing/2015/9/8/chartex" xmlns:cx2="http://schemas.microsoft.com/office/drawing/2015/10/21/chartex" xmlns:cx3="http://schemas.microsoft.com/office/drawing/2016/5/9/chartex" xmlns:cx4="http://schemas.microsoft.com/office/drawing/2016/5/10/chartex" xmlns:cx5="http://schemas.microsoft.com/office/drawing/2016/5/11/chartex" xmlns:cx6="http://schemas.microsoft.com/office/drawing/2016/5/12/chartex" xmlns:cx7="http://schemas.microsoft.com/office/drawing/2016/5/13/chartex" xmlns:cx8="http://schemas.microsoft.com/office/drawing/2016/5/14/chartex" xmlns:mc="http://schemas.openxmlformats.org/markup-compatibility/2006" xmlns:aink="http://schemas.microsoft.com/office/drawing/2016/ink" xmlns:am3d="http://schemas.microsoft.com/office/drawing/2017/model3d" xmlns:o="urn:schemas-microsoft-com:office:office" xmlns:oel="http://schemas.microsoft.com/office/2019/extlst" xmlns:r="http://schemas.openxmlformats.org/officeDocument/2006/relationships" xmlns:m="http://schemas.openxmlformats.org/officeDocument/2006/math" xmlns:v="urn:schemas-microsoft-com:vml" xmlns:wp14="http://schemas.microsoft.com/office/word/2010/wordprocessingDrawing" xmlns:wp="http://schemas.openxmlformats.org/drawingml/2006/wordprocessingDrawing" xmlns:w10="urn:schemas-microsoft-com:office:word" xmlns:w="http://schemas.openxmlformats.org/wordprocessingml/2006/main" xmlns:w14="http://schemas.microsoft.com/office/word/2010/wordml" xmlns:w15="http://schemas.microsoft.com/office/word/2012/wordml" xmlns:w16cex="http://schemas.microsoft.com/office/word/2018/wordml/cex" xmlns:w16cid="http://schemas.microsoft.com/office/word/2016/wordml/cid" xmlns:w16="http://schemas.microsoft.com/office/word/2018/wordml" xmlns:w16du="http://schemas.microsoft.com/office/word/2023/wordml/word16du" xmlns:w16sdtdh="http://schemas.microsoft.com/office/word/2020/wordml/sdtdatahash" xmlns:w16sdtfl="http://schemas.microsoft.com/office/word/2024/wordml/sdtformatlock" xmlns:w16se="http://schemas.microsoft.com/office/word/2015/wordml/symex" xmlns:wpg="http://schemas.microsoft.com/office/word/2010/wordprocessingGroup" xmlns:wpi="http://schemas.microsoft.com/office/word/2010/wordprocessingInk" xmlns:wne="http://schemas.microsoft.com/office/word/2006/wordml" xmlns:wps="http://schemas.microsoft.com/office/word/2010/wordprocessingShape" mc:Ignorable="w14 w15 w16se w16cid w16 w16cex w16sdtdh w16sdtfl w16du wp14">
+  <w:p>
+    <w:pPr>
+      <w:pStyle w:val="Koptekst"/>
+    </w:pPr>
+  </w:p>
+</w:hdr>
+</file>
+
+<file path=word/header2.xml><?xml version="1.0" encoding="utf-8"?>
+<w:hdr xmlns:wpc="http://schemas.microsoft.com/office/word/2010/wordprocessingCanvas" xmlns:cx="http://schemas.microsoft.com/office/drawing/2014/chartex" xmlns:cx1="http://schemas.microsoft.com/office/drawing/2015/9/8/chartex" xmlns:cx2="http://schemas.microsoft.com/office/drawing/2015/10/21/chartex" xmlns:cx3="http://schemas.microsoft.com/office/drawing/2016/5/9/chartex" xmlns:cx4="http://schemas.microsoft.com/office/drawing/2016/5/10/chartex" xmlns:cx5="http://schemas.microsoft.com/office/drawing/2016/5/11/chartex" xmlns:cx6="http://schemas.microsoft.com/office/drawing/2016/5/12/chartex" xmlns:cx7="http://schemas.microsoft.com/office/drawing/2016/5/13/chartex" xmlns:cx8="http://schemas.microsoft.com/office/drawing/2016/5/14/chartex" xmlns:mc="http://schemas.openxmlformats.org/markup-compatibility/2006" xmlns:aink="http://schemas.microsoft.com/office/drawing/2016/ink" xmlns:am3d="http://schemas.microsoft.com/office/drawing/2017/model3d" xmlns:o="urn:schemas-microsoft-com:office:office" xmlns:oel="http://schemas.microsoft.com/office/2019/extlst" xmlns:r="http://schemas.openxmlformats.org/officeDocument/2006/relationships" xmlns:m="http://schemas.openxmlformats.org/officeDocument/2006/math" xmlns:v="urn:schemas-microsoft-com:vml" xmlns:wp14="http://schemas.microsoft.com/office/word/2010/wordprocessingDrawing" xmlns:wp="http://schemas.openxmlformats.org/drawingml/2006/wordprocessingDrawing" xmlns:w10="urn:schemas-microsoft-com:office:word" xmlns:w="http://schemas.openxmlformats.org/wordprocessingml/2006/main" xmlns:w14="http://schemas.microsoft.com/office/word/2010/wordml" xmlns:w15="http://schemas.microsoft.com/office/word/2012/wordml" xmlns:w16cex="http://schemas.microsoft.com/office/word/2018/wordml/cex" xmlns:w16cid="http://schemas.microsoft.com/office/word/2016/wordml/cid" xmlns:w16="http://schemas.microsoft.com/office/word/2018/wordml" xmlns:w16du="http://schemas.microsoft.com/office/word/2023/wordml/word16du" xmlns:w16sdtdh="http://schemas.microsoft.com/office/word/2020/wordml/sdtdatahash" xmlns:w16sdtfl="http://schemas.microsoft.com/office/word/2024/wordml/sdtformatlock" xmlns:w16se="http://schemas.microsoft.com/office/word/2015/wordml/symex" xmlns:wpg="http://schemas.microsoft.com/office/word/2010/wordprocessingGroup" xmlns:wpi="http://schemas.microsoft.com/office/word/2010/wordprocessingInk" xmlns:wne="http://schemas.microsoft.com/office/word/2006/wordml" xmlns:wps="http://schemas.microsoft.com/office/word/2010/wordprocessingShape" mc:Ignorable="w14 w15 w16se w16cid w16 w16cex w16sdtdh w16sdtfl w16du wp14">
+  <w:p>
+    <w:pPr>
+      <w:pStyle w:val="Koptekst"/>
+    </w:pPr>
+  </w:p>
+</w:hdr>
+</file>
+
+<file path=word/header3.xml><?xml version="1.0" encoding="utf-8"?>
+<w:hdr xmlns:wpc="http://schemas.microsoft.com/office/word/2010/wordprocessingCanvas" xmlns:cx="http://schemas.microsoft.com/office/drawing/2014/chartex" xmlns:cx1="http://schemas.microsoft.com/office/drawing/2015/9/8/chartex" xmlns:cx2="http://schemas.microsoft.com/office/drawing/2015/10/21/chartex" xmlns:cx3="http://schemas.microsoft.com/office/drawing/2016/5/9/chartex" xmlns:cx4="http://schemas.microsoft.com/office/drawing/2016/5/10/chartex" xmlns:cx5="http://schemas.microsoft.com/office/drawing/2016/5/11/chartex" xmlns:cx6="http://schemas.microsoft.com/office/drawing/2016/5/12/chartex" xmlns:cx7="http://schemas.microsoft.com/office/drawing/2016/5/13/chartex" xmlns:cx8="http://schemas.microsoft.com/office/drawing/2016/5/14/chartex" xmlns:mc="http://schemas.openxmlformats.org/markup-compatibility/2006" xmlns:aink="http://schemas.microsoft.com/office/drawing/2016/ink" xmlns:am3d="http://schemas.microsoft.com/office/drawing/2017/model3d" xmlns:o="urn:schemas-microsoft-com:office:office" xmlns:oel="http://schemas.microsoft.com/office/2019/extlst" xmlns:r="http://schemas.openxmlformats.org/officeDocument/2006/relationships" xmlns:m="http://schemas.openxmlformats.org/officeDocument/2006/math" xmlns:v="urn:schemas-microsoft-com:vml" xmlns:wp14="http://schemas.microsoft.com/office/word/2010/wordprocessingDrawing" xmlns:wp="http://schemas.openxmlformats.org/drawingml/2006/wordprocessingDrawing" xmlns:w10="urn:schemas-microsoft-com:office:word" xmlns:w="http://schemas.openxmlformats.org/wordprocessingml/2006/main" xmlns:w14="http://schemas.microsoft.com/office/word/2010/wordml" xmlns:w15="http://schemas.microsoft.com/office/word/2012/wordml" xmlns:w16cex="http://schemas.microsoft.com/office/word/2018/wordml/cex" xmlns:w16cid="http://schemas.microsoft.com/office/word/2016/wordml/cid" xmlns:w16="http://schemas.microsoft.com/office/word/2018/wordml" xmlns:w16du="http://schemas.microsoft.com/office/word/2023/wordml/word16du" xmlns:w16sdtdh="http://schemas.microsoft.com/office/word/2020/wordml/sdtdatahash" xmlns:w16sdtfl="http://schemas.microsoft.com/office/word/2024/wordml/sdtformatlock" xmlns:w16se="http://schemas.microsoft.com/office/word/2015/wordml/symex" xmlns:wpg="http://schemas.microsoft.com/office/word/2010/wordprocessingGroup" xmlns:wpi="http://schemas.microsoft.com/office/word/2010/wordprocessingInk" xmlns:wne="http://schemas.microsoft.com/office/word/2006/wordml" xmlns:wps="http://schemas.microsoft.com/office/word/2010/wordprocessingShape" mc:Ignorable="w14 w15 w16se w16cid w16 w16cex w16sdtdh w16sdtfl w16du wp14">
+  <w:p>
+    <w:pPr>
+      <w:pStyle w:val="Koptekst"/>
+    </w:pPr>
+  </w:p>
+</w:hdr>
 </file>
 
 <file path=word/styles.xml><?xml version="1.0" encoding="utf-8"?>
